--- a/WerkstattPilot/06_abgabe/arbeitsgruppe3-projektarbeit.docx
+++ b/WerkstattPilot/06_abgabe/arbeitsgruppe3-projektarbeit.docx
@@ -1079,16 +1079,17 @@
         <w:tblLook w:val="04A0" w:firstRow="1" w:lastRow="0" w:firstColumn="1" w:lastColumn="0" w:noHBand="0" w:noVBand="1"/>
       </w:tblPr>
       <w:tblGrid>
-        <w:gridCol w:w="2835"/>
-        <w:gridCol w:w="6236"/>
+        <w:gridCol w:w="2859"/>
+        <w:gridCol w:w="6291"/>
       </w:tblGrid>
       <w:tr>
         <w:trPr>
+          <w:trHeight w:val="239"/>
           <w:jc w:val="center"/>
         </w:trPr>
         <w:tc>
           <w:tcPr>
-            <w:tcW w:w="2835" w:type="dxa"/>
+            <w:tcW w:w="2859" w:type="dxa"/>
             <w:tcBorders>
               <w:top w:val="single" w:sz="8" w:space="0" w:color="D9E2F3"/>
               <w:left w:val="single" w:sz="8" w:space="0" w:color="D9E2F3"/>
@@ -1098,6 +1099,7 @@
             <w:shd w:val="clear" w:color="auto" w:fill="1F4E79"/>
           </w:tcPr>
           <w:p>
+            <w:proofErr w:type="spellStart"/>
             <w:r>
               <w:rPr>
                 <w:b/>
@@ -1106,11 +1108,12 @@
               </w:rPr>
               <w:t>Angabe</w:t>
             </w:r>
-          </w:p>
-        </w:tc>
-        <w:tc>
-          <w:tcPr>
-            <w:tcW w:w="6236" w:type="dxa"/>
+            <w:proofErr w:type="spellEnd"/>
+          </w:p>
+        </w:tc>
+        <w:tc>
+          <w:tcPr>
+            <w:tcW w:w="6291" w:type="dxa"/>
             <w:tcBorders>
               <w:top w:val="single" w:sz="8" w:space="0" w:color="D9E2F3"/>
               <w:left w:val="single" w:sz="8" w:space="0" w:color="D9E2F3"/>
@@ -1133,11 +1136,12 @@
       </w:tr>
       <w:tr>
         <w:trPr>
+          <w:trHeight w:val="239"/>
           <w:jc w:val="center"/>
         </w:trPr>
         <w:tc>
           <w:tcPr>
-            <w:tcW w:w="2835" w:type="dxa"/>
+            <w:tcW w:w="2859" w:type="dxa"/>
             <w:tcBorders>
               <w:top w:val="single" w:sz="8" w:space="0" w:color="D9E2F3"/>
               <w:left w:val="single" w:sz="8" w:space="0" w:color="D9E2F3"/>
@@ -1157,7 +1161,7 @@
         </w:tc>
         <w:tc>
           <w:tcPr>
-            <w:tcW w:w="6236" w:type="dxa"/>
+            <w:tcW w:w="6291" w:type="dxa"/>
             <w:tcBorders>
               <w:top w:val="single" w:sz="8" w:space="0" w:color="D9E2F3"/>
               <w:left w:val="single" w:sz="8" w:space="0" w:color="D9E2F3"/>
@@ -1184,11 +1188,12 @@
       </w:tr>
       <w:tr>
         <w:trPr>
+          <w:trHeight w:val="250"/>
           <w:jc w:val="center"/>
         </w:trPr>
         <w:tc>
           <w:tcPr>
-            <w:tcW w:w="2835" w:type="dxa"/>
+            <w:tcW w:w="2859" w:type="dxa"/>
             <w:tcBorders>
               <w:top w:val="single" w:sz="8" w:space="0" w:color="D9E2F3"/>
               <w:left w:val="single" w:sz="8" w:space="0" w:color="D9E2F3"/>
@@ -1208,7 +1213,7 @@
         </w:tc>
         <w:tc>
           <w:tcPr>
-            <w:tcW w:w="6236" w:type="dxa"/>
+            <w:tcW w:w="6291" w:type="dxa"/>
             <w:tcBorders>
               <w:top w:val="single" w:sz="8" w:space="0" w:color="D9E2F3"/>
               <w:left w:val="single" w:sz="8" w:space="0" w:color="D9E2F3"/>
@@ -1229,11 +1234,12 @@
       </w:tr>
       <w:tr>
         <w:trPr>
+          <w:trHeight w:val="239"/>
           <w:jc w:val="center"/>
         </w:trPr>
         <w:tc>
           <w:tcPr>
-            <w:tcW w:w="2835" w:type="dxa"/>
+            <w:tcW w:w="2859" w:type="dxa"/>
             <w:tcBorders>
               <w:top w:val="single" w:sz="8" w:space="0" w:color="D9E2F3"/>
               <w:left w:val="single" w:sz="8" w:space="0" w:color="D9E2F3"/>
@@ -1253,7 +1259,7 @@
         </w:tc>
         <w:tc>
           <w:tcPr>
-            <w:tcW w:w="6236" w:type="dxa"/>
+            <w:tcW w:w="6291" w:type="dxa"/>
             <w:tcBorders>
               <w:top w:val="single" w:sz="8" w:space="0" w:color="D9E2F3"/>
               <w:left w:val="single" w:sz="8" w:space="0" w:color="D9E2F3"/>
@@ -1274,11 +1280,12 @@
       </w:tr>
       <w:tr>
         <w:trPr>
+          <w:trHeight w:val="239"/>
           <w:jc w:val="center"/>
         </w:trPr>
         <w:tc>
           <w:tcPr>
-            <w:tcW w:w="2835" w:type="dxa"/>
+            <w:tcW w:w="2859" w:type="dxa"/>
             <w:tcBorders>
               <w:top w:val="single" w:sz="8" w:space="0" w:color="D9E2F3"/>
               <w:left w:val="single" w:sz="8" w:space="0" w:color="D9E2F3"/>
@@ -1298,7 +1305,7 @@
         </w:tc>
         <w:tc>
           <w:tcPr>
-            <w:tcW w:w="6236" w:type="dxa"/>
+            <w:tcW w:w="6291" w:type="dxa"/>
             <w:tcBorders>
               <w:top w:val="single" w:sz="8" w:space="0" w:color="D9E2F3"/>
               <w:left w:val="single" w:sz="8" w:space="0" w:color="D9E2F3"/>
@@ -1319,11 +1326,12 @@
       </w:tr>
       <w:tr>
         <w:trPr>
+          <w:trHeight w:val="239"/>
           <w:jc w:val="center"/>
         </w:trPr>
         <w:tc>
           <w:tcPr>
-            <w:tcW w:w="2835" w:type="dxa"/>
+            <w:tcW w:w="2859" w:type="dxa"/>
             <w:tcBorders>
               <w:top w:val="single" w:sz="8" w:space="0" w:color="D9E2F3"/>
               <w:left w:val="single" w:sz="8" w:space="0" w:color="D9E2F3"/>
@@ -1343,7 +1351,7 @@
         </w:tc>
         <w:tc>
           <w:tcPr>
-            <w:tcW w:w="6236" w:type="dxa"/>
+            <w:tcW w:w="6291" w:type="dxa"/>
             <w:tcBorders>
               <w:top w:val="single" w:sz="8" w:space="0" w:color="D9E2F3"/>
               <w:left w:val="single" w:sz="8" w:space="0" w:color="D9E2F3"/>
@@ -1364,11 +1372,12 @@
       </w:tr>
       <w:tr>
         <w:trPr>
+          <w:trHeight w:val="250"/>
           <w:jc w:val="center"/>
         </w:trPr>
         <w:tc>
           <w:tcPr>
-            <w:tcW w:w="2835" w:type="dxa"/>
+            <w:tcW w:w="2859" w:type="dxa"/>
             <w:tcBorders>
               <w:top w:val="single" w:sz="8" w:space="0" w:color="D9E2F3"/>
               <w:left w:val="single" w:sz="8" w:space="0" w:color="D9E2F3"/>
@@ -1388,7 +1397,7 @@
         </w:tc>
         <w:tc>
           <w:tcPr>
-            <w:tcW w:w="6236" w:type="dxa"/>
+            <w:tcW w:w="6291" w:type="dxa"/>
             <w:tcBorders>
               <w:top w:val="single" w:sz="8" w:space="0" w:color="D9E2F3"/>
               <w:left w:val="single" w:sz="8" w:space="0" w:color="D9E2F3"/>
@@ -1409,11 +1418,12 @@
       </w:tr>
       <w:tr>
         <w:trPr>
+          <w:trHeight w:val="239"/>
           <w:jc w:val="center"/>
         </w:trPr>
         <w:tc>
           <w:tcPr>
-            <w:tcW w:w="2835" w:type="dxa"/>
+            <w:tcW w:w="2859" w:type="dxa"/>
             <w:tcBorders>
               <w:top w:val="single" w:sz="8" w:space="0" w:color="D9E2F3"/>
               <w:left w:val="single" w:sz="8" w:space="0" w:color="D9E2F3"/>
@@ -1433,7 +1443,7 @@
         </w:tc>
         <w:tc>
           <w:tcPr>
-            <w:tcW w:w="6236" w:type="dxa"/>
+            <w:tcW w:w="6291" w:type="dxa"/>
             <w:tcBorders>
               <w:top w:val="single" w:sz="8" w:space="0" w:color="D9E2F3"/>
               <w:left w:val="single" w:sz="8" w:space="0" w:color="D9E2F3"/>
@@ -1454,11 +1464,12 @@
       </w:tr>
       <w:tr>
         <w:trPr>
+          <w:trHeight w:val="239"/>
           <w:jc w:val="center"/>
         </w:trPr>
         <w:tc>
           <w:tcPr>
-            <w:tcW w:w="2835" w:type="dxa"/>
+            <w:tcW w:w="2859" w:type="dxa"/>
             <w:tcBorders>
               <w:top w:val="single" w:sz="8" w:space="0" w:color="D9E2F3"/>
               <w:left w:val="single" w:sz="8" w:space="0" w:color="D9E2F3"/>
@@ -1478,7 +1489,7 @@
         </w:tc>
         <w:tc>
           <w:tcPr>
-            <w:tcW w:w="6236" w:type="dxa"/>
+            <w:tcW w:w="6291" w:type="dxa"/>
             <w:tcBorders>
               <w:top w:val="single" w:sz="8" w:space="0" w:color="D9E2F3"/>
               <w:left w:val="single" w:sz="8" w:space="0" w:color="D9E2F3"/>
@@ -1493,432 +1504,432 @@
                 <w:sz w:val="18"/>
               </w:rPr>
               <w:t>Finale Abgabeversion</w:t>
+            </w:r>
+          </w:p>
+        </w:tc>
+      </w:tr>
+    </w:tbl>
+    <w:tbl>
+      <w:tblPr>
+        <w:tblStyle w:val="Tabellenraster"/>
+        <w:tblpPr w:leftFromText="141" w:rightFromText="141" w:vertAnchor="text" w:horzAnchor="margin" w:tblpXSpec="center" w:tblpY="247"/>
+        <w:tblW w:w="0" w:type="auto"/>
+        <w:tblLook w:val="04A0" w:firstRow="1" w:lastRow="0" w:firstColumn="1" w:lastColumn="0" w:noHBand="0" w:noVBand="1"/>
+      </w:tblPr>
+      <w:tblGrid>
+        <w:gridCol w:w="1080"/>
+        <w:gridCol w:w="1620"/>
+        <w:gridCol w:w="4322"/>
+        <w:gridCol w:w="2160"/>
+      </w:tblGrid>
+      <w:tr>
+        <w:trPr>
+          <w:trHeight w:val="155"/>
+        </w:trPr>
+        <w:tc>
+          <w:tcPr>
+            <w:tcW w:w="1080" w:type="dxa"/>
+            <w:tcBorders>
+              <w:top w:val="single" w:sz="8" w:space="0" w:color="D9E2F3"/>
+              <w:left w:val="single" w:sz="8" w:space="0" w:color="D9E2F3"/>
+              <w:bottom w:val="single" w:sz="8" w:space="0" w:color="D9E2F3"/>
+              <w:right w:val="single" w:sz="8" w:space="0" w:color="D9E2F3"/>
+            </w:tcBorders>
+            <w:shd w:val="clear" w:color="auto" w:fill="1F4E79"/>
+          </w:tcPr>
+          <w:p>
+            <w:r>
+              <w:rPr>
+                <w:b/>
+                <w:color w:val="FFFFFF"/>
+                <w:sz w:val="17"/>
+              </w:rPr>
+              <w:t>Version</w:t>
+            </w:r>
+          </w:p>
+        </w:tc>
+        <w:tc>
+          <w:tcPr>
+            <w:tcW w:w="1620" w:type="dxa"/>
+            <w:tcBorders>
+              <w:top w:val="single" w:sz="8" w:space="0" w:color="D9E2F3"/>
+              <w:left w:val="single" w:sz="8" w:space="0" w:color="D9E2F3"/>
+              <w:bottom w:val="single" w:sz="8" w:space="0" w:color="D9E2F3"/>
+              <w:right w:val="single" w:sz="8" w:space="0" w:color="D9E2F3"/>
+            </w:tcBorders>
+            <w:shd w:val="clear" w:color="auto" w:fill="1F4E79"/>
+          </w:tcPr>
+          <w:p>
+            <w:r>
+              <w:rPr>
+                <w:b/>
+                <w:color w:val="FFFFFF"/>
+                <w:sz w:val="17"/>
+              </w:rPr>
+              <w:t>Datum</w:t>
+            </w:r>
+          </w:p>
+        </w:tc>
+        <w:tc>
+          <w:tcPr>
+            <w:tcW w:w="4322" w:type="dxa"/>
+            <w:tcBorders>
+              <w:top w:val="single" w:sz="8" w:space="0" w:color="D9E2F3"/>
+              <w:left w:val="single" w:sz="8" w:space="0" w:color="D9E2F3"/>
+              <w:bottom w:val="single" w:sz="8" w:space="0" w:color="D9E2F3"/>
+              <w:right w:val="single" w:sz="8" w:space="0" w:color="D9E2F3"/>
+            </w:tcBorders>
+            <w:shd w:val="clear" w:color="auto" w:fill="1F4E79"/>
+          </w:tcPr>
+          <w:p>
+            <w:r>
+              <w:rPr>
+                <w:b/>
+                <w:color w:val="FFFFFF"/>
+                <w:sz w:val="17"/>
+              </w:rPr>
+              <w:t>Änderung</w:t>
+            </w:r>
+          </w:p>
+        </w:tc>
+        <w:tc>
+          <w:tcPr>
+            <w:tcW w:w="2160" w:type="dxa"/>
+            <w:tcBorders>
+              <w:top w:val="single" w:sz="8" w:space="0" w:color="D9E2F3"/>
+              <w:left w:val="single" w:sz="8" w:space="0" w:color="D9E2F3"/>
+              <w:bottom w:val="single" w:sz="8" w:space="0" w:color="D9E2F3"/>
+              <w:right w:val="single" w:sz="8" w:space="0" w:color="D9E2F3"/>
+            </w:tcBorders>
+            <w:shd w:val="clear" w:color="auto" w:fill="1F4E79"/>
+          </w:tcPr>
+          <w:p>
+            <w:r>
+              <w:rPr>
+                <w:b/>
+                <w:color w:val="FFFFFF"/>
+                <w:sz w:val="17"/>
+              </w:rPr>
+              <w:t>Verantwortlich</w:t>
+            </w:r>
+          </w:p>
+        </w:tc>
+      </w:tr>
+      <w:tr>
+        <w:trPr>
+          <w:trHeight w:val="155"/>
+        </w:trPr>
+        <w:tc>
+          <w:tcPr>
+            <w:tcW w:w="1080" w:type="dxa"/>
+            <w:tcBorders>
+              <w:top w:val="single" w:sz="8" w:space="0" w:color="D9E2F3"/>
+              <w:left w:val="single" w:sz="8" w:space="0" w:color="D9E2F3"/>
+              <w:bottom w:val="single" w:sz="8" w:space="0" w:color="D9E2F3"/>
+              <w:right w:val="single" w:sz="8" w:space="0" w:color="D9E2F3"/>
+            </w:tcBorders>
+            <w:shd w:val="clear" w:color="auto" w:fill="FFFFFF"/>
+          </w:tcPr>
+          <w:p>
+            <w:r>
+              <w:rPr>
+                <w:sz w:val="17"/>
+              </w:rPr>
+              <w:t>1.0</w:t>
+            </w:r>
+          </w:p>
+        </w:tc>
+        <w:tc>
+          <w:tcPr>
+            <w:tcW w:w="1620" w:type="dxa"/>
+            <w:tcBorders>
+              <w:top w:val="single" w:sz="8" w:space="0" w:color="D9E2F3"/>
+              <w:left w:val="single" w:sz="8" w:space="0" w:color="D9E2F3"/>
+              <w:bottom w:val="single" w:sz="8" w:space="0" w:color="D9E2F3"/>
+              <w:right w:val="single" w:sz="8" w:space="0" w:color="D9E2F3"/>
+            </w:tcBorders>
+            <w:shd w:val="clear" w:color="auto" w:fill="FFFFFF"/>
+          </w:tcPr>
+          <w:p>
+            <w:r>
+              <w:rPr>
+                <w:sz w:val="17"/>
+              </w:rPr>
+              <w:t>05.06.2026</w:t>
+            </w:r>
+          </w:p>
+        </w:tc>
+        <w:tc>
+          <w:tcPr>
+            <w:tcW w:w="4322" w:type="dxa"/>
+            <w:tcBorders>
+              <w:top w:val="single" w:sz="8" w:space="0" w:color="D9E2F3"/>
+              <w:left w:val="single" w:sz="8" w:space="0" w:color="D9E2F3"/>
+              <w:bottom w:val="single" w:sz="8" w:space="0" w:color="D9E2F3"/>
+              <w:right w:val="single" w:sz="8" w:space="0" w:color="D9E2F3"/>
+            </w:tcBorders>
+            <w:shd w:val="clear" w:color="auto" w:fill="FFFFFF"/>
+          </w:tcPr>
+          <w:p>
+            <w:pPr>
+              <w:rPr>
+                <w:lang w:val="de-DE"/>
+              </w:rPr>
+            </w:pPr>
+            <w:r>
+              <w:rPr>
+                <w:sz w:val="17"/>
+                <w:lang w:val="de-DE"/>
+              </w:rPr>
+              <w:t>Einzeldokumente zu Aufgabe 1 bis 5 erstellt und geprüft.</w:t>
+            </w:r>
+          </w:p>
+        </w:tc>
+        <w:tc>
+          <w:tcPr>
+            <w:tcW w:w="2160" w:type="dxa"/>
+            <w:tcBorders>
+              <w:top w:val="single" w:sz="8" w:space="0" w:color="D9E2F3"/>
+              <w:left w:val="single" w:sz="8" w:space="0" w:color="D9E2F3"/>
+              <w:bottom w:val="single" w:sz="8" w:space="0" w:color="D9E2F3"/>
+              <w:right w:val="single" w:sz="8" w:space="0" w:color="D9E2F3"/>
+            </w:tcBorders>
+            <w:shd w:val="clear" w:color="auto" w:fill="FFFFFF"/>
+          </w:tcPr>
+          <w:p>
+            <w:proofErr w:type="spellStart"/>
+            <w:r>
+              <w:rPr>
+                <w:sz w:val="17"/>
+              </w:rPr>
+              <w:t>Arbeitsgruppe</w:t>
+            </w:r>
+            <w:proofErr w:type="spellEnd"/>
+            <w:r>
+              <w:rPr>
+                <w:sz w:val="17"/>
+              </w:rPr>
+              <w:t xml:space="preserve"> 3</w:t>
+            </w:r>
+          </w:p>
+        </w:tc>
+      </w:tr>
+      <w:tr>
+        <w:trPr>
+          <w:trHeight w:val="313"/>
+        </w:trPr>
+        <w:tc>
+          <w:tcPr>
+            <w:tcW w:w="1080" w:type="dxa"/>
+            <w:tcBorders>
+              <w:top w:val="single" w:sz="8" w:space="0" w:color="D9E2F3"/>
+              <w:left w:val="single" w:sz="8" w:space="0" w:color="D9E2F3"/>
+              <w:bottom w:val="single" w:sz="8" w:space="0" w:color="D9E2F3"/>
+              <w:right w:val="single" w:sz="8" w:space="0" w:color="D9E2F3"/>
+            </w:tcBorders>
+            <w:shd w:val="clear" w:color="auto" w:fill="F7FBFF"/>
+          </w:tcPr>
+          <w:p>
+            <w:r>
+              <w:rPr>
+                <w:sz w:val="17"/>
+              </w:rPr>
+              <w:t>1.1</w:t>
+            </w:r>
+          </w:p>
+        </w:tc>
+        <w:tc>
+          <w:tcPr>
+            <w:tcW w:w="1620" w:type="dxa"/>
+            <w:tcBorders>
+              <w:top w:val="single" w:sz="8" w:space="0" w:color="D9E2F3"/>
+              <w:left w:val="single" w:sz="8" w:space="0" w:color="D9E2F3"/>
+              <w:bottom w:val="single" w:sz="8" w:space="0" w:color="D9E2F3"/>
+              <w:right w:val="single" w:sz="8" w:space="0" w:color="D9E2F3"/>
+            </w:tcBorders>
+            <w:shd w:val="clear" w:color="auto" w:fill="F7FBFF"/>
+          </w:tcPr>
+          <w:p>
+            <w:r>
+              <w:rPr>
+                <w:sz w:val="17"/>
+              </w:rPr>
+              <w:t>06.06.2026</w:t>
+            </w:r>
+          </w:p>
+        </w:tc>
+        <w:tc>
+          <w:tcPr>
+            <w:tcW w:w="4322" w:type="dxa"/>
+            <w:tcBorders>
+              <w:top w:val="single" w:sz="8" w:space="0" w:color="D9E2F3"/>
+              <w:left w:val="single" w:sz="8" w:space="0" w:color="D9E2F3"/>
+              <w:bottom w:val="single" w:sz="8" w:space="0" w:color="D9E2F3"/>
+              <w:right w:val="single" w:sz="8" w:space="0" w:color="D9E2F3"/>
+            </w:tcBorders>
+            <w:shd w:val="clear" w:color="auto" w:fill="F7FBFF"/>
+          </w:tcPr>
+          <w:p>
+            <w:pPr>
+              <w:rPr>
+                <w:lang w:val="de-DE"/>
+              </w:rPr>
+            </w:pPr>
+            <w:r>
+              <w:rPr>
+                <w:sz w:val="17"/>
+                <w:lang w:val="de-DE"/>
+              </w:rPr>
+              <w:t>Textreview, Prüfungsabdeckung und Abgabecheck durchgeführt.</w:t>
+            </w:r>
+          </w:p>
+        </w:tc>
+        <w:tc>
+          <w:tcPr>
+            <w:tcW w:w="2160" w:type="dxa"/>
+            <w:tcBorders>
+              <w:top w:val="single" w:sz="8" w:space="0" w:color="D9E2F3"/>
+              <w:left w:val="single" w:sz="8" w:space="0" w:color="D9E2F3"/>
+              <w:bottom w:val="single" w:sz="8" w:space="0" w:color="D9E2F3"/>
+              <w:right w:val="single" w:sz="8" w:space="0" w:color="D9E2F3"/>
+            </w:tcBorders>
+            <w:shd w:val="clear" w:color="auto" w:fill="F7FBFF"/>
+          </w:tcPr>
+          <w:p>
+            <w:proofErr w:type="spellStart"/>
+            <w:r>
+              <w:rPr>
+                <w:sz w:val="17"/>
+              </w:rPr>
+              <w:t>Arbeitsgruppe</w:t>
+            </w:r>
+            <w:proofErr w:type="spellEnd"/>
+            <w:r>
+              <w:rPr>
+                <w:sz w:val="17"/>
+              </w:rPr>
+              <w:t xml:space="preserve"> 3</w:t>
+            </w:r>
+          </w:p>
+        </w:tc>
+      </w:tr>
+      <w:tr>
+        <w:trPr>
+          <w:trHeight w:val="305"/>
+        </w:trPr>
+        <w:tc>
+          <w:tcPr>
+            <w:tcW w:w="1080" w:type="dxa"/>
+            <w:tcBorders>
+              <w:top w:val="single" w:sz="8" w:space="0" w:color="D9E2F3"/>
+              <w:left w:val="single" w:sz="8" w:space="0" w:color="D9E2F3"/>
+              <w:bottom w:val="single" w:sz="8" w:space="0" w:color="D9E2F3"/>
+              <w:right w:val="single" w:sz="8" w:space="0" w:color="D9E2F3"/>
+            </w:tcBorders>
+            <w:shd w:val="clear" w:color="auto" w:fill="FFFFFF"/>
+          </w:tcPr>
+          <w:p>
+            <w:r>
+              <w:rPr>
+                <w:sz w:val="17"/>
+              </w:rPr>
+              <w:t>2.0</w:t>
+            </w:r>
+          </w:p>
+        </w:tc>
+        <w:tc>
+          <w:tcPr>
+            <w:tcW w:w="1620" w:type="dxa"/>
+            <w:tcBorders>
+              <w:top w:val="single" w:sz="8" w:space="0" w:color="D9E2F3"/>
+              <w:left w:val="single" w:sz="8" w:space="0" w:color="D9E2F3"/>
+              <w:bottom w:val="single" w:sz="8" w:space="0" w:color="D9E2F3"/>
+              <w:right w:val="single" w:sz="8" w:space="0" w:color="D9E2F3"/>
+            </w:tcBorders>
+            <w:shd w:val="clear" w:color="auto" w:fill="FFFFFF"/>
+          </w:tcPr>
+          <w:p>
+            <w:r>
+              <w:rPr>
+                <w:sz w:val="17"/>
+              </w:rPr>
+              <w:t>10.06.2026</w:t>
+            </w:r>
+          </w:p>
+        </w:tc>
+        <w:tc>
+          <w:tcPr>
+            <w:tcW w:w="4322" w:type="dxa"/>
+            <w:tcBorders>
+              <w:top w:val="single" w:sz="8" w:space="0" w:color="D9E2F3"/>
+              <w:left w:val="single" w:sz="8" w:space="0" w:color="D9E2F3"/>
+              <w:bottom w:val="single" w:sz="8" w:space="0" w:color="D9E2F3"/>
+              <w:right w:val="single" w:sz="8" w:space="0" w:color="D9E2F3"/>
+            </w:tcBorders>
+            <w:shd w:val="clear" w:color="auto" w:fill="FFFFFF"/>
+          </w:tcPr>
+          <w:p>
+            <w:pPr>
+              <w:rPr>
+                <w:lang w:val="de-DE"/>
+              </w:rPr>
+            </w:pPr>
+            <w:r>
+              <w:rPr>
+                <w:sz w:val="17"/>
+                <w:lang w:val="de-DE"/>
+              </w:rPr>
+              <w:t xml:space="preserve">Finales Gesamtdokument erstellt, Code geprüft, Arbeitsprotokoll bereinigt und </w:t>
+            </w:r>
+            <w:proofErr w:type="spellStart"/>
+            <w:r>
+              <w:rPr>
+                <w:sz w:val="17"/>
+                <w:lang w:val="de-DE"/>
+              </w:rPr>
+              <w:t>Javadoc</w:t>
+            </w:r>
+            <w:proofErr w:type="spellEnd"/>
+            <w:r>
+              <w:rPr>
+                <w:sz w:val="17"/>
+                <w:lang w:val="de-DE"/>
+              </w:rPr>
+              <w:t xml:space="preserve"> erzeugt.</w:t>
+            </w:r>
+          </w:p>
+        </w:tc>
+        <w:tc>
+          <w:tcPr>
+            <w:tcW w:w="2160" w:type="dxa"/>
+            <w:tcBorders>
+              <w:top w:val="single" w:sz="8" w:space="0" w:color="D9E2F3"/>
+              <w:left w:val="single" w:sz="8" w:space="0" w:color="D9E2F3"/>
+              <w:bottom w:val="single" w:sz="8" w:space="0" w:color="D9E2F3"/>
+              <w:right w:val="single" w:sz="8" w:space="0" w:color="D9E2F3"/>
+            </w:tcBorders>
+            <w:shd w:val="clear" w:color="auto" w:fill="FFFFFF"/>
+          </w:tcPr>
+          <w:p>
+            <w:proofErr w:type="spellStart"/>
+            <w:r>
+              <w:rPr>
+                <w:sz w:val="17"/>
+              </w:rPr>
+              <w:t>Arbeitsgruppe</w:t>
+            </w:r>
+            <w:proofErr w:type="spellEnd"/>
+            <w:r>
+              <w:rPr>
+                <w:sz w:val="17"/>
+              </w:rPr>
+              <w:t xml:space="preserve"> 3</w:t>
             </w:r>
           </w:p>
         </w:tc>
       </w:tr>
     </w:tbl>
     <w:p/>
-    <w:tbl>
-      <w:tblPr>
-        <w:tblStyle w:val="Tabellenraster"/>
-        <w:tblW w:w="0" w:type="auto"/>
-        <w:jc w:val="center"/>
-        <w:tblLook w:val="04A0" w:firstRow="1" w:lastRow="0" w:firstColumn="1" w:lastColumn="0" w:noHBand="0" w:noVBand="1"/>
-      </w:tblPr>
-      <w:tblGrid>
-        <w:gridCol w:w="1134"/>
-        <w:gridCol w:w="1701"/>
-        <w:gridCol w:w="4535"/>
-        <w:gridCol w:w="2268"/>
-      </w:tblGrid>
-      <w:tr>
-        <w:trPr>
-          <w:jc w:val="center"/>
-        </w:trPr>
-        <w:tc>
-          <w:tcPr>
-            <w:tcW w:w="1134" w:type="dxa"/>
-            <w:tcBorders>
-              <w:top w:val="single" w:sz="8" w:space="0" w:color="D9E2F3"/>
-              <w:left w:val="single" w:sz="8" w:space="0" w:color="D9E2F3"/>
-              <w:bottom w:val="single" w:sz="8" w:space="0" w:color="D9E2F3"/>
-              <w:right w:val="single" w:sz="8" w:space="0" w:color="D9E2F3"/>
-            </w:tcBorders>
-            <w:shd w:val="clear" w:color="auto" w:fill="1F4E79"/>
-          </w:tcPr>
-          <w:p>
-            <w:r>
-              <w:rPr>
-                <w:b/>
-                <w:color w:val="FFFFFF"/>
-                <w:sz w:val="17"/>
-              </w:rPr>
-              <w:t>Version</w:t>
-            </w:r>
-          </w:p>
-        </w:tc>
-        <w:tc>
-          <w:tcPr>
-            <w:tcW w:w="1701" w:type="dxa"/>
-            <w:tcBorders>
-              <w:top w:val="single" w:sz="8" w:space="0" w:color="D9E2F3"/>
-              <w:left w:val="single" w:sz="8" w:space="0" w:color="D9E2F3"/>
-              <w:bottom w:val="single" w:sz="8" w:space="0" w:color="D9E2F3"/>
-              <w:right w:val="single" w:sz="8" w:space="0" w:color="D9E2F3"/>
-            </w:tcBorders>
-            <w:shd w:val="clear" w:color="auto" w:fill="1F4E79"/>
-          </w:tcPr>
-          <w:p>
-            <w:r>
-              <w:rPr>
-                <w:b/>
-                <w:color w:val="FFFFFF"/>
-                <w:sz w:val="17"/>
-              </w:rPr>
-              <w:t>Datum</w:t>
-            </w:r>
-          </w:p>
-        </w:tc>
-        <w:tc>
-          <w:tcPr>
-            <w:tcW w:w="4535" w:type="dxa"/>
-            <w:tcBorders>
-              <w:top w:val="single" w:sz="8" w:space="0" w:color="D9E2F3"/>
-              <w:left w:val="single" w:sz="8" w:space="0" w:color="D9E2F3"/>
-              <w:bottom w:val="single" w:sz="8" w:space="0" w:color="D9E2F3"/>
-              <w:right w:val="single" w:sz="8" w:space="0" w:color="D9E2F3"/>
-            </w:tcBorders>
-            <w:shd w:val="clear" w:color="auto" w:fill="1F4E79"/>
-          </w:tcPr>
-          <w:p>
-            <w:r>
-              <w:rPr>
-                <w:b/>
-                <w:color w:val="FFFFFF"/>
-                <w:sz w:val="17"/>
-              </w:rPr>
-              <w:t>Änderung</w:t>
-            </w:r>
-          </w:p>
-        </w:tc>
-        <w:tc>
-          <w:tcPr>
-            <w:tcW w:w="2268" w:type="dxa"/>
-            <w:tcBorders>
-              <w:top w:val="single" w:sz="8" w:space="0" w:color="D9E2F3"/>
-              <w:left w:val="single" w:sz="8" w:space="0" w:color="D9E2F3"/>
-              <w:bottom w:val="single" w:sz="8" w:space="0" w:color="D9E2F3"/>
-              <w:right w:val="single" w:sz="8" w:space="0" w:color="D9E2F3"/>
-            </w:tcBorders>
-            <w:shd w:val="clear" w:color="auto" w:fill="1F4E79"/>
-          </w:tcPr>
-          <w:p>
-            <w:r>
-              <w:rPr>
-                <w:b/>
-                <w:color w:val="FFFFFF"/>
-                <w:sz w:val="17"/>
-              </w:rPr>
-              <w:t>Verantwortlich</w:t>
-            </w:r>
-          </w:p>
-        </w:tc>
-      </w:tr>
-      <w:tr>
-        <w:trPr>
-          <w:jc w:val="center"/>
-        </w:trPr>
-        <w:tc>
-          <w:tcPr>
-            <w:tcW w:w="1134" w:type="dxa"/>
-            <w:tcBorders>
-              <w:top w:val="single" w:sz="8" w:space="0" w:color="D9E2F3"/>
-              <w:left w:val="single" w:sz="8" w:space="0" w:color="D9E2F3"/>
-              <w:bottom w:val="single" w:sz="8" w:space="0" w:color="D9E2F3"/>
-              <w:right w:val="single" w:sz="8" w:space="0" w:color="D9E2F3"/>
-            </w:tcBorders>
-            <w:shd w:val="clear" w:color="auto" w:fill="FFFFFF"/>
-          </w:tcPr>
-          <w:p>
-            <w:r>
-              <w:rPr>
-                <w:sz w:val="17"/>
-              </w:rPr>
-              <w:t>1.0</w:t>
-            </w:r>
-          </w:p>
-        </w:tc>
-        <w:tc>
-          <w:tcPr>
-            <w:tcW w:w="1701" w:type="dxa"/>
-            <w:tcBorders>
-              <w:top w:val="single" w:sz="8" w:space="0" w:color="D9E2F3"/>
-              <w:left w:val="single" w:sz="8" w:space="0" w:color="D9E2F3"/>
-              <w:bottom w:val="single" w:sz="8" w:space="0" w:color="D9E2F3"/>
-              <w:right w:val="single" w:sz="8" w:space="0" w:color="D9E2F3"/>
-            </w:tcBorders>
-            <w:shd w:val="clear" w:color="auto" w:fill="FFFFFF"/>
-          </w:tcPr>
-          <w:p>
-            <w:r>
-              <w:rPr>
-                <w:sz w:val="17"/>
-              </w:rPr>
-              <w:t>05.06.2026</w:t>
-            </w:r>
-          </w:p>
-        </w:tc>
-        <w:tc>
-          <w:tcPr>
-            <w:tcW w:w="4535" w:type="dxa"/>
-            <w:tcBorders>
-              <w:top w:val="single" w:sz="8" w:space="0" w:color="D9E2F3"/>
-              <w:left w:val="single" w:sz="8" w:space="0" w:color="D9E2F3"/>
-              <w:bottom w:val="single" w:sz="8" w:space="0" w:color="D9E2F3"/>
-              <w:right w:val="single" w:sz="8" w:space="0" w:color="D9E2F3"/>
-            </w:tcBorders>
-            <w:shd w:val="clear" w:color="auto" w:fill="FFFFFF"/>
-          </w:tcPr>
-          <w:p>
-            <w:pPr>
-              <w:rPr>
-                <w:lang w:val="de-DE"/>
-              </w:rPr>
-            </w:pPr>
-            <w:r>
-              <w:rPr>
-                <w:sz w:val="17"/>
-                <w:lang w:val="de-DE"/>
-              </w:rPr>
-              <w:t>Einzeldokumente zu Aufgabe 1 bis 5 erstellt und geprüft.</w:t>
-            </w:r>
-          </w:p>
-        </w:tc>
-        <w:tc>
-          <w:tcPr>
-            <w:tcW w:w="2268" w:type="dxa"/>
-            <w:tcBorders>
-              <w:top w:val="single" w:sz="8" w:space="0" w:color="D9E2F3"/>
-              <w:left w:val="single" w:sz="8" w:space="0" w:color="D9E2F3"/>
-              <w:bottom w:val="single" w:sz="8" w:space="0" w:color="D9E2F3"/>
-              <w:right w:val="single" w:sz="8" w:space="0" w:color="D9E2F3"/>
-            </w:tcBorders>
-            <w:shd w:val="clear" w:color="auto" w:fill="FFFFFF"/>
-          </w:tcPr>
-          <w:p>
-            <w:proofErr w:type="spellStart"/>
-            <w:r>
-              <w:rPr>
-                <w:sz w:val="17"/>
-              </w:rPr>
-              <w:t>Arbeitsgruppe</w:t>
-            </w:r>
-            <w:proofErr w:type="spellEnd"/>
-            <w:r>
-              <w:rPr>
-                <w:sz w:val="17"/>
-              </w:rPr>
-              <w:t xml:space="preserve"> 3</w:t>
-            </w:r>
-          </w:p>
-        </w:tc>
-      </w:tr>
-      <w:tr>
-        <w:trPr>
-          <w:jc w:val="center"/>
-        </w:trPr>
-        <w:tc>
-          <w:tcPr>
-            <w:tcW w:w="1134" w:type="dxa"/>
-            <w:tcBorders>
-              <w:top w:val="single" w:sz="8" w:space="0" w:color="D9E2F3"/>
-              <w:left w:val="single" w:sz="8" w:space="0" w:color="D9E2F3"/>
-              <w:bottom w:val="single" w:sz="8" w:space="0" w:color="D9E2F3"/>
-              <w:right w:val="single" w:sz="8" w:space="0" w:color="D9E2F3"/>
-            </w:tcBorders>
-            <w:shd w:val="clear" w:color="auto" w:fill="F7FBFF"/>
-          </w:tcPr>
-          <w:p>
-            <w:r>
-              <w:rPr>
-                <w:sz w:val="17"/>
-              </w:rPr>
-              <w:t>1.1</w:t>
-            </w:r>
-          </w:p>
-        </w:tc>
-        <w:tc>
-          <w:tcPr>
-            <w:tcW w:w="1701" w:type="dxa"/>
-            <w:tcBorders>
-              <w:top w:val="single" w:sz="8" w:space="0" w:color="D9E2F3"/>
-              <w:left w:val="single" w:sz="8" w:space="0" w:color="D9E2F3"/>
-              <w:bottom w:val="single" w:sz="8" w:space="0" w:color="D9E2F3"/>
-              <w:right w:val="single" w:sz="8" w:space="0" w:color="D9E2F3"/>
-            </w:tcBorders>
-            <w:shd w:val="clear" w:color="auto" w:fill="F7FBFF"/>
-          </w:tcPr>
-          <w:p>
-            <w:r>
-              <w:rPr>
-                <w:sz w:val="17"/>
-              </w:rPr>
-              <w:t>06.06.2026</w:t>
-            </w:r>
-          </w:p>
-        </w:tc>
-        <w:tc>
-          <w:tcPr>
-            <w:tcW w:w="4535" w:type="dxa"/>
-            <w:tcBorders>
-              <w:top w:val="single" w:sz="8" w:space="0" w:color="D9E2F3"/>
-              <w:left w:val="single" w:sz="8" w:space="0" w:color="D9E2F3"/>
-              <w:bottom w:val="single" w:sz="8" w:space="0" w:color="D9E2F3"/>
-              <w:right w:val="single" w:sz="8" w:space="0" w:color="D9E2F3"/>
-            </w:tcBorders>
-            <w:shd w:val="clear" w:color="auto" w:fill="F7FBFF"/>
-          </w:tcPr>
-          <w:p>
-            <w:pPr>
-              <w:rPr>
-                <w:lang w:val="de-DE"/>
-              </w:rPr>
-            </w:pPr>
-            <w:r>
-              <w:rPr>
-                <w:sz w:val="17"/>
-                <w:lang w:val="de-DE"/>
-              </w:rPr>
-              <w:t>Textreview, Prüfungsabdeckung und Abgabecheck durchgeführt.</w:t>
-            </w:r>
-          </w:p>
-        </w:tc>
-        <w:tc>
-          <w:tcPr>
-            <w:tcW w:w="2268" w:type="dxa"/>
-            <w:tcBorders>
-              <w:top w:val="single" w:sz="8" w:space="0" w:color="D9E2F3"/>
-              <w:left w:val="single" w:sz="8" w:space="0" w:color="D9E2F3"/>
-              <w:bottom w:val="single" w:sz="8" w:space="0" w:color="D9E2F3"/>
-              <w:right w:val="single" w:sz="8" w:space="0" w:color="D9E2F3"/>
-            </w:tcBorders>
-            <w:shd w:val="clear" w:color="auto" w:fill="F7FBFF"/>
-          </w:tcPr>
-          <w:p>
-            <w:proofErr w:type="spellStart"/>
-            <w:r>
-              <w:rPr>
-                <w:sz w:val="17"/>
-              </w:rPr>
-              <w:t>Arbeitsgruppe</w:t>
-            </w:r>
-            <w:proofErr w:type="spellEnd"/>
-            <w:r>
-              <w:rPr>
-                <w:sz w:val="17"/>
-              </w:rPr>
-              <w:t xml:space="preserve"> 3</w:t>
-            </w:r>
-          </w:p>
-        </w:tc>
-      </w:tr>
-      <w:tr>
-        <w:trPr>
-          <w:jc w:val="center"/>
-        </w:trPr>
-        <w:tc>
-          <w:tcPr>
-            <w:tcW w:w="1134" w:type="dxa"/>
-            <w:tcBorders>
-              <w:top w:val="single" w:sz="8" w:space="0" w:color="D9E2F3"/>
-              <w:left w:val="single" w:sz="8" w:space="0" w:color="D9E2F3"/>
-              <w:bottom w:val="single" w:sz="8" w:space="0" w:color="D9E2F3"/>
-              <w:right w:val="single" w:sz="8" w:space="0" w:color="D9E2F3"/>
-            </w:tcBorders>
-            <w:shd w:val="clear" w:color="auto" w:fill="FFFFFF"/>
-          </w:tcPr>
-          <w:p>
-            <w:r>
-              <w:rPr>
-                <w:sz w:val="17"/>
-              </w:rPr>
-              <w:t>2.0</w:t>
-            </w:r>
-          </w:p>
-        </w:tc>
-        <w:tc>
-          <w:tcPr>
-            <w:tcW w:w="1701" w:type="dxa"/>
-            <w:tcBorders>
-              <w:top w:val="single" w:sz="8" w:space="0" w:color="D9E2F3"/>
-              <w:left w:val="single" w:sz="8" w:space="0" w:color="D9E2F3"/>
-              <w:bottom w:val="single" w:sz="8" w:space="0" w:color="D9E2F3"/>
-              <w:right w:val="single" w:sz="8" w:space="0" w:color="D9E2F3"/>
-            </w:tcBorders>
-            <w:shd w:val="clear" w:color="auto" w:fill="FFFFFF"/>
-          </w:tcPr>
-          <w:p>
-            <w:r>
-              <w:rPr>
-                <w:sz w:val="17"/>
-              </w:rPr>
-              <w:t>10.06.2026</w:t>
-            </w:r>
-          </w:p>
-        </w:tc>
-        <w:tc>
-          <w:tcPr>
-            <w:tcW w:w="4535" w:type="dxa"/>
-            <w:tcBorders>
-              <w:top w:val="single" w:sz="8" w:space="0" w:color="D9E2F3"/>
-              <w:left w:val="single" w:sz="8" w:space="0" w:color="D9E2F3"/>
-              <w:bottom w:val="single" w:sz="8" w:space="0" w:color="D9E2F3"/>
-              <w:right w:val="single" w:sz="8" w:space="0" w:color="D9E2F3"/>
-            </w:tcBorders>
-            <w:shd w:val="clear" w:color="auto" w:fill="FFFFFF"/>
-          </w:tcPr>
-          <w:p>
-            <w:pPr>
-              <w:rPr>
-                <w:lang w:val="de-DE"/>
-              </w:rPr>
-            </w:pPr>
-            <w:r>
-              <w:rPr>
-                <w:sz w:val="17"/>
-                <w:lang w:val="de-DE"/>
-              </w:rPr>
-              <w:t xml:space="preserve">Finales Gesamtdokument erstellt, Code geprüft, Arbeitsprotokoll bereinigt und </w:t>
-            </w:r>
-            <w:proofErr w:type="spellStart"/>
-            <w:r>
-              <w:rPr>
-                <w:sz w:val="17"/>
-                <w:lang w:val="de-DE"/>
-              </w:rPr>
-              <w:t>Javadoc</w:t>
-            </w:r>
-            <w:proofErr w:type="spellEnd"/>
-            <w:r>
-              <w:rPr>
-                <w:sz w:val="17"/>
-                <w:lang w:val="de-DE"/>
-              </w:rPr>
-              <w:t xml:space="preserve"> erzeugt.</w:t>
-            </w:r>
-          </w:p>
-        </w:tc>
-        <w:tc>
-          <w:tcPr>
-            <w:tcW w:w="2268" w:type="dxa"/>
-            <w:tcBorders>
-              <w:top w:val="single" w:sz="8" w:space="0" w:color="D9E2F3"/>
-              <w:left w:val="single" w:sz="8" w:space="0" w:color="D9E2F3"/>
-              <w:bottom w:val="single" w:sz="8" w:space="0" w:color="D9E2F3"/>
-              <w:right w:val="single" w:sz="8" w:space="0" w:color="D9E2F3"/>
-            </w:tcBorders>
-            <w:shd w:val="clear" w:color="auto" w:fill="FFFFFF"/>
-          </w:tcPr>
-          <w:p>
-            <w:proofErr w:type="spellStart"/>
-            <w:r>
-              <w:rPr>
-                <w:sz w:val="17"/>
-              </w:rPr>
-              <w:t>Arbeitsgruppe</w:t>
-            </w:r>
-            <w:proofErr w:type="spellEnd"/>
-            <w:r>
-              <w:rPr>
-                <w:sz w:val="17"/>
-              </w:rPr>
-              <w:t xml:space="preserve"> 3</w:t>
-            </w:r>
-          </w:p>
-        </w:tc>
-      </w:tr>
-    </w:tbl>
     <w:p/>
     <w:p>
       <w:r>
@@ -4815,8 +4826,13 @@
       </w:r>
       <w:proofErr w:type="spellEnd"/>
       <w:r>
-        <w:t xml:space="preserve"> und Systemkontext</w:t>
+        <w:t xml:space="preserve"> und </w:t>
       </w:r>
+      <w:proofErr w:type="spellStart"/>
+      <w:r>
+        <w:t>Systemkontext</w:t>
+      </w:r>
+      <w:proofErr w:type="spellEnd"/>
     </w:p>
     <w:tbl>
       <w:tblPr>
@@ -6594,6 +6610,19 @@
         </w:rPr>
         <w:t>Für die erste Iteration werden die beiden wichtigsten fachlichen Anforderungen umgesetzt: Auftrag anlegen sowie Auftragsübersicht mit Statusänderung. Lagerverwaltung, Arbeitspositionen und PDF-Belege sind spätere Iterationen.</w:t>
       </w:r>
+    </w:p>
+    <w:p>
+      <w:pPr>
+        <w:rPr>
+          <w:rFonts w:asciiTheme="majorHAnsi" w:eastAsiaTheme="majorEastAsia" w:hAnsiTheme="majorHAnsi" w:cstheme="majorBidi"/>
+          <w:b/>
+          <w:bCs/>
+          <w:color w:val="1F4E79"/>
+          <w:sz w:val="26"/>
+          <w:szCs w:val="26"/>
+          <w:lang w:val="de-DE"/>
+        </w:rPr>
+      </w:pPr>
     </w:p>
     <w:p>
       <w:pPr>
@@ -7168,11 +7197,6 @@
       </w:tr>
     </w:tbl>
     <w:p/>
-    <w:p>
-      <w:r>
-        <w:br w:type="page"/>
-      </w:r>
-    </w:p>
     <w:tbl>
       <w:tblPr>
         <w:tblStyle w:val="Tabellenraster"/>
@@ -7207,7 +7231,6 @@
                 <w:color w:val="FFFFFF"/>
                 <w:sz w:val="16"/>
               </w:rPr>
-              <w:lastRenderedPageBreak/>
               <w:t>Element</w:t>
             </w:r>
           </w:p>
@@ -7342,6 +7365,7 @@
               <w:rPr>
                 <w:sz w:val="16"/>
               </w:rPr>
+              <w:lastRenderedPageBreak/>
               <w:t>Klassen</w:t>
             </w:r>
           </w:p>
@@ -7857,46 +7881,121 @@
           <w:p>
             <w:pPr>
               <w:pStyle w:val="CodeBlock"/>
+              <w:rPr>
+                <w:lang w:val="de-CH"/>
+              </w:rPr>
             </w:pPr>
             <w:proofErr w:type="spellStart"/>
             <w:r>
+              <w:rPr>
+                <w:lang w:val="de-CH"/>
+              </w:rPr>
               <w:t>WerkstattPilot</w:t>
             </w:r>
             <w:proofErr w:type="spellEnd"/>
             <w:r>
+              <w:rPr>
+                <w:lang w:val="de-CH"/>
+              </w:rPr>
               <w:t>/</w:t>
             </w:r>
           </w:p>
           <w:p>
             <w:pPr>
               <w:pStyle w:val="CodeBlock"/>
-            </w:pPr>
-            <w:r>
+              <w:rPr>
+                <w:lang w:val="de-CH"/>
+              </w:rPr>
+            </w:pPr>
+            <w:r>
+              <w:rPr>
+                <w:lang w:val="de-CH"/>
+              </w:rPr>
               <w:t xml:space="preserve">  01_installation/</w:t>
             </w:r>
           </w:p>
           <w:p>
             <w:pPr>
               <w:pStyle w:val="CodeBlock"/>
-            </w:pPr>
-            <w:r>
-              <w:t xml:space="preserve">    java_jdk/</w:t>
+              <w:rPr>
+                <w:lang w:val="de-CH"/>
+              </w:rPr>
+            </w:pPr>
+            <w:r>
+              <w:rPr>
+                <w:lang w:val="de-CH"/>
+              </w:rPr>
+              <w:t xml:space="preserve">    </w:t>
+            </w:r>
+            <w:proofErr w:type="spellStart"/>
+            <w:r>
+              <w:rPr>
+                <w:lang w:val="de-CH"/>
+              </w:rPr>
+              <w:t>java_jdk</w:t>
+            </w:r>
+            <w:proofErr w:type="spellEnd"/>
+            <w:r>
+              <w:rPr>
+                <w:lang w:val="de-CH"/>
+              </w:rPr>
+              <w:t>/</w:t>
             </w:r>
           </w:p>
           <w:p>
             <w:pPr>
               <w:pStyle w:val="CodeBlock"/>
-            </w:pPr>
-            <w:r>
-              <w:t xml:space="preserve">    eclipse/</w:t>
+              <w:rPr>
+                <w:lang w:val="de-CH"/>
+              </w:rPr>
+            </w:pPr>
+            <w:r>
+              <w:rPr>
+                <w:lang w:val="de-CH"/>
+              </w:rPr>
+              <w:t xml:space="preserve">    </w:t>
+            </w:r>
+            <w:proofErr w:type="spellStart"/>
+            <w:r>
+              <w:rPr>
+                <w:lang w:val="de-CH"/>
+              </w:rPr>
+              <w:t>eclipse</w:t>
+            </w:r>
+            <w:proofErr w:type="spellEnd"/>
+            <w:r>
+              <w:rPr>
+                <w:lang w:val="de-CH"/>
+              </w:rPr>
+              <w:t>/</w:t>
             </w:r>
           </w:p>
           <w:p>
             <w:pPr>
               <w:pStyle w:val="CodeBlock"/>
-            </w:pPr>
-            <w:r>
-              <w:t xml:space="preserve">    visual_paradigm/</w:t>
+              <w:rPr>
+                <w:lang w:val="de-CH"/>
+              </w:rPr>
+            </w:pPr>
+            <w:r>
+              <w:rPr>
+                <w:lang w:val="de-CH"/>
+              </w:rPr>
+              <w:t xml:space="preserve">    </w:t>
+            </w:r>
+            <w:proofErr w:type="spellStart"/>
+            <w:r>
+              <w:rPr>
+                <w:lang w:val="de-CH"/>
+              </w:rPr>
+              <w:t>visual_paradigm</w:t>
+            </w:r>
+            <w:proofErr w:type="spellEnd"/>
+            <w:r>
+              <w:rPr>
+                <w:lang w:val="de-CH"/>
+              </w:rPr>
+              <w:t>/</w:t>
             </w:r>
           </w:p>
           <w:p>
@@ -7907,6 +8006,9 @@
               </w:rPr>
             </w:pPr>
             <w:r>
+              <w:rPr>
+                <w:lang w:val="de-CH"/>
+              </w:rPr>
               <w:t xml:space="preserve">    </w:t>
             </w:r>
             <w:proofErr w:type="spellStart"/>
@@ -9390,14 +9492,34 @@
               <w:rPr>
                 <w:sz w:val="16"/>
                 <w:szCs w:val="16"/>
-              </w:rPr>
-            </w:pPr>
-            <w:r>
-              <w:rPr>
-                <w:sz w:val="16"/>
-                <w:szCs w:val="16"/>
-              </w:rPr>
-              <w:t>Arbeitsprotokoll und Issue Tracking in Excel.</w:t>
+                <w:lang w:val="de-CH"/>
+              </w:rPr>
+            </w:pPr>
+            <w:r>
+              <w:rPr>
+                <w:sz w:val="16"/>
+                <w:szCs w:val="16"/>
+                <w:lang w:val="de-CH"/>
+              </w:rPr>
+              <w:t xml:space="preserve">Arbeitsprotokoll und </w:t>
+            </w:r>
+            <w:proofErr w:type="spellStart"/>
+            <w:r>
+              <w:rPr>
+                <w:sz w:val="16"/>
+                <w:szCs w:val="16"/>
+                <w:lang w:val="de-CH"/>
+              </w:rPr>
+              <w:t>Issue</w:t>
+            </w:r>
+            <w:proofErr w:type="spellEnd"/>
+            <w:r>
+              <w:rPr>
+                <w:sz w:val="16"/>
+                <w:szCs w:val="16"/>
+                <w:lang w:val="de-CH"/>
+              </w:rPr>
+              <w:t xml:space="preserve"> Tracking in Excel.</w:t>
             </w:r>
           </w:p>
         </w:tc>
@@ -9424,6 +9546,7 @@
                 <w:szCs w:val="16"/>
               </w:rPr>
             </w:pPr>
+            <w:proofErr w:type="spellStart"/>
             <w:r>
               <w:rPr>
                 <w:sz w:val="16"/>
@@ -9431,6 +9554,7 @@
               </w:rPr>
               <w:t>Qualitätssicherung</w:t>
             </w:r>
+            <w:proofErr w:type="spellEnd"/>
           </w:p>
         </w:tc>
         <w:tc>
@@ -21853,8 +21977,17 @@
                 <w:sz w:val="16"/>
                 <w:szCs w:val="16"/>
               </w:rPr>
-              <w:t xml:space="preserve"> Projektauftrag</w:t>
-            </w:r>
+              <w:t xml:space="preserve"> </w:t>
+            </w:r>
+            <w:proofErr w:type="spellStart"/>
+            <w:r>
+              <w:rPr>
+                <w:sz w:val="16"/>
+                <w:szCs w:val="16"/>
+              </w:rPr>
+              <w:t>Projektauftrag</w:t>
+            </w:r>
+            <w:proofErr w:type="spellEnd"/>
           </w:p>
         </w:tc>
         <w:tc>
@@ -22002,8 +22135,17 @@
                 <w:sz w:val="16"/>
                 <w:szCs w:val="16"/>
               </w:rPr>
-              <w:t xml:space="preserve"> Analyse</w:t>
-            </w:r>
+              <w:t xml:space="preserve"> </w:t>
+            </w:r>
+            <w:proofErr w:type="spellStart"/>
+            <w:r>
+              <w:rPr>
+                <w:sz w:val="16"/>
+                <w:szCs w:val="16"/>
+              </w:rPr>
+              <w:t>Analyse</w:t>
+            </w:r>
+            <w:proofErr w:type="spellEnd"/>
           </w:p>
         </w:tc>
         <w:tc>
@@ -23016,7 +23158,15 @@
       </w:r>
       <w:proofErr w:type="spellEnd"/>
       <w:r>
-        <w:t xml:space="preserve"> Klasse wird Auftrag verwendet.</w:t>
+        <w:t xml:space="preserve"> Klasse </w:t>
+      </w:r>
+      <w:proofErr w:type="spellStart"/>
+      <w:r>
+        <w:t>wird</w:t>
+      </w:r>
+      <w:proofErr w:type="spellEnd"/>
+      <w:r>
+        <w:t xml:space="preserve"> Auftrag verwendet.</w:t>
       </w:r>
     </w:p>
     <w:tbl>
@@ -23497,8 +23647,13 @@
       </w:r>
       <w:proofErr w:type="spellEnd"/>
       <w:r>
-        <w:t xml:space="preserve"> und Konsistenzkorrekturen</w:t>
+        <w:t xml:space="preserve"> und </w:t>
       </w:r>
+      <w:proofErr w:type="spellStart"/>
+      <w:r>
+        <w:t>Konsistenzkorrekturen</w:t>
+      </w:r>
+      <w:proofErr w:type="spellEnd"/>
     </w:p>
     <w:tbl>
       <w:tblPr>
@@ -24650,7 +24805,6 @@
               <w:rPr>
                 <w:sz w:val="16"/>
                 <w:szCs w:val="16"/>
-                <w:lang w:val="de-DE"/>
               </w:rPr>
             </w:pPr>
             <w:r>
@@ -24666,7 +24820,6 @@
               <w:rPr>
                 <w:sz w:val="16"/>
                 <w:szCs w:val="16"/>
-                <w:lang w:val="de-DE"/>
               </w:rPr>
               <w:t>AuftragServiceImpl</w:t>
             </w:r>
@@ -24678,14 +24831,12 @@
               <w:rPr>
                 <w:sz w:val="16"/>
                 <w:szCs w:val="16"/>
-                <w:lang w:val="de-DE"/>
-              </w:rPr>
-            </w:pPr>
-            <w:r>
-              <w:rPr>
-                <w:sz w:val="16"/>
-                <w:szCs w:val="16"/>
-                <w:lang w:val="de-DE"/>
+              </w:rPr>
+            </w:pPr>
+            <w:r>
+              <w:rPr>
+                <w:sz w:val="16"/>
+                <w:szCs w:val="16"/>
               </w:rPr>
               <w:t xml:space="preserve">  </w:t>
             </w:r>
@@ -24694,7 +24845,6 @@
               <w:rPr>
                 <w:sz w:val="16"/>
                 <w:szCs w:val="16"/>
-                <w:lang w:val="de-DE"/>
               </w:rPr>
               <w:t>AuftragServiceFactory</w:t>
             </w:r>
@@ -24706,7 +24856,6 @@
               <w:rPr>
                 <w:sz w:val="16"/>
                 <w:szCs w:val="16"/>
-                <w:lang w:val="de-DE"/>
               </w:rPr>
             </w:pPr>
           </w:p>
@@ -24716,17 +24865,38 @@
               <w:rPr>
                 <w:sz w:val="16"/>
                 <w:szCs w:val="16"/>
-                <w:lang w:val="de-DE"/>
-              </w:rPr>
-            </w:pPr>
+              </w:rPr>
+            </w:pPr>
+            <w:r>
+              <w:rPr>
+                <w:sz w:val="16"/>
+                <w:szCs w:val="16"/>
+              </w:rPr>
+              <w:t>persistence</w:t>
+            </w:r>
+          </w:p>
+          <w:p>
+            <w:pPr>
+              <w:pStyle w:val="CodeBlock"/>
+              <w:rPr>
+                <w:sz w:val="16"/>
+                <w:szCs w:val="16"/>
+              </w:rPr>
+            </w:pPr>
+            <w:r>
+              <w:rPr>
+                <w:sz w:val="16"/>
+                <w:szCs w:val="16"/>
+              </w:rPr>
+              <w:t xml:space="preserve">  </w:t>
+            </w:r>
             <w:proofErr w:type="spellStart"/>
             <w:r>
               <w:rPr>
                 <w:sz w:val="16"/>
                 <w:szCs w:val="16"/>
-                <w:lang w:val="de-DE"/>
-              </w:rPr>
-              <w:t>persistence</w:t>
+              </w:rPr>
+              <w:t>AuftragRepository</w:t>
             </w:r>
             <w:proofErr w:type="spellEnd"/>
           </w:p>
@@ -24736,14 +24906,12 @@
               <w:rPr>
                 <w:sz w:val="16"/>
                 <w:szCs w:val="16"/>
-                <w:lang w:val="de-DE"/>
-              </w:rPr>
-            </w:pPr>
-            <w:r>
-              <w:rPr>
-                <w:sz w:val="16"/>
-                <w:szCs w:val="16"/>
-                <w:lang w:val="de-DE"/>
+              </w:rPr>
+            </w:pPr>
+            <w:r>
+              <w:rPr>
+                <w:sz w:val="16"/>
+                <w:szCs w:val="16"/>
               </w:rPr>
               <w:t xml:space="preserve">  </w:t>
             </w:r>
@@ -24752,26 +24920,19 @@
               <w:rPr>
                 <w:sz w:val="16"/>
                 <w:szCs w:val="16"/>
-                <w:lang w:val="de-DE"/>
-              </w:rPr>
-              <w:t>AuftragRepository</w:t>
+              </w:rPr>
+              <w:t>AuftragRepositoryMock</w:t>
             </w:r>
             <w:proofErr w:type="spellEnd"/>
           </w:p>
           <w:p>
             <w:pPr>
               <w:pStyle w:val="CodeBlock"/>
-              <w:rPr>
-                <w:sz w:val="16"/>
-                <w:szCs w:val="16"/>
-                <w:lang w:val="de-DE"/>
-              </w:rPr>
-            </w:pPr>
-            <w:r>
-              <w:rPr>
-                <w:sz w:val="16"/>
-                <w:szCs w:val="16"/>
-                <w:lang w:val="de-DE"/>
+            </w:pPr>
+            <w:r>
+              <w:rPr>
+                <w:sz w:val="16"/>
+                <w:szCs w:val="16"/>
               </w:rPr>
               <w:t xml:space="preserve">  </w:t>
             </w:r>
@@ -24780,33 +24941,6 @@
               <w:rPr>
                 <w:sz w:val="16"/>
                 <w:szCs w:val="16"/>
-                <w:lang w:val="de-DE"/>
-              </w:rPr>
-              <w:t>AuftragRepositoryMock</w:t>
-            </w:r>
-            <w:proofErr w:type="spellEnd"/>
-          </w:p>
-          <w:p>
-            <w:pPr>
-              <w:pStyle w:val="CodeBlock"/>
-              <w:rPr>
-                <w:lang w:val="de-DE"/>
-              </w:rPr>
-            </w:pPr>
-            <w:r>
-              <w:rPr>
-                <w:sz w:val="16"/>
-                <w:szCs w:val="16"/>
-                <w:lang w:val="de-DE"/>
-              </w:rPr>
-              <w:t xml:space="preserve">  </w:t>
-            </w:r>
-            <w:proofErr w:type="spellStart"/>
-            <w:r>
-              <w:rPr>
-                <w:sz w:val="16"/>
-                <w:szCs w:val="16"/>
-                <w:lang w:val="de-DE"/>
               </w:rPr>
               <w:t>AuftragRepositoryFactory</w:t>
             </w:r>
@@ -24815,23 +24949,9 @@
         </w:tc>
       </w:tr>
     </w:tbl>
+    <w:p/>
     <w:p>
-      <w:pPr>
-        <w:rPr>
-          <w:lang w:val="de-DE"/>
-        </w:rPr>
-      </w:pPr>
-    </w:p>
-    <w:p>
-      <w:pPr>
-        <w:rPr>
-          <w:lang w:val="de-DE"/>
-        </w:rPr>
-      </w:pPr>
       <w:r>
-        <w:rPr>
-          <w:lang w:val="de-DE"/>
-        </w:rPr>
         <w:br w:type="page"/>
       </w:r>
     </w:p>
@@ -26321,7 +26441,7 @@
     <w:p>
       <w:pPr>
         <w:rPr>
-          <w:lang w:val="de-DE"/>
+          <w:lang w:val="de-CH"/>
         </w:rPr>
       </w:pPr>
     </w:p>
@@ -26333,12 +26453,11 @@
         <w:rPr>
           <w:noProof/>
         </w:rPr>
-        <w:lastRenderedPageBreak/>
         <w:drawing>
-          <wp:inline distT="0" distB="0" distL="0" distR="0" wp14:anchorId="6090942D" wp14:editId="259179EF">
-            <wp:extent cx="5940000" cy="3300000"/>
-            <wp:effectExtent l="0" t="0" r="0" b="0"/>
-            <wp:docPr id="5" name="Picture 5"/>
+          <wp:inline distT="0" distB="0" distL="0" distR="0" wp14:anchorId="5CB23E7F" wp14:editId="15C2B3DB">
+            <wp:extent cx="6477000" cy="2532380"/>
+            <wp:effectExtent l="0" t="0" r="0" b="1270"/>
+            <wp:docPr id="525006352" name="Grafik 1"/>
             <wp:cNvGraphicFramePr>
               <a:graphicFrameLocks xmlns:a="http://schemas.openxmlformats.org/drawingml/2006/main" noChangeAspect="1"/>
             </wp:cNvGraphicFramePr>
@@ -26346,7 +26465,7 @@
               <a:graphicData uri="http://schemas.openxmlformats.org/drawingml/2006/picture">
                 <pic:pic xmlns:pic="http://schemas.openxmlformats.org/drawingml/2006/picture">
                   <pic:nvPicPr>
-                    <pic:cNvPr id="0" name="uml_business_aktualisiert.png"/>
+                    <pic:cNvPr id="525006352" name=""/>
                     <pic:cNvPicPr/>
                   </pic:nvPicPr>
                   <pic:blipFill>
@@ -26358,7 +26477,7 @@
                   <pic:spPr>
                     <a:xfrm>
                       <a:off x="0" y="0"/>
-                      <a:ext cx="5940000" cy="3300000"/>
+                      <a:ext cx="6477000" cy="2532380"/>
                     </a:xfrm>
                     <a:prstGeom prst="rect">
                       <a:avLst/>
@@ -26375,6 +26494,9 @@
       <w:pPr>
         <w:jc w:val="center"/>
         <w:rPr>
+          <w:i/>
+          <w:color w:val="666666"/>
+          <w:sz w:val="18"/>
           <w:lang w:val="de-DE"/>
         </w:rPr>
       </w:pPr>
@@ -26385,7 +26507,7 @@
           <w:sz w:val="18"/>
           <w:lang w:val="de-DE"/>
         </w:rPr>
-        <w:t xml:space="preserve">Abbildung 4: Aktualisiertes </w:t>
+        <w:t xml:space="preserve">Abbildung 4: </w:t>
       </w:r>
       <w:proofErr w:type="gramStart"/>
       <w:r>
@@ -26408,6 +26530,14 @@
         <w:t xml:space="preserve"> der Business-Schicht</w:t>
       </w:r>
     </w:p>
+    <w:p>
+      <w:pPr>
+        <w:jc w:val="center"/>
+        <w:rPr>
+          <w:lang w:val="de-DE"/>
+        </w:rPr>
+      </w:pPr>
+    </w:p>
     <w:tbl>
       <w:tblPr>
         <w:tblStyle w:val="Tabellenraster"/>
@@ -26442,6 +26572,7 @@
                 <w:color w:val="FFFFFF"/>
                 <w:sz w:val="17"/>
               </w:rPr>
+              <w:lastRenderedPageBreak/>
               <w:t>Pattern</w:t>
             </w:r>
           </w:p>
@@ -27423,7 +27554,6 @@
         <w:rPr>
           <w:noProof/>
         </w:rPr>
-        <w:lastRenderedPageBreak/>
         <w:drawing>
           <wp:inline distT="0" distB="0" distL="0" distR="0" wp14:anchorId="58FF9BC4" wp14:editId="61079527">
             <wp:extent cx="5688000" cy="3412800"/>
@@ -27475,7 +27605,7 @@
           <w:sz w:val="18"/>
           <w:lang w:val="de-DE"/>
         </w:rPr>
-        <w:t xml:space="preserve">Abbildung 5: Aktualisiertes </w:t>
+        <w:t xml:space="preserve">Abbildung 5: </w:t>
       </w:r>
       <w:proofErr w:type="gramStart"/>
       <w:r>
@@ -27776,6 +27906,7 @@
         <w:spacing w:before="160" w:after="80"/>
       </w:pPr>
       <w:r>
+        <w:lastRenderedPageBreak/>
         <w:t>4.7 Integriertes Designmodell</w:t>
       </w:r>
     </w:p>
@@ -27863,18 +27994,15 @@
       <w:proofErr w:type="spellEnd"/>
     </w:p>
     <w:p>
-      <w:pPr>
-        <w:jc w:val="center"/>
-      </w:pPr>
       <w:r>
         <w:rPr>
           <w:noProof/>
         </w:rPr>
         <w:drawing>
-          <wp:inline distT="0" distB="0" distL="0" distR="0" wp14:anchorId="7AF1E908" wp14:editId="2D85DF61">
-            <wp:extent cx="5688000" cy="2275200"/>
-            <wp:effectExtent l="0" t="0" r="0" b="0"/>
-            <wp:docPr id="7" name="Picture 7"/>
+          <wp:inline distT="0" distB="0" distL="0" distR="0" wp14:anchorId="7ADE057A" wp14:editId="4B7FD8C0">
+            <wp:extent cx="6169231" cy="2064908"/>
+            <wp:effectExtent l="0" t="0" r="3175" b="0"/>
+            <wp:docPr id="788790094" name="Grafik 1"/>
             <wp:cNvGraphicFramePr>
               <a:graphicFrameLocks xmlns:a="http://schemas.openxmlformats.org/drawingml/2006/main" noChangeAspect="1"/>
             </wp:cNvGraphicFramePr>
@@ -27882,7 +28010,7 @@
               <a:graphicData uri="http://schemas.openxmlformats.org/drawingml/2006/picture">
                 <pic:pic xmlns:pic="http://schemas.openxmlformats.org/drawingml/2006/picture">
                   <pic:nvPicPr>
-                    <pic:cNvPr id="0" name="uml_komponenten_aktualisiert.png"/>
+                    <pic:cNvPr id="788790094" name=""/>
                     <pic:cNvPicPr/>
                   </pic:nvPicPr>
                   <pic:blipFill>
@@ -27894,7 +28022,7 @@
                   <pic:spPr>
                     <a:xfrm>
                       <a:off x="0" y="0"/>
-                      <a:ext cx="5688000" cy="2275200"/>
+                      <a:ext cx="6230538" cy="2085428"/>
                     </a:xfrm>
                     <a:prstGeom prst="rect">
                       <a:avLst/>
@@ -27921,7 +28049,7 @@
           <w:sz w:val="18"/>
           <w:lang w:val="de-DE"/>
         </w:rPr>
-        <w:t>Abbildung 6: Aktualisiertes Komponentendiagramm mit 3-Schichtenarchitektur</w:t>
+        <w:t>Abbildung 6: Komponentendiagramm mit 3-Schichtenarchitektur</w:t>
       </w:r>
     </w:p>
     <w:p>
@@ -27936,7 +28064,6 @@
         <w:rPr>
           <w:lang w:val="de-DE"/>
         </w:rPr>
-        <w:lastRenderedPageBreak/>
         <w:t xml:space="preserve">4.7.2 </w:t>
       </w:r>
       <w:proofErr w:type="gramStart"/>
@@ -27963,10 +28090,10 @@
           <w:noProof/>
         </w:rPr>
         <w:drawing>
-          <wp:inline distT="0" distB="0" distL="0" distR="0" wp14:anchorId="03D74F4E" wp14:editId="760A0640">
-            <wp:extent cx="6048000" cy="3978947"/>
-            <wp:effectExtent l="0" t="0" r="0" b="0"/>
-            <wp:docPr id="8" name="Picture 8"/>
+          <wp:inline distT="0" distB="0" distL="0" distR="0" wp14:anchorId="1F6C829C" wp14:editId="52195381">
+            <wp:extent cx="5818909" cy="4469482"/>
+            <wp:effectExtent l="0" t="0" r="0" b="7620"/>
+            <wp:docPr id="887070722" name="Grafik 1"/>
             <wp:cNvGraphicFramePr>
               <a:graphicFrameLocks xmlns:a="http://schemas.openxmlformats.org/drawingml/2006/main" noChangeAspect="1"/>
             </wp:cNvGraphicFramePr>
@@ -27974,7 +28101,7 @@
               <a:graphicData uri="http://schemas.openxmlformats.org/drawingml/2006/picture">
                 <pic:pic xmlns:pic="http://schemas.openxmlformats.org/drawingml/2006/picture">
                   <pic:nvPicPr>
-                    <pic:cNvPr id="0" name="uml_integriert_aktualisiert.png"/>
+                    <pic:cNvPr id="887070722" name=""/>
                     <pic:cNvPicPr/>
                   </pic:nvPicPr>
                   <pic:blipFill>
@@ -27986,7 +28113,7 @@
                   <pic:spPr>
                     <a:xfrm>
                       <a:off x="0" y="0"/>
-                      <a:ext cx="6048000" cy="3978947"/>
+                      <a:ext cx="5871720" cy="4510046"/>
                     </a:xfrm>
                     <a:prstGeom prst="rect">
                       <a:avLst/>
@@ -28013,7 +28140,7 @@
           <w:sz w:val="18"/>
           <w:lang w:val="de-DE"/>
         </w:rPr>
-        <w:t>Abbildung 7: Aktualisiertes integriertes Klassendiagramm</w:t>
+        <w:t>Abbildung 7: integriertes Klassendiagramm</w:t>
       </w:r>
     </w:p>
     <w:p>
@@ -28028,6 +28155,7 @@
         <w:rPr>
           <w:lang w:val="de-DE"/>
         </w:rPr>
+        <w:lastRenderedPageBreak/>
         <w:t>4.7.3 Vollständigkeitsprüfung des integrierten Modells</w:t>
       </w:r>
     </w:p>
@@ -28651,17 +28779,11 @@
     </w:tbl>
     <w:p/>
     <w:p>
-      <w:r>
-        <w:br w:type="page"/>
-      </w:r>
-    </w:p>
-    <w:p>
       <w:pPr>
         <w:pStyle w:val="berschrift2"/>
         <w:spacing w:before="160" w:after="80"/>
       </w:pPr>
       <w:r>
-        <w:lastRenderedPageBreak/>
         <w:t xml:space="preserve">4.8 </w:t>
       </w:r>
       <w:proofErr w:type="spellStart"/>
@@ -28678,8 +28800,13 @@
       </w:r>
       <w:proofErr w:type="spellEnd"/>
       <w:r>
-        <w:t xml:space="preserve"> anlegen</w:t>
+        <w:t xml:space="preserve"> </w:t>
       </w:r>
+      <w:proofErr w:type="spellStart"/>
+      <w:r>
+        <w:t>anlegen</w:t>
+      </w:r>
+      <w:proofErr w:type="spellEnd"/>
     </w:p>
     <w:p>
       <w:pPr>
@@ -28753,16 +28880,19 @@
     <w:p>
       <w:pPr>
         <w:jc w:val="center"/>
+        <w:rPr>
+          <w:lang w:val="de-DE"/>
+        </w:rPr>
       </w:pPr>
       <w:r>
         <w:rPr>
-          <w:noProof/>
+          <w:lang w:val="de-DE"/>
         </w:rPr>
         <w:drawing>
-          <wp:inline distT="0" distB="0" distL="0" distR="0" wp14:anchorId="799EB7D0" wp14:editId="58FE9C6C">
-            <wp:extent cx="6048000" cy="3024000"/>
-            <wp:effectExtent l="0" t="0" r="0" b="0"/>
-            <wp:docPr id="9" name="Picture 9"/>
+          <wp:inline distT="0" distB="0" distL="0" distR="0" wp14:anchorId="75844F22" wp14:editId="50A03D0E">
+            <wp:extent cx="6477000" cy="2608580"/>
+            <wp:effectExtent l="0" t="0" r="0" b="1270"/>
+            <wp:docPr id="1589685867" name="Grafik 1"/>
             <wp:cNvGraphicFramePr>
               <a:graphicFrameLocks xmlns:a="http://schemas.openxmlformats.org/drawingml/2006/main" noChangeAspect="1"/>
             </wp:cNvGraphicFramePr>
@@ -28770,7 +28900,7 @@
               <a:graphicData uri="http://schemas.openxmlformats.org/drawingml/2006/picture">
                 <pic:pic xmlns:pic="http://schemas.openxmlformats.org/drawingml/2006/picture">
                   <pic:nvPicPr>
-                    <pic:cNvPr id="0" name="uml_sequenz_aktualisiert.png"/>
+                    <pic:cNvPr id="1589685867" name=""/>
                     <pic:cNvPicPr/>
                   </pic:nvPicPr>
                   <pic:blipFill>
@@ -28782,7 +28912,7 @@
                   <pic:spPr>
                     <a:xfrm>
                       <a:off x="0" y="0"/>
-                      <a:ext cx="6048000" cy="3024000"/>
+                      <a:ext cx="6477000" cy="2608580"/>
                     </a:xfrm>
                     <a:prstGeom prst="rect">
                       <a:avLst/>
@@ -28809,7 +28939,7 @@
           <w:sz w:val="18"/>
           <w:lang w:val="de-DE"/>
         </w:rPr>
-        <w:t>Abbildung 8: Aktualisiertes Sequenzdiagramm für UC1 Auftrag anlegen</w:t>
+        <w:t>Abbildung 8: Sequenzdiagramm für UC1 Auftrag anlegen</w:t>
       </w:r>
     </w:p>
     <w:tbl>
@@ -29153,6 +29283,25 @@
     </w:p>
     <w:p>
       <w:pPr>
+        <w:rPr>
+          <w:rFonts w:asciiTheme="majorHAnsi" w:eastAsiaTheme="majorEastAsia" w:hAnsiTheme="majorHAnsi" w:cstheme="majorBidi"/>
+          <w:b/>
+          <w:bCs/>
+          <w:color w:val="1F4E79"/>
+          <w:sz w:val="26"/>
+          <w:szCs w:val="26"/>
+          <w:lang w:val="de-DE"/>
+        </w:rPr>
+      </w:pPr>
+      <w:r>
+        <w:rPr>
+          <w:lang w:val="de-DE"/>
+        </w:rPr>
+        <w:br w:type="page"/>
+      </w:r>
+    </w:p>
+    <w:p>
+      <w:pPr>
         <w:pStyle w:val="berschrift2"/>
         <w:spacing w:before="160" w:after="80"/>
         <w:rPr>
@@ -29163,6 +29312,7 @@
         <w:rPr>
           <w:lang w:val="de-DE"/>
         </w:rPr>
+        <w:lastRenderedPageBreak/>
         <w:t>4.9 Glossar der Design-Verantwortlichkeiten</w:t>
       </w:r>
     </w:p>
@@ -30414,7 +30564,6 @@
         <w:spacing w:before="160" w:after="80"/>
       </w:pPr>
       <w:r>
-        <w:lastRenderedPageBreak/>
         <w:t xml:space="preserve">4.10 </w:t>
       </w:r>
       <w:proofErr w:type="spellStart"/>
@@ -30828,7 +30977,23 @@
                 <w:sz w:val="16"/>
                 <w:szCs w:val="16"/>
               </w:rPr>
-              <w:t xml:space="preserve"> abgeglichen.</w:t>
+              <w:t xml:space="preserve"> </w:t>
+            </w:r>
+            <w:proofErr w:type="spellStart"/>
+            <w:r>
+              <w:rPr>
+                <w:sz w:val="16"/>
+                <w:szCs w:val="16"/>
+              </w:rPr>
+              <w:t>abgeglichen</w:t>
+            </w:r>
+            <w:proofErr w:type="spellEnd"/>
+            <w:r>
+              <w:rPr>
+                <w:sz w:val="16"/>
+                <w:szCs w:val="16"/>
+              </w:rPr>
+              <w:t>.</w:t>
             </w:r>
           </w:p>
         </w:tc>
@@ -32360,7 +32525,23 @@
       </w:r>
       <w:proofErr w:type="spellEnd"/>
       <w:r>
-        <w:t xml:space="preserve"> deshalb die fachliche Klasse Auftrag umgesetzt.</w:t>
+        <w:t xml:space="preserve"> </w:t>
+      </w:r>
+      <w:proofErr w:type="spellStart"/>
+      <w:r>
+        <w:t>deshalb</w:t>
+      </w:r>
+      <w:proofErr w:type="spellEnd"/>
+      <w:r>
+        <w:t xml:space="preserve"> die </w:t>
+      </w:r>
+      <w:proofErr w:type="spellStart"/>
+      <w:r>
+        <w:t>fachliche</w:t>
+      </w:r>
+      <w:proofErr w:type="spellEnd"/>
+      <w:r>
+        <w:t xml:space="preserve"> Klasse Auftrag umgesetzt.</w:t>
       </w:r>
     </w:p>
     <w:tbl>
@@ -32606,25 +32787,130 @@
             <w:shd w:val="clear" w:color="auto" w:fill="F7FBFF"/>
           </w:tcPr>
           <w:p>
+            <w:pPr>
+              <w:rPr>
+                <w:lang w:val="fr-CH"/>
+              </w:rPr>
+            </w:pPr>
             <w:r>
               <w:rPr>
                 <w:sz w:val="17"/>
-              </w:rPr>
-              <w:t>Java-Prototyp, Tests, ConsoleClient, Javadoc und Präsentation.</w:t>
+                <w:lang w:val="fr-CH"/>
+              </w:rPr>
+              <w:t>Java-</w:t>
+            </w:r>
+            <w:proofErr w:type="spellStart"/>
+            <w:r>
+              <w:rPr>
+                <w:sz w:val="17"/>
+                <w:lang w:val="fr-CH"/>
+              </w:rPr>
+              <w:t>Prototyp</w:t>
+            </w:r>
+            <w:proofErr w:type="spellEnd"/>
+            <w:r>
+              <w:rPr>
+                <w:sz w:val="17"/>
+                <w:lang w:val="fr-CH"/>
+              </w:rPr>
+              <w:t xml:space="preserve">, Tests, </w:t>
+            </w:r>
+            <w:proofErr w:type="spellStart"/>
+            <w:r>
+              <w:rPr>
+                <w:sz w:val="17"/>
+                <w:lang w:val="fr-CH"/>
+              </w:rPr>
+              <w:t>ConsoleClient</w:t>
+            </w:r>
+            <w:proofErr w:type="spellEnd"/>
+            <w:r>
+              <w:rPr>
+                <w:sz w:val="17"/>
+                <w:lang w:val="fr-CH"/>
+              </w:rPr>
+              <w:t xml:space="preserve">, </w:t>
+            </w:r>
+            <w:proofErr w:type="spellStart"/>
+            <w:r>
+              <w:rPr>
+                <w:sz w:val="17"/>
+                <w:lang w:val="fr-CH"/>
+              </w:rPr>
+              <w:t>Javadoc</w:t>
+            </w:r>
+            <w:proofErr w:type="spellEnd"/>
+            <w:r>
+              <w:rPr>
+                <w:sz w:val="17"/>
+                <w:lang w:val="fr-CH"/>
+              </w:rPr>
+              <w:t xml:space="preserve"> </w:t>
+            </w:r>
+            <w:proofErr w:type="spellStart"/>
+            <w:r>
+              <w:rPr>
+                <w:sz w:val="17"/>
+                <w:lang w:val="fr-CH"/>
+              </w:rPr>
+              <w:t>und</w:t>
+            </w:r>
+            <w:proofErr w:type="spellEnd"/>
+            <w:r>
+              <w:rPr>
+                <w:sz w:val="17"/>
+                <w:lang w:val="fr-CH"/>
+              </w:rPr>
+              <w:t xml:space="preserve"> </w:t>
+            </w:r>
+            <w:proofErr w:type="spellStart"/>
+            <w:r>
+              <w:rPr>
+                <w:sz w:val="17"/>
+                <w:lang w:val="fr-CH"/>
+              </w:rPr>
+              <w:t>Präsentation</w:t>
+            </w:r>
+            <w:proofErr w:type="spellEnd"/>
+            <w:r>
+              <w:rPr>
+                <w:sz w:val="17"/>
+                <w:lang w:val="fr-CH"/>
+              </w:rPr>
+              <w:t>.</w:t>
             </w:r>
           </w:p>
         </w:tc>
       </w:tr>
     </w:tbl>
-    <w:p/>
+    <w:p>
+      <w:pPr>
+        <w:rPr>
+          <w:lang w:val="fr-CH"/>
+        </w:rPr>
+      </w:pPr>
+    </w:p>
     <w:p>
       <w:pPr>
         <w:pStyle w:val="berschrift2"/>
         <w:spacing w:before="160" w:after="80"/>
       </w:pPr>
       <w:r>
-        <w:t>5.3 Umfang und Annahmen</w:t>
+        <w:t xml:space="preserve">5.3 </w:t>
       </w:r>
+      <w:proofErr w:type="spellStart"/>
+      <w:r>
+        <w:t>Umfang</w:t>
+      </w:r>
+      <w:proofErr w:type="spellEnd"/>
+      <w:r>
+        <w:t xml:space="preserve"> und </w:t>
+      </w:r>
+      <w:proofErr w:type="spellStart"/>
+      <w:r>
+        <w:t>Annahmen</w:t>
+      </w:r>
+      <w:proofErr w:type="spellEnd"/>
     </w:p>
     <w:tbl>
       <w:tblPr>
@@ -35908,7 +36194,15 @@
       </w:r>
       <w:proofErr w:type="spellEnd"/>
       <w:r>
-        <w:t xml:space="preserve"> über die Tastatur.</w:t>
+        <w:t xml:space="preserve"> </w:t>
+      </w:r>
+      <w:proofErr w:type="spellStart"/>
+      <w:r>
+        <w:t>über</w:t>
+      </w:r>
+      <w:proofErr w:type="spellEnd"/>
+      <w:r>
+        <w:t xml:space="preserve"> die Tastatur.</w:t>
       </w:r>
     </w:p>
     <w:tbl>
@@ -36168,7 +36462,15 @@
       </w:r>
       <w:proofErr w:type="spellEnd"/>
       <w:r>
-        <w:t>, wird eine RuntimeException geworfen.</w:t>
+        <w:t xml:space="preserve">, </w:t>
+      </w:r>
+      <w:proofErr w:type="spellStart"/>
+      <w:r>
+        <w:t>wird</w:t>
+      </w:r>
+      <w:proofErr w:type="spellEnd"/>
+      <w:r>
+        <w:t xml:space="preserve"> eine RuntimeException geworfen.</w:t>
       </w:r>
     </w:p>
     <w:tbl>

--- a/WerkstattPilot/06_abgabe/arbeitsgruppe3-projektarbeit.docx
+++ b/WerkstattPilot/06_abgabe/arbeitsgruppe3-projektarbeit.docx
@@ -1974,7 +1974,7 @@
         <w:tblLook w:val="04A0" w:firstRow="1" w:lastRow="0" w:firstColumn="1" w:lastColumn="0" w:noHBand="0" w:noVBand="1"/>
       </w:tblPr>
       <w:tblGrid>
-        <w:gridCol w:w="10200"/>
+        <w:gridCol w:w="10184"/>
       </w:tblGrid>
       <w:tr>
         <w:tc>
@@ -5683,7 +5683,7 @@
         <w:tblLook w:val="04A0" w:firstRow="1" w:lastRow="0" w:firstColumn="1" w:lastColumn="0" w:noHBand="0" w:noVBand="1"/>
       </w:tblPr>
       <w:tblGrid>
-        <w:gridCol w:w="10200"/>
+        <w:gridCol w:w="10184"/>
       </w:tblGrid>
       <w:tr>
         <w:tc>
@@ -7864,7 +7864,7 @@
         <w:tblLook w:val="04A0" w:firstRow="1" w:lastRow="0" w:firstColumn="1" w:lastColumn="0" w:noHBand="0" w:noVBand="1"/>
       </w:tblPr>
       <w:tblGrid>
-        <w:gridCol w:w="10200"/>
+        <w:gridCol w:w="10184"/>
       </w:tblGrid>
       <w:tr>
         <w:tc>
@@ -15891,7 +15891,7 @@
         <w:tblLook w:val="04A0" w:firstRow="1" w:lastRow="0" w:firstColumn="1" w:lastColumn="0" w:noHBand="0" w:noVBand="1"/>
       </w:tblPr>
       <w:tblGrid>
-        <w:gridCol w:w="10200"/>
+        <w:gridCol w:w="10184"/>
       </w:tblGrid>
       <w:tr>
         <w:tc>
@@ -22322,7 +22322,7 @@
         <w:tblLook w:val="04A0" w:firstRow="1" w:lastRow="0" w:firstColumn="1" w:lastColumn="0" w:noHBand="0" w:noVBand="1"/>
       </w:tblPr>
       <w:tblGrid>
-        <w:gridCol w:w="10200"/>
+        <w:gridCol w:w="10184"/>
       </w:tblGrid>
       <w:tr>
         <w:tc>
@@ -24529,7 +24529,7 @@
         <w:tblLook w:val="04A0" w:firstRow="1" w:lastRow="0" w:firstColumn="1" w:lastColumn="0" w:noHBand="0" w:noVBand="1"/>
       </w:tblPr>
       <w:tblGrid>
-        <w:gridCol w:w="10200"/>
+        <w:gridCol w:w="10184"/>
       </w:tblGrid>
       <w:tr>
         <w:tc>
@@ -28886,6 +28886,7 @@
       </w:pPr>
       <w:r>
         <w:rPr>
+          <w:noProof/>
           <w:lang w:val="de-DE"/>
         </w:rPr>
         <w:drawing>
@@ -31416,7 +31417,7 @@
         <w:tblLook w:val="04A0" w:firstRow="1" w:lastRow="0" w:firstColumn="1" w:lastColumn="0" w:noHBand="0" w:noVBand="1"/>
       </w:tblPr>
       <w:tblGrid>
-        <w:gridCol w:w="10200"/>
+        <w:gridCol w:w="10184"/>
       </w:tblGrid>
       <w:tr>
         <w:tc>
@@ -33971,7 +33972,7 @@
         <w:tblLook w:val="04A0" w:firstRow="1" w:lastRow="0" w:firstColumn="1" w:lastColumn="0" w:noHBand="0" w:noVBand="1"/>
       </w:tblPr>
       <w:tblGrid>
-        <w:gridCol w:w="10200"/>
+        <w:gridCol w:w="10184"/>
       </w:tblGrid>
       <w:tr>
         <w:tc>
@@ -37149,7 +37150,7 @@
         <w:tblLook w:val="04A0" w:firstRow="1" w:lastRow="0" w:firstColumn="1" w:lastColumn="0" w:noHBand="0" w:noVBand="1"/>
       </w:tblPr>
       <w:tblGrid>
-        <w:gridCol w:w="10200"/>
+        <w:gridCol w:w="10184"/>
       </w:tblGrid>
       <w:tr>
         <w:tc>
@@ -38056,7 +38057,7 @@
         <w:tblLook w:val="04A0" w:firstRow="1" w:lastRow="0" w:firstColumn="1" w:lastColumn="0" w:noHBand="0" w:noVBand="1"/>
       </w:tblPr>
       <w:tblGrid>
-        <w:gridCol w:w="10200"/>
+        <w:gridCol w:w="10184"/>
       </w:tblGrid>
       <w:tr>
         <w:tc>
@@ -39726,1216 +39727,376 @@
           <w:lang w:val="de-DE"/>
         </w:rPr>
         <w:lastRenderedPageBreak/>
-        <w:t>6 Finaler Abgabecheck</w:t>
+        <w:t xml:space="preserve">6 </w:t>
+      </w:r>
+      <w:r>
+        <w:rPr>
+          <w:lang w:val="de-DE"/>
+        </w:rPr>
+        <w:t>Transparenzhinweis KI</w:t>
       </w:r>
     </w:p>
     <w:p>
       <w:pPr>
-        <w:pStyle w:val="SubtitleBlue"/>
+        <w:pStyle w:val="berschrift2"/>
+        <w:spacing w:before="160" w:after="80"/>
+      </w:pPr>
+      <w:r>
+        <w:t>6.1 Allgemeiner Umgang mit Künstlicher Intelligenz</w:t>
+      </w:r>
+    </w:p>
+    <w:p>
+      <w:pPr>
         <w:rPr>
-          <w:lang w:val="de-DE"/>
+          <w:lang w:val="de-CH"/>
         </w:rPr>
       </w:pPr>
       <w:r>
         <w:rPr>
-          <w:lang w:val="de-DE"/>
+          <w:lang w:val="de-CH"/>
         </w:rPr>
-        <w:t>Konsistenzprüfung Code, Dokumentation, Arbeitsprotokoll und Abgabedateien</w:t>
+        <w:t>Im Sinne der Transparenz und der wissenschaftlichen Redlichkeit legen wir hiermit offen, dass im Rahmen des Projekts </w:t>
+      </w:r>
+      <w:proofErr w:type="spellStart"/>
+      <w:r>
+        <w:rPr>
+          <w:lang w:val="de-CH"/>
+        </w:rPr>
+        <w:t>WerkstattPilot</w:t>
+      </w:r>
+      <w:proofErr w:type="spellEnd"/>
+      <w:r>
+        <w:rPr>
+          <w:lang w:val="de-CH"/>
+        </w:rPr>
+        <w:t> – umfassend die Projektphasen von der Initialisierung über die Analyse und das Design bis hin zur fertigen Implementierung – generative Künstliche Intelligenz (KI) als unterstützendes Werkzeug eingesetzt wurde.</w:t>
+      </w:r>
+      <w:r>
+        <w:rPr>
+          <w:lang w:val="de-CH"/>
+        </w:rPr>
+        <w:br/>
+        <w:t>Der Einsatz erfolgte gezielt zur Steigerung der redaktionellen Qualität und der visuellen Präsentation, nicht jedoch zur Erzeugung inhaltlicher oder technischer Kernkonzepte.</w:t>
       </w:r>
     </w:p>
-    <w:tbl>
-      <w:tblPr>
-        <w:tblW w:w="0" w:type="auto"/>
-        <w:tblLook w:val="04A0" w:firstRow="1" w:lastRow="0" w:firstColumn="1" w:lastColumn="0" w:noHBand="0" w:noVBand="1"/>
-      </w:tblPr>
-      <w:tblGrid>
-        <w:gridCol w:w="10200"/>
-      </w:tblGrid>
-      <w:tr>
-        <w:tc>
-          <w:tcPr>
-            <w:tcW w:w="10200" w:type="dxa"/>
-            <w:tcBorders>
-              <w:top w:val="single" w:sz="6" w:space="0" w:color="B7D7EF"/>
-              <w:left w:val="single" w:sz="6" w:space="0" w:color="B7D7EF"/>
-              <w:bottom w:val="single" w:sz="6" w:space="0" w:color="B7D7EF"/>
-              <w:right w:val="single" w:sz="6" w:space="0" w:color="B7D7EF"/>
-            </w:tcBorders>
-            <w:shd w:val="clear" w:color="auto" w:fill="D9EAF7"/>
-          </w:tcPr>
-          <w:p>
-            <w:proofErr w:type="spellStart"/>
-            <w:r>
-              <w:rPr>
-                <w:b/>
-                <w:color w:val="1F4E79"/>
-                <w:sz w:val="22"/>
-              </w:rPr>
-              <w:t>Abschlusskontrolle</w:t>
-            </w:r>
-            <w:proofErr w:type="spellEnd"/>
-          </w:p>
-        </w:tc>
-      </w:tr>
-    </w:tbl>
+    <w:p>
+      <w:pPr>
+        <w:pStyle w:val="berschrift2"/>
+        <w:spacing w:before="160" w:after="80"/>
+      </w:pPr>
+      <w:r>
+        <w:t>6.2 Konkrete Einsatzbereiche der KI</w:t>
+      </w:r>
+    </w:p>
+    <w:p>
+      <w:pPr>
+        <w:rPr>
+          <w:lang w:val="de-CH"/>
+        </w:rPr>
+      </w:pPr>
+      <w:r>
+        <w:rPr>
+          <w:lang w:val="de-CH"/>
+        </w:rPr>
+        <w:t>Die Unterstützung durch KI</w:t>
+      </w:r>
+      <w:r>
+        <w:rPr>
+          <w:lang w:val="de-CH"/>
+        </w:rPr>
+        <w:noBreakHyphen/>
+        <w:t>Systeme beschränkte sich im Wesentlichen auf die folgenden drei Bereiche:</w:t>
+      </w:r>
+    </w:p>
+    <w:p>
+      <w:pPr>
+        <w:numPr>
+          <w:ilvl w:val="0"/>
+          <w:numId w:val="11"/>
+        </w:numPr>
+        <w:rPr>
+          <w:lang w:val="de-CH"/>
+        </w:rPr>
+      </w:pPr>
+      <w:r>
+        <w:rPr>
+          <w:lang w:val="de-CH"/>
+        </w:rPr>
+        <w:t>Textglättung und stilistische Optimierung</w:t>
+      </w:r>
+      <w:r>
+        <w:rPr>
+          <w:lang w:val="de-CH"/>
+        </w:rPr>
+        <w:br/>
+        <w:t>Die fachlichen Formulierungen, Begründungen und Architekturentscheidungen wurden vollständig von den Autorinnen und Autoren erarbeitet.</w:t>
+      </w:r>
+      <w:r>
+        <w:rPr>
+          <w:lang w:val="de-CH"/>
+        </w:rPr>
+        <w:br/>
+        <w:t xml:space="preserve">Eine KI wurde anschliessend als digitaler Lektor genutzt, um die Rohformulierungen in einen durchgehend präzisen, formalen und einheitlichen technischen Dokumentationsstil zu überführen sowie </w:t>
+      </w:r>
+      <w:proofErr w:type="spellStart"/>
+      <w:r>
+        <w:rPr>
+          <w:lang w:val="de-CH"/>
+        </w:rPr>
+        <w:t>Rechtschreib</w:t>
+      </w:r>
+      <w:proofErr w:type="spellEnd"/>
+      <w:r>
+        <w:rPr>
+          <w:lang w:val="de-CH"/>
+        </w:rPr>
+        <w:noBreakHyphen/>
+        <w:t xml:space="preserve"> und Grammatikprüfungen durchzuführen. </w:t>
+      </w:r>
+    </w:p>
+    <w:p>
+      <w:pPr>
+        <w:numPr>
+          <w:ilvl w:val="0"/>
+          <w:numId w:val="12"/>
+        </w:numPr>
+        <w:rPr>
+          <w:lang w:val="de-CH"/>
+        </w:rPr>
+      </w:pPr>
+      <w:r>
+        <w:rPr>
+          <w:lang w:val="de-CH"/>
+        </w:rPr>
+        <w:t>Visuelle Darstellung und Tabellenstrukturen</w:t>
+      </w:r>
+      <w:r>
+        <w:rPr>
+          <w:lang w:val="de-CH"/>
+        </w:rPr>
+        <w:br/>
+        <w:t>Zur übersichtlichen Gliederung der Dokumente, zur Erstellung strukturierter Methodengegenüberstellungen sowie zur Formatierung der verschiedenen Prüfmatrizen wurden KI</w:t>
+      </w:r>
+      <w:r>
+        <w:rPr>
+          <w:lang w:val="de-CH"/>
+        </w:rPr>
+        <w:noBreakHyphen/>
+        <w:t>gestützte Strukturierungsvorschläge herangezogen, um die Lesbarkeit der Berichte zu maximieren. </w:t>
+      </w:r>
+    </w:p>
+    <w:p>
+      <w:pPr>
+        <w:numPr>
+          <w:ilvl w:val="0"/>
+          <w:numId w:val="13"/>
+        </w:numPr>
+        <w:rPr>
+          <w:lang w:val="de-CH"/>
+        </w:rPr>
+      </w:pPr>
+      <w:r>
+        <w:rPr>
+          <w:lang w:val="de-CH"/>
+        </w:rPr>
+        <w:t>Generierung des Titelbilds (Deckblatt) Das einheitlich auf allen Dokumenten verwendete Projekt</w:t>
+      </w:r>
+      <w:r>
+        <w:rPr>
+          <w:lang w:val="de-CH"/>
+        </w:rPr>
+        <w:noBreakHyphen/>
+        <w:t xml:space="preserve"> und Profilbild (Symbolbild für die digitale Auftragsabwicklung in einer Kfz</w:t>
+      </w:r>
+      <w:r>
+        <w:rPr>
+          <w:lang w:val="de-CH"/>
+        </w:rPr>
+        <w:noBreakHyphen/>
+        <w:t>Werkstatt) wurde mithilfe eines generativen Bildmodells erstellt.</w:t>
+      </w:r>
+    </w:p>
+    <w:p>
+      <w:pPr>
+        <w:pStyle w:val="berschrift2"/>
+        <w:spacing w:before="160" w:after="80"/>
+      </w:pPr>
+      <w:r>
+        <w:t>6.3 Geistige Eigenleistung und inhaltliche Verantwortung</w:t>
+      </w:r>
+    </w:p>
+    <w:p>
+      <w:pPr>
+        <w:rPr>
+          <w:lang w:val="de-CH"/>
+        </w:rPr>
+      </w:pPr>
+      <w:r>
+        <w:rPr>
+          <w:lang w:val="de-CH"/>
+        </w:rPr>
+        <w:t>Alle wesentlichen Projektarbeiten und intellektuellen Kernleistungen wurden vollständig eigenständig durch die Arbeitsgruppe erbracht.</w:t>
+      </w:r>
+      <w:r>
+        <w:rPr>
+          <w:lang w:val="de-CH"/>
+        </w:rPr>
+        <w:br/>
+        <w:t>Dazu gehören insbesondere:</w:t>
+      </w:r>
+    </w:p>
+    <w:p>
+      <w:pPr>
+        <w:numPr>
+          <w:ilvl w:val="0"/>
+          <w:numId w:val="14"/>
+        </w:numPr>
+        <w:rPr>
+          <w:lang w:val="de-CH"/>
+        </w:rPr>
+      </w:pPr>
+      <w:r>
+        <w:rPr>
+          <w:lang w:val="de-CH"/>
+        </w:rPr>
+        <w:t>Die Definition des Projektumfangs sowie die Erhebung und Ausarbeitung der fachlichen Anforderungen. </w:t>
+      </w:r>
+    </w:p>
+    <w:p>
+      <w:pPr>
+        <w:numPr>
+          <w:ilvl w:val="0"/>
+          <w:numId w:val="15"/>
+        </w:numPr>
+        <w:rPr>
+          <w:lang w:val="de-CH"/>
+        </w:rPr>
+      </w:pPr>
+      <w:r>
+        <w:rPr>
+          <w:lang w:val="de-CH"/>
+        </w:rPr>
+        <w:t>Die softwarearchitektonischen Entscheidungen (z.B. Drei</w:t>
+      </w:r>
+      <w:r>
+        <w:rPr>
+          <w:lang w:val="de-CH"/>
+        </w:rPr>
+        <w:noBreakHyphen/>
+        <w:t>Schichten</w:t>
+      </w:r>
+      <w:r>
+        <w:rPr>
+          <w:lang w:val="de-CH"/>
+        </w:rPr>
+        <w:noBreakHyphen/>
+        <w:t>Architektur, In</w:t>
+      </w:r>
+      <w:r>
+        <w:rPr>
+          <w:lang w:val="de-CH"/>
+        </w:rPr>
+        <w:noBreakHyphen/>
+        <w:t>Memory</w:t>
+      </w:r>
+      <w:r>
+        <w:rPr>
+          <w:lang w:val="de-CH"/>
+        </w:rPr>
+        <w:noBreakHyphen/>
+        <w:t>Datenhaltung via Mock</w:t>
+      </w:r>
+      <w:r>
+        <w:rPr>
+          <w:lang w:val="de-CH"/>
+        </w:rPr>
+        <w:noBreakHyphen/>
+        <w:t>DB). </w:t>
+      </w:r>
+    </w:p>
+    <w:p>
+      <w:pPr>
+        <w:numPr>
+          <w:ilvl w:val="0"/>
+          <w:numId w:val="16"/>
+        </w:numPr>
+        <w:rPr>
+          <w:lang w:val="de-CH"/>
+        </w:rPr>
+      </w:pPr>
+      <w:r>
+        <w:rPr>
+          <w:lang w:val="de-CH"/>
+        </w:rPr>
+        <w:t>Das Design und die Definition der UML</w:t>
+      </w:r>
+      <w:r>
+        <w:rPr>
+          <w:lang w:val="de-CH"/>
+        </w:rPr>
+        <w:noBreakHyphen/>
+        <w:t>Modelle (Fachklassenmodell, Zustandsmodell, integrierte Klassendiagramme und Sequenzdiagramme).</w:t>
+      </w:r>
+    </w:p>
+    <w:p>
+      <w:pPr>
+        <w:numPr>
+          <w:ilvl w:val="0"/>
+          <w:numId w:val="17"/>
+        </w:numPr>
+        <w:rPr>
+          <w:lang w:val="de-CH"/>
+        </w:rPr>
+      </w:pPr>
+      <w:r>
+        <w:rPr>
+          <w:lang w:val="de-CH"/>
+        </w:rPr>
+        <w:t xml:space="preserve">Die vollständige Programmierung </w:t>
+      </w:r>
+      <w:proofErr w:type="gramStart"/>
+      <w:r>
+        <w:rPr>
+          <w:lang w:val="de-CH"/>
+        </w:rPr>
+        <w:t>des Java</w:t>
+      </w:r>
+      <w:proofErr w:type="gramEnd"/>
+      <w:r>
+        <w:rPr>
+          <w:lang w:val="de-CH"/>
+        </w:rPr>
+        <w:noBreakHyphen/>
+        <w:t xml:space="preserve">Prototyps (Klassen, Interfaces, Singletons und </w:t>
+      </w:r>
+      <w:proofErr w:type="spellStart"/>
+      <w:r>
+        <w:rPr>
+          <w:lang w:val="de-CH"/>
+        </w:rPr>
+        <w:t>Factories</w:t>
+      </w:r>
+      <w:proofErr w:type="spellEnd"/>
+      <w:r>
+        <w:rPr>
+          <w:lang w:val="de-CH"/>
+        </w:rPr>
+        <w:t>) einschliesslich der zugehörigen Unit</w:t>
+      </w:r>
+      <w:r>
+        <w:rPr>
+          <w:lang w:val="de-CH"/>
+        </w:rPr>
+        <w:noBreakHyphen/>
+        <w:t>Tests.</w:t>
+      </w:r>
+    </w:p>
     <w:p>
       <w:pPr>
         <w:rPr>
           <w:lang w:val="de-DE"/>
         </w:rPr>
       </w:pPr>
-      <w:r>
-        <w:rPr>
-          <w:lang w:val="de-DE"/>
-        </w:rPr>
-        <w:t>Die finale Prüfung konzentrierte sich auf die Konsistenz zwischen Aufgabenstellung, Projektdokumentation, UML-Diagrammen, Java-Code, Arbeitsprotokoll und Abgabedateien.</w:t>
-      </w:r>
-    </w:p>
-    <w:tbl>
-      <w:tblPr>
-        <w:tblStyle w:val="Tabellenraster"/>
-        <w:tblW w:w="0" w:type="auto"/>
-        <w:jc w:val="center"/>
-        <w:tblLook w:val="04A0" w:firstRow="1" w:lastRow="0" w:firstColumn="1" w:lastColumn="0" w:noHBand="0" w:noVBand="1"/>
-      </w:tblPr>
-      <w:tblGrid>
-        <w:gridCol w:w="2268"/>
-        <w:gridCol w:w="5102"/>
-        <w:gridCol w:w="1701"/>
-      </w:tblGrid>
-      <w:tr>
-        <w:trPr>
-          <w:jc w:val="center"/>
-        </w:trPr>
-        <w:tc>
-          <w:tcPr>
-            <w:tcW w:w="2268" w:type="dxa"/>
-            <w:tcBorders>
-              <w:top w:val="single" w:sz="8" w:space="0" w:color="D9E2F3"/>
-              <w:left w:val="single" w:sz="8" w:space="0" w:color="D9E2F3"/>
-              <w:bottom w:val="single" w:sz="8" w:space="0" w:color="D9E2F3"/>
-              <w:right w:val="single" w:sz="8" w:space="0" w:color="D9E2F3"/>
-            </w:tcBorders>
-            <w:shd w:val="clear" w:color="auto" w:fill="1F4E79"/>
-          </w:tcPr>
-          <w:p>
-            <w:proofErr w:type="spellStart"/>
-            <w:r>
-              <w:rPr>
-                <w:b/>
-                <w:color w:val="FFFFFF"/>
-                <w:sz w:val="16"/>
-              </w:rPr>
-              <w:t>Bereich</w:t>
-            </w:r>
-            <w:proofErr w:type="spellEnd"/>
-          </w:p>
-        </w:tc>
-        <w:tc>
-          <w:tcPr>
-            <w:tcW w:w="5102" w:type="dxa"/>
-            <w:tcBorders>
-              <w:top w:val="single" w:sz="8" w:space="0" w:color="D9E2F3"/>
-              <w:left w:val="single" w:sz="8" w:space="0" w:color="D9E2F3"/>
-              <w:bottom w:val="single" w:sz="8" w:space="0" w:color="D9E2F3"/>
-              <w:right w:val="single" w:sz="8" w:space="0" w:color="D9E2F3"/>
-            </w:tcBorders>
-            <w:shd w:val="clear" w:color="auto" w:fill="1F4E79"/>
-          </w:tcPr>
-          <w:p>
-            <w:r>
-              <w:rPr>
-                <w:b/>
-                <w:color w:val="FFFFFF"/>
-                <w:sz w:val="16"/>
-              </w:rPr>
-              <w:t>Prüfung</w:t>
-            </w:r>
-          </w:p>
-        </w:tc>
-        <w:tc>
-          <w:tcPr>
-            <w:tcW w:w="1701" w:type="dxa"/>
-            <w:tcBorders>
-              <w:top w:val="single" w:sz="8" w:space="0" w:color="D9E2F3"/>
-              <w:left w:val="single" w:sz="8" w:space="0" w:color="D9E2F3"/>
-              <w:bottom w:val="single" w:sz="8" w:space="0" w:color="D9E2F3"/>
-              <w:right w:val="single" w:sz="8" w:space="0" w:color="D9E2F3"/>
-            </w:tcBorders>
-            <w:shd w:val="clear" w:color="auto" w:fill="1F4E79"/>
-          </w:tcPr>
-          <w:p>
-            <w:r>
-              <w:rPr>
-                <w:b/>
-                <w:color w:val="FFFFFF"/>
-                <w:sz w:val="16"/>
-              </w:rPr>
-              <w:t>Ergebnis</w:t>
-            </w:r>
-          </w:p>
-        </w:tc>
-      </w:tr>
-      <w:tr>
-        <w:trPr>
-          <w:jc w:val="center"/>
-        </w:trPr>
-        <w:tc>
-          <w:tcPr>
-            <w:tcW w:w="2268" w:type="dxa"/>
-            <w:tcBorders>
-              <w:top w:val="single" w:sz="8" w:space="0" w:color="D9E2F3"/>
-              <w:left w:val="single" w:sz="8" w:space="0" w:color="D9E2F3"/>
-              <w:bottom w:val="single" w:sz="8" w:space="0" w:color="D9E2F3"/>
-              <w:right w:val="single" w:sz="8" w:space="0" w:color="D9E2F3"/>
-            </w:tcBorders>
-            <w:shd w:val="clear" w:color="auto" w:fill="FFFFFF"/>
-          </w:tcPr>
-          <w:p>
-            <w:r>
-              <w:rPr>
-                <w:sz w:val="16"/>
-              </w:rPr>
-              <w:t>Aufgabe 1</w:t>
-            </w:r>
-          </w:p>
-        </w:tc>
-        <w:tc>
-          <w:tcPr>
-            <w:tcW w:w="5102" w:type="dxa"/>
-            <w:tcBorders>
-              <w:top w:val="single" w:sz="8" w:space="0" w:color="D9E2F3"/>
-              <w:left w:val="single" w:sz="8" w:space="0" w:color="D9E2F3"/>
-              <w:bottom w:val="single" w:sz="8" w:space="0" w:color="D9E2F3"/>
-              <w:right w:val="single" w:sz="8" w:space="0" w:color="D9E2F3"/>
-            </w:tcBorders>
-            <w:shd w:val="clear" w:color="auto" w:fill="FFFFFF"/>
-          </w:tcPr>
-          <w:p>
-            <w:pPr>
-              <w:rPr>
-                <w:lang w:val="de-DE"/>
-              </w:rPr>
-            </w:pPr>
-            <w:r>
-              <w:rPr>
-                <w:sz w:val="16"/>
-                <w:lang w:val="de-DE"/>
-              </w:rPr>
-              <w:t>Projektauftrag, Ziele, Stakeholder, Use Cases, NFA und Projektplan vorhanden.</w:t>
-            </w:r>
-          </w:p>
-        </w:tc>
-        <w:tc>
-          <w:tcPr>
-            <w:tcW w:w="1701" w:type="dxa"/>
-            <w:tcBorders>
-              <w:top w:val="single" w:sz="8" w:space="0" w:color="D9E2F3"/>
-              <w:left w:val="single" w:sz="8" w:space="0" w:color="D9E2F3"/>
-              <w:bottom w:val="single" w:sz="8" w:space="0" w:color="D9E2F3"/>
-              <w:right w:val="single" w:sz="8" w:space="0" w:color="D9E2F3"/>
-            </w:tcBorders>
-            <w:shd w:val="clear" w:color="auto" w:fill="FFFFFF"/>
-          </w:tcPr>
-          <w:p>
-            <w:proofErr w:type="spellStart"/>
-            <w:r>
-              <w:rPr>
-                <w:sz w:val="16"/>
-              </w:rPr>
-              <w:t>erfüllt</w:t>
-            </w:r>
-            <w:proofErr w:type="spellEnd"/>
-          </w:p>
-        </w:tc>
-      </w:tr>
-      <w:tr>
-        <w:trPr>
-          <w:jc w:val="center"/>
-        </w:trPr>
-        <w:tc>
-          <w:tcPr>
-            <w:tcW w:w="2268" w:type="dxa"/>
-            <w:tcBorders>
-              <w:top w:val="single" w:sz="8" w:space="0" w:color="D9E2F3"/>
-              <w:left w:val="single" w:sz="8" w:space="0" w:color="D9E2F3"/>
-              <w:bottom w:val="single" w:sz="8" w:space="0" w:color="D9E2F3"/>
-              <w:right w:val="single" w:sz="8" w:space="0" w:color="D9E2F3"/>
-            </w:tcBorders>
-            <w:shd w:val="clear" w:color="auto" w:fill="F7FBFF"/>
-          </w:tcPr>
-          <w:p>
-            <w:r>
-              <w:rPr>
-                <w:sz w:val="16"/>
-              </w:rPr>
-              <w:t>Aufgabe 2</w:t>
-            </w:r>
-          </w:p>
-        </w:tc>
-        <w:tc>
-          <w:tcPr>
-            <w:tcW w:w="5102" w:type="dxa"/>
-            <w:tcBorders>
-              <w:top w:val="single" w:sz="8" w:space="0" w:color="D9E2F3"/>
-              <w:left w:val="single" w:sz="8" w:space="0" w:color="D9E2F3"/>
-              <w:bottom w:val="single" w:sz="8" w:space="0" w:color="D9E2F3"/>
-              <w:right w:val="single" w:sz="8" w:space="0" w:color="D9E2F3"/>
-            </w:tcBorders>
-            <w:shd w:val="clear" w:color="auto" w:fill="F7FBFF"/>
-          </w:tcPr>
-          <w:p>
-            <w:pPr>
-              <w:rPr>
-                <w:lang w:val="de-DE"/>
-              </w:rPr>
-            </w:pPr>
-            <w:r>
-              <w:rPr>
-                <w:sz w:val="16"/>
-                <w:lang w:val="de-DE"/>
-              </w:rPr>
-              <w:t>Schreibweisen, Ordnerstruktur, Arbeitsgruppe, Software, Installation, Entscheidungen und Glossar vorhanden.</w:t>
-            </w:r>
-          </w:p>
-        </w:tc>
-        <w:tc>
-          <w:tcPr>
-            <w:tcW w:w="1701" w:type="dxa"/>
-            <w:tcBorders>
-              <w:top w:val="single" w:sz="8" w:space="0" w:color="D9E2F3"/>
-              <w:left w:val="single" w:sz="8" w:space="0" w:color="D9E2F3"/>
-              <w:bottom w:val="single" w:sz="8" w:space="0" w:color="D9E2F3"/>
-              <w:right w:val="single" w:sz="8" w:space="0" w:color="D9E2F3"/>
-            </w:tcBorders>
-            <w:shd w:val="clear" w:color="auto" w:fill="F7FBFF"/>
-          </w:tcPr>
-          <w:p>
-            <w:proofErr w:type="spellStart"/>
-            <w:r>
-              <w:rPr>
-                <w:sz w:val="16"/>
-              </w:rPr>
-              <w:t>erfüllt</w:t>
-            </w:r>
-            <w:proofErr w:type="spellEnd"/>
-          </w:p>
-        </w:tc>
-      </w:tr>
-      <w:tr>
-        <w:trPr>
-          <w:jc w:val="center"/>
-        </w:trPr>
-        <w:tc>
-          <w:tcPr>
-            <w:tcW w:w="2268" w:type="dxa"/>
-            <w:tcBorders>
-              <w:top w:val="single" w:sz="8" w:space="0" w:color="D9E2F3"/>
-              <w:left w:val="single" w:sz="8" w:space="0" w:color="D9E2F3"/>
-              <w:bottom w:val="single" w:sz="8" w:space="0" w:color="D9E2F3"/>
-              <w:right w:val="single" w:sz="8" w:space="0" w:color="D9E2F3"/>
-            </w:tcBorders>
-            <w:shd w:val="clear" w:color="auto" w:fill="FFFFFF"/>
-          </w:tcPr>
-          <w:p>
-            <w:r>
-              <w:rPr>
-                <w:sz w:val="16"/>
-              </w:rPr>
-              <w:t>Aufgabe 3</w:t>
-            </w:r>
-          </w:p>
-        </w:tc>
-        <w:tc>
-          <w:tcPr>
-            <w:tcW w:w="5102" w:type="dxa"/>
-            <w:tcBorders>
-              <w:top w:val="single" w:sz="8" w:space="0" w:color="D9E2F3"/>
-              <w:left w:val="single" w:sz="8" w:space="0" w:color="D9E2F3"/>
-              <w:bottom w:val="single" w:sz="8" w:space="0" w:color="D9E2F3"/>
-              <w:right w:val="single" w:sz="8" w:space="0" w:color="D9E2F3"/>
-            </w:tcBorders>
-            <w:shd w:val="clear" w:color="auto" w:fill="FFFFFF"/>
-          </w:tcPr>
-          <w:p>
-            <w:pPr>
-              <w:rPr>
-                <w:lang w:val="de-DE"/>
-              </w:rPr>
-            </w:pPr>
-            <w:r>
-              <w:rPr>
-                <w:sz w:val="16"/>
-                <w:lang w:val="de-DE"/>
-              </w:rPr>
-              <w:t>Fachklassenmodell, Zustandsmodell, Vererbung, Verantwortlichkeitsglossar und Feedback vorhanden.</w:t>
-            </w:r>
-          </w:p>
-        </w:tc>
-        <w:tc>
-          <w:tcPr>
-            <w:tcW w:w="1701" w:type="dxa"/>
-            <w:tcBorders>
-              <w:top w:val="single" w:sz="8" w:space="0" w:color="D9E2F3"/>
-              <w:left w:val="single" w:sz="8" w:space="0" w:color="D9E2F3"/>
-              <w:bottom w:val="single" w:sz="8" w:space="0" w:color="D9E2F3"/>
-              <w:right w:val="single" w:sz="8" w:space="0" w:color="D9E2F3"/>
-            </w:tcBorders>
-            <w:shd w:val="clear" w:color="auto" w:fill="FFFFFF"/>
-          </w:tcPr>
-          <w:p>
-            <w:proofErr w:type="spellStart"/>
-            <w:r>
-              <w:rPr>
-                <w:sz w:val="16"/>
-              </w:rPr>
-              <w:t>erfüllt</w:t>
-            </w:r>
-            <w:proofErr w:type="spellEnd"/>
-          </w:p>
-        </w:tc>
-      </w:tr>
-      <w:tr>
-        <w:trPr>
-          <w:jc w:val="center"/>
-        </w:trPr>
-        <w:tc>
-          <w:tcPr>
-            <w:tcW w:w="2268" w:type="dxa"/>
-            <w:tcBorders>
-              <w:top w:val="single" w:sz="8" w:space="0" w:color="D9E2F3"/>
-              <w:left w:val="single" w:sz="8" w:space="0" w:color="D9E2F3"/>
-              <w:bottom w:val="single" w:sz="8" w:space="0" w:color="D9E2F3"/>
-              <w:right w:val="single" w:sz="8" w:space="0" w:color="D9E2F3"/>
-            </w:tcBorders>
-            <w:shd w:val="clear" w:color="auto" w:fill="F7FBFF"/>
-          </w:tcPr>
-          <w:p>
-            <w:r>
-              <w:rPr>
-                <w:sz w:val="16"/>
-              </w:rPr>
-              <w:t>Aufgabe 4</w:t>
-            </w:r>
-          </w:p>
-        </w:tc>
-        <w:tc>
-          <w:tcPr>
-            <w:tcW w:w="5102" w:type="dxa"/>
-            <w:tcBorders>
-              <w:top w:val="single" w:sz="8" w:space="0" w:color="D9E2F3"/>
-              <w:left w:val="single" w:sz="8" w:space="0" w:color="D9E2F3"/>
-              <w:bottom w:val="single" w:sz="8" w:space="0" w:color="D9E2F3"/>
-              <w:right w:val="single" w:sz="8" w:space="0" w:color="D9E2F3"/>
-            </w:tcBorders>
-            <w:shd w:val="clear" w:color="auto" w:fill="F7FBFF"/>
-          </w:tcPr>
-          <w:p>
-            <w:pPr>
-              <w:rPr>
-                <w:lang w:val="de-DE"/>
-              </w:rPr>
-            </w:pPr>
-            <w:r>
-              <w:rPr>
-                <w:sz w:val="16"/>
-                <w:lang w:val="de-DE"/>
-              </w:rPr>
-              <w:t xml:space="preserve">Business-, </w:t>
-            </w:r>
-            <w:proofErr w:type="spellStart"/>
-            <w:r>
-              <w:rPr>
-                <w:sz w:val="16"/>
-                <w:lang w:val="de-DE"/>
-              </w:rPr>
-              <w:t>Persistence</w:t>
-            </w:r>
-            <w:proofErr w:type="spellEnd"/>
-            <w:r>
-              <w:rPr>
-                <w:sz w:val="16"/>
-                <w:lang w:val="de-DE"/>
-              </w:rPr>
-              <w:t>-, Komponenten-, integriertes Klassen- und Sequenzdiagramm vorhanden.</w:t>
-            </w:r>
-          </w:p>
-        </w:tc>
-        <w:tc>
-          <w:tcPr>
-            <w:tcW w:w="1701" w:type="dxa"/>
-            <w:tcBorders>
-              <w:top w:val="single" w:sz="8" w:space="0" w:color="D9E2F3"/>
-              <w:left w:val="single" w:sz="8" w:space="0" w:color="D9E2F3"/>
-              <w:bottom w:val="single" w:sz="8" w:space="0" w:color="D9E2F3"/>
-              <w:right w:val="single" w:sz="8" w:space="0" w:color="D9E2F3"/>
-            </w:tcBorders>
-            <w:shd w:val="clear" w:color="auto" w:fill="F7FBFF"/>
-          </w:tcPr>
-          <w:p>
-            <w:proofErr w:type="spellStart"/>
-            <w:r>
-              <w:rPr>
-                <w:sz w:val="16"/>
-              </w:rPr>
-              <w:t>erfüllt</w:t>
-            </w:r>
-            <w:proofErr w:type="spellEnd"/>
-          </w:p>
-        </w:tc>
-      </w:tr>
-      <w:tr>
-        <w:trPr>
-          <w:jc w:val="center"/>
-        </w:trPr>
-        <w:tc>
-          <w:tcPr>
-            <w:tcW w:w="2268" w:type="dxa"/>
-            <w:tcBorders>
-              <w:top w:val="single" w:sz="8" w:space="0" w:color="D9E2F3"/>
-              <w:left w:val="single" w:sz="8" w:space="0" w:color="D9E2F3"/>
-              <w:bottom w:val="single" w:sz="8" w:space="0" w:color="D9E2F3"/>
-              <w:right w:val="single" w:sz="8" w:space="0" w:color="D9E2F3"/>
-            </w:tcBorders>
-            <w:shd w:val="clear" w:color="auto" w:fill="FFFFFF"/>
-          </w:tcPr>
-          <w:p>
-            <w:r>
-              <w:rPr>
-                <w:sz w:val="16"/>
-              </w:rPr>
-              <w:t>Aufgabe 5</w:t>
-            </w:r>
-          </w:p>
-        </w:tc>
-        <w:tc>
-          <w:tcPr>
-            <w:tcW w:w="5102" w:type="dxa"/>
-            <w:tcBorders>
-              <w:top w:val="single" w:sz="8" w:space="0" w:color="D9E2F3"/>
-              <w:left w:val="single" w:sz="8" w:space="0" w:color="D9E2F3"/>
-              <w:bottom w:val="single" w:sz="8" w:space="0" w:color="D9E2F3"/>
-              <w:right w:val="single" w:sz="8" w:space="0" w:color="D9E2F3"/>
-            </w:tcBorders>
-            <w:shd w:val="clear" w:color="auto" w:fill="FFFFFF"/>
-          </w:tcPr>
-          <w:p>
-            <w:pPr>
-              <w:rPr>
-                <w:lang w:val="de-DE"/>
-              </w:rPr>
-            </w:pPr>
-            <w:r>
-              <w:rPr>
-                <w:sz w:val="16"/>
-                <w:lang w:val="de-DE"/>
-              </w:rPr>
-              <w:t xml:space="preserve">Business-, </w:t>
-            </w:r>
-            <w:proofErr w:type="spellStart"/>
-            <w:r>
-              <w:rPr>
-                <w:sz w:val="16"/>
-                <w:lang w:val="de-DE"/>
-              </w:rPr>
-              <w:t>Persistence</w:t>
-            </w:r>
-            <w:proofErr w:type="spellEnd"/>
-            <w:r>
-              <w:rPr>
-                <w:sz w:val="16"/>
-                <w:lang w:val="de-DE"/>
-              </w:rPr>
-              <w:t xml:space="preserve">- und </w:t>
-            </w:r>
-            <w:proofErr w:type="spellStart"/>
-            <w:r>
-              <w:rPr>
-                <w:sz w:val="16"/>
-                <w:lang w:val="de-DE"/>
-              </w:rPr>
-              <w:t>Presentation</w:t>
-            </w:r>
-            <w:proofErr w:type="spellEnd"/>
-            <w:r>
-              <w:rPr>
-                <w:sz w:val="16"/>
-                <w:lang w:val="de-DE"/>
-              </w:rPr>
-              <w:t xml:space="preserve">-Schicht, Tests, Endbenutzertest und </w:t>
-            </w:r>
-            <w:proofErr w:type="spellStart"/>
-            <w:r>
-              <w:rPr>
-                <w:sz w:val="16"/>
-                <w:lang w:val="de-DE"/>
-              </w:rPr>
-              <w:t>Javadoc</w:t>
-            </w:r>
-            <w:proofErr w:type="spellEnd"/>
-            <w:r>
-              <w:rPr>
-                <w:sz w:val="16"/>
-                <w:lang w:val="de-DE"/>
-              </w:rPr>
-              <w:t xml:space="preserve"> vorhanden.</w:t>
-            </w:r>
-          </w:p>
-        </w:tc>
-        <w:tc>
-          <w:tcPr>
-            <w:tcW w:w="1701" w:type="dxa"/>
-            <w:tcBorders>
-              <w:top w:val="single" w:sz="8" w:space="0" w:color="D9E2F3"/>
-              <w:left w:val="single" w:sz="8" w:space="0" w:color="D9E2F3"/>
-              <w:bottom w:val="single" w:sz="8" w:space="0" w:color="D9E2F3"/>
-              <w:right w:val="single" w:sz="8" w:space="0" w:color="D9E2F3"/>
-            </w:tcBorders>
-            <w:shd w:val="clear" w:color="auto" w:fill="FFFFFF"/>
-          </w:tcPr>
-          <w:p>
-            <w:proofErr w:type="spellStart"/>
-            <w:r>
-              <w:rPr>
-                <w:sz w:val="16"/>
-              </w:rPr>
-              <w:t>erfüllt</w:t>
-            </w:r>
-            <w:proofErr w:type="spellEnd"/>
-          </w:p>
-        </w:tc>
-      </w:tr>
-      <w:tr>
-        <w:trPr>
-          <w:jc w:val="center"/>
-        </w:trPr>
-        <w:tc>
-          <w:tcPr>
-            <w:tcW w:w="2268" w:type="dxa"/>
-            <w:tcBorders>
-              <w:top w:val="single" w:sz="8" w:space="0" w:color="D9E2F3"/>
-              <w:left w:val="single" w:sz="8" w:space="0" w:color="D9E2F3"/>
-              <w:bottom w:val="single" w:sz="8" w:space="0" w:color="D9E2F3"/>
-              <w:right w:val="single" w:sz="8" w:space="0" w:color="D9E2F3"/>
-            </w:tcBorders>
-            <w:shd w:val="clear" w:color="auto" w:fill="F7FBFF"/>
-          </w:tcPr>
-          <w:p>
-            <w:r>
-              <w:rPr>
-                <w:sz w:val="16"/>
-              </w:rPr>
-              <w:t>Code</w:t>
-            </w:r>
-          </w:p>
-        </w:tc>
-        <w:tc>
-          <w:tcPr>
-            <w:tcW w:w="5102" w:type="dxa"/>
-            <w:tcBorders>
-              <w:top w:val="single" w:sz="8" w:space="0" w:color="D9E2F3"/>
-              <w:left w:val="single" w:sz="8" w:space="0" w:color="D9E2F3"/>
-              <w:bottom w:val="single" w:sz="8" w:space="0" w:color="D9E2F3"/>
-              <w:right w:val="single" w:sz="8" w:space="0" w:color="D9E2F3"/>
-            </w:tcBorders>
-            <w:shd w:val="clear" w:color="auto" w:fill="F7FBFF"/>
-          </w:tcPr>
-          <w:p>
-            <w:pPr>
-              <w:rPr>
-                <w:lang w:val="de-DE"/>
-              </w:rPr>
-            </w:pPr>
-            <w:proofErr w:type="spellStart"/>
-            <w:r>
-              <w:rPr>
-                <w:sz w:val="16"/>
-                <w:lang w:val="de-DE"/>
-              </w:rPr>
-              <w:t>javac</w:t>
-            </w:r>
-            <w:proofErr w:type="spellEnd"/>
-            <w:r>
-              <w:rPr>
-                <w:sz w:val="16"/>
-                <w:lang w:val="de-DE"/>
-              </w:rPr>
-              <w:t xml:space="preserve">-Kompilierung, </w:t>
-            </w:r>
-            <w:proofErr w:type="spellStart"/>
-            <w:r>
-              <w:rPr>
-                <w:sz w:val="16"/>
-                <w:lang w:val="de-DE"/>
-              </w:rPr>
-              <w:t>Persistence</w:t>
-            </w:r>
-            <w:proofErr w:type="spellEnd"/>
-            <w:r>
-              <w:rPr>
-                <w:sz w:val="16"/>
-                <w:lang w:val="de-DE"/>
-              </w:rPr>
-              <w:t>-Test, Business-Test und Endbenutzertest ausgeführt.</w:t>
-            </w:r>
-          </w:p>
-        </w:tc>
-        <w:tc>
-          <w:tcPr>
-            <w:tcW w:w="1701" w:type="dxa"/>
-            <w:tcBorders>
-              <w:top w:val="single" w:sz="8" w:space="0" w:color="D9E2F3"/>
-              <w:left w:val="single" w:sz="8" w:space="0" w:color="D9E2F3"/>
-              <w:bottom w:val="single" w:sz="8" w:space="0" w:color="D9E2F3"/>
-              <w:right w:val="single" w:sz="8" w:space="0" w:color="D9E2F3"/>
-            </w:tcBorders>
-            <w:shd w:val="clear" w:color="auto" w:fill="F7FBFF"/>
-          </w:tcPr>
-          <w:p>
-            <w:proofErr w:type="spellStart"/>
-            <w:r>
-              <w:rPr>
-                <w:sz w:val="16"/>
-              </w:rPr>
-              <w:t>erfüllt</w:t>
-            </w:r>
-            <w:proofErr w:type="spellEnd"/>
-          </w:p>
-        </w:tc>
-      </w:tr>
-      <w:tr>
-        <w:trPr>
-          <w:jc w:val="center"/>
-        </w:trPr>
-        <w:tc>
-          <w:tcPr>
-            <w:tcW w:w="2268" w:type="dxa"/>
-            <w:tcBorders>
-              <w:top w:val="single" w:sz="8" w:space="0" w:color="D9E2F3"/>
-              <w:left w:val="single" w:sz="8" w:space="0" w:color="D9E2F3"/>
-              <w:bottom w:val="single" w:sz="8" w:space="0" w:color="D9E2F3"/>
-              <w:right w:val="single" w:sz="8" w:space="0" w:color="D9E2F3"/>
-            </w:tcBorders>
-            <w:shd w:val="clear" w:color="auto" w:fill="FFFFFF"/>
-          </w:tcPr>
-          <w:p>
-            <w:r>
-              <w:rPr>
-                <w:sz w:val="16"/>
-              </w:rPr>
-              <w:t>Javadoc</w:t>
-            </w:r>
-          </w:p>
-        </w:tc>
-        <w:tc>
-          <w:tcPr>
-            <w:tcW w:w="5102" w:type="dxa"/>
-            <w:tcBorders>
-              <w:top w:val="single" w:sz="8" w:space="0" w:color="D9E2F3"/>
-              <w:left w:val="single" w:sz="8" w:space="0" w:color="D9E2F3"/>
-              <w:bottom w:val="single" w:sz="8" w:space="0" w:color="D9E2F3"/>
-              <w:right w:val="single" w:sz="8" w:space="0" w:color="D9E2F3"/>
-            </w:tcBorders>
-            <w:shd w:val="clear" w:color="auto" w:fill="FFFFFF"/>
-          </w:tcPr>
-          <w:p>
-            <w:pPr>
-              <w:rPr>
-                <w:lang w:val="de-DE"/>
-              </w:rPr>
-            </w:pPr>
-            <w:r>
-              <w:rPr>
-                <w:sz w:val="16"/>
-                <w:lang w:val="de-DE"/>
-              </w:rPr>
-              <w:t>HTML-Dokumentation erzeugt und index.html geprüft.</w:t>
-            </w:r>
-          </w:p>
-        </w:tc>
-        <w:tc>
-          <w:tcPr>
-            <w:tcW w:w="1701" w:type="dxa"/>
-            <w:tcBorders>
-              <w:top w:val="single" w:sz="8" w:space="0" w:color="D9E2F3"/>
-              <w:left w:val="single" w:sz="8" w:space="0" w:color="D9E2F3"/>
-              <w:bottom w:val="single" w:sz="8" w:space="0" w:color="D9E2F3"/>
-              <w:right w:val="single" w:sz="8" w:space="0" w:color="D9E2F3"/>
-            </w:tcBorders>
-            <w:shd w:val="clear" w:color="auto" w:fill="FFFFFF"/>
-          </w:tcPr>
-          <w:p>
-            <w:proofErr w:type="spellStart"/>
-            <w:r>
-              <w:rPr>
-                <w:sz w:val="16"/>
-              </w:rPr>
-              <w:t>erfüllt</w:t>
-            </w:r>
-            <w:proofErr w:type="spellEnd"/>
-          </w:p>
-        </w:tc>
-      </w:tr>
-      <w:tr>
-        <w:trPr>
-          <w:jc w:val="center"/>
-        </w:trPr>
-        <w:tc>
-          <w:tcPr>
-            <w:tcW w:w="2268" w:type="dxa"/>
-            <w:tcBorders>
-              <w:top w:val="single" w:sz="8" w:space="0" w:color="D9E2F3"/>
-              <w:left w:val="single" w:sz="8" w:space="0" w:color="D9E2F3"/>
-              <w:bottom w:val="single" w:sz="8" w:space="0" w:color="D9E2F3"/>
-              <w:right w:val="single" w:sz="8" w:space="0" w:color="D9E2F3"/>
-            </w:tcBorders>
-            <w:shd w:val="clear" w:color="auto" w:fill="F7FBFF"/>
-          </w:tcPr>
-          <w:p>
-            <w:r>
-              <w:rPr>
-                <w:sz w:val="16"/>
-              </w:rPr>
-              <w:t>Arbeitsprotokoll</w:t>
-            </w:r>
-          </w:p>
-        </w:tc>
-        <w:tc>
-          <w:tcPr>
-            <w:tcW w:w="5102" w:type="dxa"/>
-            <w:tcBorders>
-              <w:top w:val="single" w:sz="8" w:space="0" w:color="D9E2F3"/>
-              <w:left w:val="single" w:sz="8" w:space="0" w:color="D9E2F3"/>
-              <w:bottom w:val="single" w:sz="8" w:space="0" w:color="D9E2F3"/>
-              <w:right w:val="single" w:sz="8" w:space="0" w:color="D9E2F3"/>
-            </w:tcBorders>
-            <w:shd w:val="clear" w:color="auto" w:fill="F7FBFF"/>
-          </w:tcPr>
-          <w:p>
-            <w:pPr>
-              <w:rPr>
-                <w:lang w:val="de-DE"/>
-              </w:rPr>
-            </w:pPr>
-            <w:r>
-              <w:rPr>
-                <w:sz w:val="16"/>
-                <w:lang w:val="de-DE"/>
-              </w:rPr>
-              <w:t>Offene Punkte abgeschlossen und beide Personen über alle Aufgaben sichtbar gemacht.</w:t>
-            </w:r>
-          </w:p>
-        </w:tc>
-        <w:tc>
-          <w:tcPr>
-            <w:tcW w:w="1701" w:type="dxa"/>
-            <w:tcBorders>
-              <w:top w:val="single" w:sz="8" w:space="0" w:color="D9E2F3"/>
-              <w:left w:val="single" w:sz="8" w:space="0" w:color="D9E2F3"/>
-              <w:bottom w:val="single" w:sz="8" w:space="0" w:color="D9E2F3"/>
-              <w:right w:val="single" w:sz="8" w:space="0" w:color="D9E2F3"/>
-            </w:tcBorders>
-            <w:shd w:val="clear" w:color="auto" w:fill="F7FBFF"/>
-          </w:tcPr>
-          <w:p>
-            <w:proofErr w:type="spellStart"/>
-            <w:r>
-              <w:rPr>
-                <w:sz w:val="16"/>
-              </w:rPr>
-              <w:t>erfüllt</w:t>
-            </w:r>
-            <w:proofErr w:type="spellEnd"/>
-          </w:p>
-        </w:tc>
-      </w:tr>
-    </w:tbl>
-    <w:p/>
-    <w:tbl>
-      <w:tblPr>
-        <w:tblStyle w:val="Tabellenraster"/>
-        <w:tblW w:w="0" w:type="auto"/>
-        <w:jc w:val="center"/>
-        <w:tblLook w:val="04A0" w:firstRow="1" w:lastRow="0" w:firstColumn="1" w:lastColumn="0" w:noHBand="0" w:noVBand="1"/>
-      </w:tblPr>
-      <w:tblGrid>
-        <w:gridCol w:w="3969"/>
-        <w:gridCol w:w="5102"/>
-      </w:tblGrid>
-      <w:tr>
-        <w:trPr>
-          <w:jc w:val="center"/>
-        </w:trPr>
-        <w:tc>
-          <w:tcPr>
-            <w:tcW w:w="3969" w:type="dxa"/>
-            <w:tcBorders>
-              <w:top w:val="single" w:sz="8" w:space="0" w:color="D9E2F3"/>
-              <w:left w:val="single" w:sz="8" w:space="0" w:color="D9E2F3"/>
-              <w:bottom w:val="single" w:sz="8" w:space="0" w:color="D9E2F3"/>
-              <w:right w:val="single" w:sz="8" w:space="0" w:color="D9E2F3"/>
-            </w:tcBorders>
-            <w:shd w:val="clear" w:color="auto" w:fill="1F4E79"/>
-          </w:tcPr>
-          <w:p>
-            <w:r>
-              <w:rPr>
-                <w:b/>
-                <w:color w:val="FFFFFF"/>
-                <w:sz w:val="17"/>
-              </w:rPr>
-              <w:t>Abgabedatei</w:t>
-            </w:r>
-          </w:p>
-        </w:tc>
-        <w:tc>
-          <w:tcPr>
-            <w:tcW w:w="5102" w:type="dxa"/>
-            <w:tcBorders>
-              <w:top w:val="single" w:sz="8" w:space="0" w:color="D9E2F3"/>
-              <w:left w:val="single" w:sz="8" w:space="0" w:color="D9E2F3"/>
-              <w:bottom w:val="single" w:sz="8" w:space="0" w:color="D9E2F3"/>
-              <w:right w:val="single" w:sz="8" w:space="0" w:color="D9E2F3"/>
-            </w:tcBorders>
-            <w:shd w:val="clear" w:color="auto" w:fill="1F4E79"/>
-          </w:tcPr>
-          <w:p>
-            <w:r>
-              <w:rPr>
-                <w:b/>
-                <w:color w:val="FFFFFF"/>
-                <w:sz w:val="17"/>
-              </w:rPr>
-              <w:t>Zweck</w:t>
-            </w:r>
-          </w:p>
-        </w:tc>
-      </w:tr>
-      <w:tr>
-        <w:trPr>
-          <w:jc w:val="center"/>
-        </w:trPr>
-        <w:tc>
-          <w:tcPr>
-            <w:tcW w:w="3969" w:type="dxa"/>
-            <w:tcBorders>
-              <w:top w:val="single" w:sz="8" w:space="0" w:color="D9E2F3"/>
-              <w:left w:val="single" w:sz="8" w:space="0" w:color="D9E2F3"/>
-              <w:bottom w:val="single" w:sz="8" w:space="0" w:color="D9E2F3"/>
-              <w:right w:val="single" w:sz="8" w:space="0" w:color="D9E2F3"/>
-            </w:tcBorders>
-            <w:shd w:val="clear" w:color="auto" w:fill="FFFFFF"/>
-          </w:tcPr>
-          <w:p>
-            <w:r>
-              <w:rPr>
-                <w:sz w:val="17"/>
-              </w:rPr>
-              <w:t>arbeitsgruppe3-projektarbeit.pdf</w:t>
-            </w:r>
-          </w:p>
-        </w:tc>
-        <w:tc>
-          <w:tcPr>
-            <w:tcW w:w="5102" w:type="dxa"/>
-            <w:tcBorders>
-              <w:top w:val="single" w:sz="8" w:space="0" w:color="D9E2F3"/>
-              <w:left w:val="single" w:sz="8" w:space="0" w:color="D9E2F3"/>
-              <w:bottom w:val="single" w:sz="8" w:space="0" w:color="D9E2F3"/>
-              <w:right w:val="single" w:sz="8" w:space="0" w:color="D9E2F3"/>
-            </w:tcBorders>
-            <w:shd w:val="clear" w:color="auto" w:fill="FFFFFF"/>
-          </w:tcPr>
-          <w:p>
-            <w:pPr>
-              <w:rPr>
-                <w:lang w:val="de-DE"/>
-              </w:rPr>
-            </w:pPr>
-            <w:r>
-              <w:rPr>
-                <w:sz w:val="17"/>
-                <w:lang w:val="de-DE"/>
-              </w:rPr>
-              <w:t>Finales Gesamtdokument mit Aufgabe 1 bis 5.</w:t>
-            </w:r>
-          </w:p>
-        </w:tc>
-      </w:tr>
-      <w:tr>
-        <w:trPr>
-          <w:jc w:val="center"/>
-        </w:trPr>
-        <w:tc>
-          <w:tcPr>
-            <w:tcW w:w="3969" w:type="dxa"/>
-            <w:tcBorders>
-              <w:top w:val="single" w:sz="8" w:space="0" w:color="D9E2F3"/>
-              <w:left w:val="single" w:sz="8" w:space="0" w:color="D9E2F3"/>
-              <w:bottom w:val="single" w:sz="8" w:space="0" w:color="D9E2F3"/>
-              <w:right w:val="single" w:sz="8" w:space="0" w:color="D9E2F3"/>
-            </w:tcBorders>
-            <w:shd w:val="clear" w:color="auto" w:fill="F7FBFF"/>
-          </w:tcPr>
-          <w:p>
-            <w:r>
-              <w:rPr>
-                <w:sz w:val="17"/>
-              </w:rPr>
-              <w:t>arbeitsgruppe3-projektarbeit.docx</w:t>
-            </w:r>
-          </w:p>
-        </w:tc>
-        <w:tc>
-          <w:tcPr>
-            <w:tcW w:w="5102" w:type="dxa"/>
-            <w:tcBorders>
-              <w:top w:val="single" w:sz="8" w:space="0" w:color="D9E2F3"/>
-              <w:left w:val="single" w:sz="8" w:space="0" w:color="D9E2F3"/>
-              <w:bottom w:val="single" w:sz="8" w:space="0" w:color="D9E2F3"/>
-              <w:right w:val="single" w:sz="8" w:space="0" w:color="D9E2F3"/>
-            </w:tcBorders>
-            <w:shd w:val="clear" w:color="auto" w:fill="F7FBFF"/>
-          </w:tcPr>
-          <w:p>
-            <w:pPr>
-              <w:rPr>
-                <w:lang w:val="de-DE"/>
-              </w:rPr>
-            </w:pPr>
-            <w:r>
-              <w:rPr>
-                <w:sz w:val="17"/>
-                <w:lang w:val="de-DE"/>
-              </w:rPr>
-              <w:t>Bearbeitbare Word-Version des Gesamtdokuments.</w:t>
-            </w:r>
-          </w:p>
-        </w:tc>
-      </w:tr>
-      <w:tr>
-        <w:trPr>
-          <w:jc w:val="center"/>
-        </w:trPr>
-        <w:tc>
-          <w:tcPr>
-            <w:tcW w:w="3969" w:type="dxa"/>
-            <w:tcBorders>
-              <w:top w:val="single" w:sz="8" w:space="0" w:color="D9E2F3"/>
-              <w:left w:val="single" w:sz="8" w:space="0" w:color="D9E2F3"/>
-              <w:bottom w:val="single" w:sz="8" w:space="0" w:color="D9E2F3"/>
-              <w:right w:val="single" w:sz="8" w:space="0" w:color="D9E2F3"/>
-            </w:tcBorders>
-            <w:shd w:val="clear" w:color="auto" w:fill="FFFFFF"/>
-          </w:tcPr>
-          <w:p>
-            <w:r>
-              <w:rPr>
-                <w:sz w:val="17"/>
-              </w:rPr>
-              <w:t>arbeitsgruppe3-praesentation.pdf</w:t>
-            </w:r>
-          </w:p>
-        </w:tc>
-        <w:tc>
-          <w:tcPr>
-            <w:tcW w:w="5102" w:type="dxa"/>
-            <w:tcBorders>
-              <w:top w:val="single" w:sz="8" w:space="0" w:color="D9E2F3"/>
-              <w:left w:val="single" w:sz="8" w:space="0" w:color="D9E2F3"/>
-              <w:bottom w:val="single" w:sz="8" w:space="0" w:color="D9E2F3"/>
-              <w:right w:val="single" w:sz="8" w:space="0" w:color="D9E2F3"/>
-            </w:tcBorders>
-            <w:shd w:val="clear" w:color="auto" w:fill="FFFFFF"/>
-          </w:tcPr>
-          <w:p>
-            <w:r>
-              <w:rPr>
-                <w:sz w:val="17"/>
-              </w:rPr>
-              <w:t>Finale Präsentation.</w:t>
-            </w:r>
-          </w:p>
-        </w:tc>
-      </w:tr>
-      <w:tr>
-        <w:trPr>
-          <w:jc w:val="center"/>
-        </w:trPr>
-        <w:tc>
-          <w:tcPr>
-            <w:tcW w:w="3969" w:type="dxa"/>
-            <w:tcBorders>
-              <w:top w:val="single" w:sz="8" w:space="0" w:color="D9E2F3"/>
-              <w:left w:val="single" w:sz="8" w:space="0" w:color="D9E2F3"/>
-              <w:bottom w:val="single" w:sz="8" w:space="0" w:color="D9E2F3"/>
-              <w:right w:val="single" w:sz="8" w:space="0" w:color="D9E2F3"/>
-            </w:tcBorders>
-            <w:shd w:val="clear" w:color="auto" w:fill="F7FBFF"/>
-          </w:tcPr>
-          <w:p>
-            <w:r>
-              <w:rPr>
-                <w:sz w:val="17"/>
-              </w:rPr>
-              <w:t>arbeitsgruppe3-praesentation.pptx</w:t>
-            </w:r>
-          </w:p>
-        </w:tc>
-        <w:tc>
-          <w:tcPr>
-            <w:tcW w:w="5102" w:type="dxa"/>
-            <w:tcBorders>
-              <w:top w:val="single" w:sz="8" w:space="0" w:color="D9E2F3"/>
-              <w:left w:val="single" w:sz="8" w:space="0" w:color="D9E2F3"/>
-              <w:bottom w:val="single" w:sz="8" w:space="0" w:color="D9E2F3"/>
-              <w:right w:val="single" w:sz="8" w:space="0" w:color="D9E2F3"/>
-            </w:tcBorders>
-            <w:shd w:val="clear" w:color="auto" w:fill="F7FBFF"/>
-          </w:tcPr>
-          <w:p>
-            <w:pPr>
-              <w:rPr>
-                <w:lang w:val="de-DE"/>
-              </w:rPr>
-            </w:pPr>
-            <w:r>
-              <w:rPr>
-                <w:sz w:val="17"/>
-                <w:lang w:val="de-DE"/>
-              </w:rPr>
-              <w:t>Bearbeitbare PowerPoint-Version der Präsentation.</w:t>
-            </w:r>
-          </w:p>
-        </w:tc>
-      </w:tr>
-      <w:tr>
-        <w:trPr>
-          <w:jc w:val="center"/>
-        </w:trPr>
-        <w:tc>
-          <w:tcPr>
-            <w:tcW w:w="3969" w:type="dxa"/>
-            <w:tcBorders>
-              <w:top w:val="single" w:sz="8" w:space="0" w:color="D9E2F3"/>
-              <w:left w:val="single" w:sz="8" w:space="0" w:color="D9E2F3"/>
-              <w:bottom w:val="single" w:sz="8" w:space="0" w:color="D9E2F3"/>
-              <w:right w:val="single" w:sz="8" w:space="0" w:color="D9E2F3"/>
-            </w:tcBorders>
-            <w:shd w:val="clear" w:color="auto" w:fill="FFFFFF"/>
-          </w:tcPr>
-          <w:p>
-            <w:r>
-              <w:rPr>
-                <w:sz w:val="17"/>
-              </w:rPr>
-              <w:t>arbeitsgruppe3-eclipse-projekt.zip</w:t>
-            </w:r>
-          </w:p>
-        </w:tc>
-        <w:tc>
-          <w:tcPr>
-            <w:tcW w:w="5102" w:type="dxa"/>
-            <w:tcBorders>
-              <w:top w:val="single" w:sz="8" w:space="0" w:color="D9E2F3"/>
-              <w:left w:val="single" w:sz="8" w:space="0" w:color="D9E2F3"/>
-              <w:bottom w:val="single" w:sz="8" w:space="0" w:color="D9E2F3"/>
-              <w:right w:val="single" w:sz="8" w:space="0" w:color="D9E2F3"/>
-            </w:tcBorders>
-            <w:shd w:val="clear" w:color="auto" w:fill="FFFFFF"/>
-          </w:tcPr>
-          <w:p>
-            <w:r>
-              <w:rPr>
-                <w:sz w:val="17"/>
-              </w:rPr>
-              <w:t>Eclipse-Projekt inklusive src/main, src/test und javadoc_html.</w:t>
-            </w:r>
-          </w:p>
-        </w:tc>
-      </w:tr>
-      <w:tr>
-        <w:trPr>
-          <w:jc w:val="center"/>
-        </w:trPr>
-        <w:tc>
-          <w:tcPr>
-            <w:tcW w:w="3969" w:type="dxa"/>
-            <w:tcBorders>
-              <w:top w:val="single" w:sz="8" w:space="0" w:color="D9E2F3"/>
-              <w:left w:val="single" w:sz="8" w:space="0" w:color="D9E2F3"/>
-              <w:bottom w:val="single" w:sz="8" w:space="0" w:color="D9E2F3"/>
-              <w:right w:val="single" w:sz="8" w:space="0" w:color="D9E2F3"/>
-            </w:tcBorders>
-            <w:shd w:val="clear" w:color="auto" w:fill="F7FBFF"/>
-          </w:tcPr>
-          <w:p>
-            <w:r>
-              <w:rPr>
-                <w:sz w:val="17"/>
-              </w:rPr>
-              <w:t>arbeitsgruppe3-arbeitsprotokoll.xlsx</w:t>
-            </w:r>
-          </w:p>
-        </w:tc>
-        <w:tc>
-          <w:tcPr>
-            <w:tcW w:w="5102" w:type="dxa"/>
-            <w:tcBorders>
-              <w:top w:val="single" w:sz="8" w:space="0" w:color="D9E2F3"/>
-              <w:left w:val="single" w:sz="8" w:space="0" w:color="D9E2F3"/>
-              <w:bottom w:val="single" w:sz="8" w:space="0" w:color="D9E2F3"/>
-              <w:right w:val="single" w:sz="8" w:space="0" w:color="D9E2F3"/>
-            </w:tcBorders>
-            <w:shd w:val="clear" w:color="auto" w:fill="F7FBFF"/>
-          </w:tcPr>
-          <w:p>
-            <w:r>
-              <w:rPr>
-                <w:sz w:val="17"/>
-              </w:rPr>
-              <w:t>Final bereinigtes Arbeitsprotokoll.</w:t>
-            </w:r>
-          </w:p>
-        </w:tc>
-      </w:tr>
-    </w:tbl>
-    <w:p/>
-    <w:p>
-      <w:pPr>
-        <w:rPr>
-          <w:lang w:val="de-DE"/>
-        </w:rPr>
-      </w:pPr>
-      <w:r>
-        <w:rPr>
-          <w:i/>
-          <w:color w:val="666666"/>
-          <w:sz w:val="18"/>
-          <w:lang w:val="de-DE"/>
-        </w:rPr>
-        <w:t xml:space="preserve">Hinweis: Die Endabgabe sollte </w:t>
-      </w:r>
-      <w:proofErr w:type="spellStart"/>
-      <w:r>
-        <w:rPr>
-          <w:i/>
-          <w:color w:val="666666"/>
-          <w:sz w:val="18"/>
-          <w:lang w:val="de-DE"/>
-        </w:rPr>
-        <w:t>gemäss</w:t>
-      </w:r>
-      <w:proofErr w:type="spellEnd"/>
-      <w:r>
-        <w:rPr>
-          <w:i/>
-          <w:color w:val="666666"/>
-          <w:sz w:val="18"/>
-          <w:lang w:val="de-DE"/>
-        </w:rPr>
-        <w:t xml:space="preserve"> Vorgabe per E-Mail mit dem Betreff 'Arbeitsgruppe 3: Projektarbeit' erfolgen.</w:t>
-      </w:r>
     </w:p>
     <w:sectPr>
       <w:headerReference w:type="default" r:id="rId17"/>
@@ -41318,6 +40479,1162 @@
       </w:rPr>
     </w:lvl>
   </w:abstractNum>
+  <w:abstractNum w:abstractNumId="9" w15:restartNumberingAfterBreak="0">
+    <w:nsid w:val="1D7666BD"/>
+    <w:multiLevelType w:val="multilevel"/>
+    <w:tmpl w:val="392E176A"/>
+    <w:lvl w:ilvl="0">
+      <w:start w:val="1"/>
+      <w:numFmt w:val="bullet"/>
+      <w:lvlText w:val=""/>
+      <w:lvlJc w:val="left"/>
+      <w:pPr>
+        <w:tabs>
+          <w:tab w:val="num" w:pos="720"/>
+        </w:tabs>
+        <w:ind w:left="720" w:hanging="360"/>
+      </w:pPr>
+      <w:rPr>
+        <w:rFonts w:ascii="Symbol" w:hAnsi="Symbol" w:hint="default"/>
+        <w:sz w:val="20"/>
+      </w:rPr>
+    </w:lvl>
+    <w:lvl w:ilvl="1" w:tentative="1">
+      <w:start w:val="1"/>
+      <w:numFmt w:val="bullet"/>
+      <w:lvlText w:val="o"/>
+      <w:lvlJc w:val="left"/>
+      <w:pPr>
+        <w:tabs>
+          <w:tab w:val="num" w:pos="1440"/>
+        </w:tabs>
+        <w:ind w:left="1440" w:hanging="360"/>
+      </w:pPr>
+      <w:rPr>
+        <w:rFonts w:ascii="Courier New" w:hAnsi="Courier New" w:hint="default"/>
+        <w:sz w:val="20"/>
+      </w:rPr>
+    </w:lvl>
+    <w:lvl w:ilvl="2" w:tentative="1">
+      <w:start w:val="1"/>
+      <w:numFmt w:val="bullet"/>
+      <w:lvlText w:val=""/>
+      <w:lvlJc w:val="left"/>
+      <w:pPr>
+        <w:tabs>
+          <w:tab w:val="num" w:pos="2160"/>
+        </w:tabs>
+        <w:ind w:left="2160" w:hanging="360"/>
+      </w:pPr>
+      <w:rPr>
+        <w:rFonts w:ascii="Wingdings" w:hAnsi="Wingdings" w:hint="default"/>
+        <w:sz w:val="20"/>
+      </w:rPr>
+    </w:lvl>
+    <w:lvl w:ilvl="3" w:tentative="1">
+      <w:start w:val="1"/>
+      <w:numFmt w:val="bullet"/>
+      <w:lvlText w:val=""/>
+      <w:lvlJc w:val="left"/>
+      <w:pPr>
+        <w:tabs>
+          <w:tab w:val="num" w:pos="2880"/>
+        </w:tabs>
+        <w:ind w:left="2880" w:hanging="360"/>
+      </w:pPr>
+      <w:rPr>
+        <w:rFonts w:ascii="Wingdings" w:hAnsi="Wingdings" w:hint="default"/>
+        <w:sz w:val="20"/>
+      </w:rPr>
+    </w:lvl>
+    <w:lvl w:ilvl="4" w:tentative="1">
+      <w:start w:val="1"/>
+      <w:numFmt w:val="bullet"/>
+      <w:lvlText w:val=""/>
+      <w:lvlJc w:val="left"/>
+      <w:pPr>
+        <w:tabs>
+          <w:tab w:val="num" w:pos="3600"/>
+        </w:tabs>
+        <w:ind w:left="3600" w:hanging="360"/>
+      </w:pPr>
+      <w:rPr>
+        <w:rFonts w:ascii="Wingdings" w:hAnsi="Wingdings" w:hint="default"/>
+        <w:sz w:val="20"/>
+      </w:rPr>
+    </w:lvl>
+    <w:lvl w:ilvl="5" w:tentative="1">
+      <w:start w:val="1"/>
+      <w:numFmt w:val="bullet"/>
+      <w:lvlText w:val=""/>
+      <w:lvlJc w:val="left"/>
+      <w:pPr>
+        <w:tabs>
+          <w:tab w:val="num" w:pos="4320"/>
+        </w:tabs>
+        <w:ind w:left="4320" w:hanging="360"/>
+      </w:pPr>
+      <w:rPr>
+        <w:rFonts w:ascii="Wingdings" w:hAnsi="Wingdings" w:hint="default"/>
+        <w:sz w:val="20"/>
+      </w:rPr>
+    </w:lvl>
+    <w:lvl w:ilvl="6" w:tentative="1">
+      <w:start w:val="1"/>
+      <w:numFmt w:val="bullet"/>
+      <w:lvlText w:val=""/>
+      <w:lvlJc w:val="left"/>
+      <w:pPr>
+        <w:tabs>
+          <w:tab w:val="num" w:pos="5040"/>
+        </w:tabs>
+        <w:ind w:left="5040" w:hanging="360"/>
+      </w:pPr>
+      <w:rPr>
+        <w:rFonts w:ascii="Wingdings" w:hAnsi="Wingdings" w:hint="default"/>
+        <w:sz w:val="20"/>
+      </w:rPr>
+    </w:lvl>
+    <w:lvl w:ilvl="7" w:tentative="1">
+      <w:start w:val="1"/>
+      <w:numFmt w:val="bullet"/>
+      <w:lvlText w:val=""/>
+      <w:lvlJc w:val="left"/>
+      <w:pPr>
+        <w:tabs>
+          <w:tab w:val="num" w:pos="5760"/>
+        </w:tabs>
+        <w:ind w:left="5760" w:hanging="360"/>
+      </w:pPr>
+      <w:rPr>
+        <w:rFonts w:ascii="Wingdings" w:hAnsi="Wingdings" w:hint="default"/>
+        <w:sz w:val="20"/>
+      </w:rPr>
+    </w:lvl>
+    <w:lvl w:ilvl="8" w:tentative="1">
+      <w:start w:val="1"/>
+      <w:numFmt w:val="bullet"/>
+      <w:lvlText w:val=""/>
+      <w:lvlJc w:val="left"/>
+      <w:pPr>
+        <w:tabs>
+          <w:tab w:val="num" w:pos="6480"/>
+        </w:tabs>
+        <w:ind w:left="6480" w:hanging="360"/>
+      </w:pPr>
+      <w:rPr>
+        <w:rFonts w:ascii="Wingdings" w:hAnsi="Wingdings" w:hint="default"/>
+        <w:sz w:val="20"/>
+      </w:rPr>
+    </w:lvl>
+  </w:abstractNum>
+  <w:abstractNum w:abstractNumId="10" w15:restartNumberingAfterBreak="0">
+    <w:nsid w:val="24A2139F"/>
+    <w:multiLevelType w:val="multilevel"/>
+    <w:tmpl w:val="D23A7412"/>
+    <w:lvl w:ilvl="0">
+      <w:start w:val="1"/>
+      <w:numFmt w:val="bullet"/>
+      <w:lvlText w:val=""/>
+      <w:lvlJc w:val="left"/>
+      <w:pPr>
+        <w:tabs>
+          <w:tab w:val="num" w:pos="720"/>
+        </w:tabs>
+        <w:ind w:left="720" w:hanging="360"/>
+      </w:pPr>
+      <w:rPr>
+        <w:rFonts w:ascii="Symbol" w:hAnsi="Symbol" w:hint="default"/>
+        <w:sz w:val="20"/>
+      </w:rPr>
+    </w:lvl>
+    <w:lvl w:ilvl="1" w:tentative="1">
+      <w:start w:val="1"/>
+      <w:numFmt w:val="bullet"/>
+      <w:lvlText w:val="o"/>
+      <w:lvlJc w:val="left"/>
+      <w:pPr>
+        <w:tabs>
+          <w:tab w:val="num" w:pos="1440"/>
+        </w:tabs>
+        <w:ind w:left="1440" w:hanging="360"/>
+      </w:pPr>
+      <w:rPr>
+        <w:rFonts w:ascii="Courier New" w:hAnsi="Courier New" w:hint="default"/>
+        <w:sz w:val="20"/>
+      </w:rPr>
+    </w:lvl>
+    <w:lvl w:ilvl="2" w:tentative="1">
+      <w:start w:val="1"/>
+      <w:numFmt w:val="bullet"/>
+      <w:lvlText w:val=""/>
+      <w:lvlJc w:val="left"/>
+      <w:pPr>
+        <w:tabs>
+          <w:tab w:val="num" w:pos="2160"/>
+        </w:tabs>
+        <w:ind w:left="2160" w:hanging="360"/>
+      </w:pPr>
+      <w:rPr>
+        <w:rFonts w:ascii="Wingdings" w:hAnsi="Wingdings" w:hint="default"/>
+        <w:sz w:val="20"/>
+      </w:rPr>
+    </w:lvl>
+    <w:lvl w:ilvl="3" w:tentative="1">
+      <w:start w:val="1"/>
+      <w:numFmt w:val="bullet"/>
+      <w:lvlText w:val=""/>
+      <w:lvlJc w:val="left"/>
+      <w:pPr>
+        <w:tabs>
+          <w:tab w:val="num" w:pos="2880"/>
+        </w:tabs>
+        <w:ind w:left="2880" w:hanging="360"/>
+      </w:pPr>
+      <w:rPr>
+        <w:rFonts w:ascii="Wingdings" w:hAnsi="Wingdings" w:hint="default"/>
+        <w:sz w:val="20"/>
+      </w:rPr>
+    </w:lvl>
+    <w:lvl w:ilvl="4" w:tentative="1">
+      <w:start w:val="1"/>
+      <w:numFmt w:val="bullet"/>
+      <w:lvlText w:val=""/>
+      <w:lvlJc w:val="left"/>
+      <w:pPr>
+        <w:tabs>
+          <w:tab w:val="num" w:pos="3600"/>
+        </w:tabs>
+        <w:ind w:left="3600" w:hanging="360"/>
+      </w:pPr>
+      <w:rPr>
+        <w:rFonts w:ascii="Wingdings" w:hAnsi="Wingdings" w:hint="default"/>
+        <w:sz w:val="20"/>
+      </w:rPr>
+    </w:lvl>
+    <w:lvl w:ilvl="5" w:tentative="1">
+      <w:start w:val="1"/>
+      <w:numFmt w:val="bullet"/>
+      <w:lvlText w:val=""/>
+      <w:lvlJc w:val="left"/>
+      <w:pPr>
+        <w:tabs>
+          <w:tab w:val="num" w:pos="4320"/>
+        </w:tabs>
+        <w:ind w:left="4320" w:hanging="360"/>
+      </w:pPr>
+      <w:rPr>
+        <w:rFonts w:ascii="Wingdings" w:hAnsi="Wingdings" w:hint="default"/>
+        <w:sz w:val="20"/>
+      </w:rPr>
+    </w:lvl>
+    <w:lvl w:ilvl="6" w:tentative="1">
+      <w:start w:val="1"/>
+      <w:numFmt w:val="bullet"/>
+      <w:lvlText w:val=""/>
+      <w:lvlJc w:val="left"/>
+      <w:pPr>
+        <w:tabs>
+          <w:tab w:val="num" w:pos="5040"/>
+        </w:tabs>
+        <w:ind w:left="5040" w:hanging="360"/>
+      </w:pPr>
+      <w:rPr>
+        <w:rFonts w:ascii="Wingdings" w:hAnsi="Wingdings" w:hint="default"/>
+        <w:sz w:val="20"/>
+      </w:rPr>
+    </w:lvl>
+    <w:lvl w:ilvl="7" w:tentative="1">
+      <w:start w:val="1"/>
+      <w:numFmt w:val="bullet"/>
+      <w:lvlText w:val=""/>
+      <w:lvlJc w:val="left"/>
+      <w:pPr>
+        <w:tabs>
+          <w:tab w:val="num" w:pos="5760"/>
+        </w:tabs>
+        <w:ind w:left="5760" w:hanging="360"/>
+      </w:pPr>
+      <w:rPr>
+        <w:rFonts w:ascii="Wingdings" w:hAnsi="Wingdings" w:hint="default"/>
+        <w:sz w:val="20"/>
+      </w:rPr>
+    </w:lvl>
+    <w:lvl w:ilvl="8" w:tentative="1">
+      <w:start w:val="1"/>
+      <w:numFmt w:val="bullet"/>
+      <w:lvlText w:val=""/>
+      <w:lvlJc w:val="left"/>
+      <w:pPr>
+        <w:tabs>
+          <w:tab w:val="num" w:pos="6480"/>
+        </w:tabs>
+        <w:ind w:left="6480" w:hanging="360"/>
+      </w:pPr>
+      <w:rPr>
+        <w:rFonts w:ascii="Wingdings" w:hAnsi="Wingdings" w:hint="default"/>
+        <w:sz w:val="20"/>
+      </w:rPr>
+    </w:lvl>
+  </w:abstractNum>
+  <w:abstractNum w:abstractNumId="11" w15:restartNumberingAfterBreak="0">
+    <w:nsid w:val="3CE97302"/>
+    <w:multiLevelType w:val="multilevel"/>
+    <w:tmpl w:val="B1C8C31A"/>
+    <w:lvl w:ilvl="0">
+      <w:start w:val="1"/>
+      <w:numFmt w:val="bullet"/>
+      <w:lvlText w:val=""/>
+      <w:lvlJc w:val="left"/>
+      <w:pPr>
+        <w:tabs>
+          <w:tab w:val="num" w:pos="720"/>
+        </w:tabs>
+        <w:ind w:left="720" w:hanging="360"/>
+      </w:pPr>
+      <w:rPr>
+        <w:rFonts w:ascii="Symbol" w:hAnsi="Symbol" w:hint="default"/>
+        <w:sz w:val="20"/>
+      </w:rPr>
+    </w:lvl>
+    <w:lvl w:ilvl="1" w:tentative="1">
+      <w:start w:val="1"/>
+      <w:numFmt w:val="bullet"/>
+      <w:lvlText w:val="o"/>
+      <w:lvlJc w:val="left"/>
+      <w:pPr>
+        <w:tabs>
+          <w:tab w:val="num" w:pos="1440"/>
+        </w:tabs>
+        <w:ind w:left="1440" w:hanging="360"/>
+      </w:pPr>
+      <w:rPr>
+        <w:rFonts w:ascii="Courier New" w:hAnsi="Courier New" w:hint="default"/>
+        <w:sz w:val="20"/>
+      </w:rPr>
+    </w:lvl>
+    <w:lvl w:ilvl="2" w:tentative="1">
+      <w:start w:val="1"/>
+      <w:numFmt w:val="bullet"/>
+      <w:lvlText w:val=""/>
+      <w:lvlJc w:val="left"/>
+      <w:pPr>
+        <w:tabs>
+          <w:tab w:val="num" w:pos="2160"/>
+        </w:tabs>
+        <w:ind w:left="2160" w:hanging="360"/>
+      </w:pPr>
+      <w:rPr>
+        <w:rFonts w:ascii="Wingdings" w:hAnsi="Wingdings" w:hint="default"/>
+        <w:sz w:val="20"/>
+      </w:rPr>
+    </w:lvl>
+    <w:lvl w:ilvl="3" w:tentative="1">
+      <w:start w:val="1"/>
+      <w:numFmt w:val="bullet"/>
+      <w:lvlText w:val=""/>
+      <w:lvlJc w:val="left"/>
+      <w:pPr>
+        <w:tabs>
+          <w:tab w:val="num" w:pos="2880"/>
+        </w:tabs>
+        <w:ind w:left="2880" w:hanging="360"/>
+      </w:pPr>
+      <w:rPr>
+        <w:rFonts w:ascii="Wingdings" w:hAnsi="Wingdings" w:hint="default"/>
+        <w:sz w:val="20"/>
+      </w:rPr>
+    </w:lvl>
+    <w:lvl w:ilvl="4" w:tentative="1">
+      <w:start w:val="1"/>
+      <w:numFmt w:val="bullet"/>
+      <w:lvlText w:val=""/>
+      <w:lvlJc w:val="left"/>
+      <w:pPr>
+        <w:tabs>
+          <w:tab w:val="num" w:pos="3600"/>
+        </w:tabs>
+        <w:ind w:left="3600" w:hanging="360"/>
+      </w:pPr>
+      <w:rPr>
+        <w:rFonts w:ascii="Wingdings" w:hAnsi="Wingdings" w:hint="default"/>
+        <w:sz w:val="20"/>
+      </w:rPr>
+    </w:lvl>
+    <w:lvl w:ilvl="5" w:tentative="1">
+      <w:start w:val="1"/>
+      <w:numFmt w:val="bullet"/>
+      <w:lvlText w:val=""/>
+      <w:lvlJc w:val="left"/>
+      <w:pPr>
+        <w:tabs>
+          <w:tab w:val="num" w:pos="4320"/>
+        </w:tabs>
+        <w:ind w:left="4320" w:hanging="360"/>
+      </w:pPr>
+      <w:rPr>
+        <w:rFonts w:ascii="Wingdings" w:hAnsi="Wingdings" w:hint="default"/>
+        <w:sz w:val="20"/>
+      </w:rPr>
+    </w:lvl>
+    <w:lvl w:ilvl="6" w:tentative="1">
+      <w:start w:val="1"/>
+      <w:numFmt w:val="bullet"/>
+      <w:lvlText w:val=""/>
+      <w:lvlJc w:val="left"/>
+      <w:pPr>
+        <w:tabs>
+          <w:tab w:val="num" w:pos="5040"/>
+        </w:tabs>
+        <w:ind w:left="5040" w:hanging="360"/>
+      </w:pPr>
+      <w:rPr>
+        <w:rFonts w:ascii="Wingdings" w:hAnsi="Wingdings" w:hint="default"/>
+        <w:sz w:val="20"/>
+      </w:rPr>
+    </w:lvl>
+    <w:lvl w:ilvl="7" w:tentative="1">
+      <w:start w:val="1"/>
+      <w:numFmt w:val="bullet"/>
+      <w:lvlText w:val=""/>
+      <w:lvlJc w:val="left"/>
+      <w:pPr>
+        <w:tabs>
+          <w:tab w:val="num" w:pos="5760"/>
+        </w:tabs>
+        <w:ind w:left="5760" w:hanging="360"/>
+      </w:pPr>
+      <w:rPr>
+        <w:rFonts w:ascii="Wingdings" w:hAnsi="Wingdings" w:hint="default"/>
+        <w:sz w:val="20"/>
+      </w:rPr>
+    </w:lvl>
+    <w:lvl w:ilvl="8" w:tentative="1">
+      <w:start w:val="1"/>
+      <w:numFmt w:val="bullet"/>
+      <w:lvlText w:val=""/>
+      <w:lvlJc w:val="left"/>
+      <w:pPr>
+        <w:tabs>
+          <w:tab w:val="num" w:pos="6480"/>
+        </w:tabs>
+        <w:ind w:left="6480" w:hanging="360"/>
+      </w:pPr>
+      <w:rPr>
+        <w:rFonts w:ascii="Wingdings" w:hAnsi="Wingdings" w:hint="default"/>
+        <w:sz w:val="20"/>
+      </w:rPr>
+    </w:lvl>
+  </w:abstractNum>
+  <w:abstractNum w:abstractNumId="12" w15:restartNumberingAfterBreak="0">
+    <w:nsid w:val="4C552044"/>
+    <w:multiLevelType w:val="multilevel"/>
+    <w:tmpl w:val="060C7EA2"/>
+    <w:lvl w:ilvl="0">
+      <w:start w:val="1"/>
+      <w:numFmt w:val="bullet"/>
+      <w:lvlText w:val=""/>
+      <w:lvlJc w:val="left"/>
+      <w:pPr>
+        <w:tabs>
+          <w:tab w:val="num" w:pos="720"/>
+        </w:tabs>
+        <w:ind w:left="720" w:hanging="360"/>
+      </w:pPr>
+      <w:rPr>
+        <w:rFonts w:ascii="Symbol" w:hAnsi="Symbol" w:hint="default"/>
+        <w:sz w:val="20"/>
+      </w:rPr>
+    </w:lvl>
+    <w:lvl w:ilvl="1" w:tentative="1">
+      <w:start w:val="1"/>
+      <w:numFmt w:val="bullet"/>
+      <w:lvlText w:val="o"/>
+      <w:lvlJc w:val="left"/>
+      <w:pPr>
+        <w:tabs>
+          <w:tab w:val="num" w:pos="1440"/>
+        </w:tabs>
+        <w:ind w:left="1440" w:hanging="360"/>
+      </w:pPr>
+      <w:rPr>
+        <w:rFonts w:ascii="Courier New" w:hAnsi="Courier New" w:hint="default"/>
+        <w:sz w:val="20"/>
+      </w:rPr>
+    </w:lvl>
+    <w:lvl w:ilvl="2" w:tentative="1">
+      <w:start w:val="1"/>
+      <w:numFmt w:val="bullet"/>
+      <w:lvlText w:val=""/>
+      <w:lvlJc w:val="left"/>
+      <w:pPr>
+        <w:tabs>
+          <w:tab w:val="num" w:pos="2160"/>
+        </w:tabs>
+        <w:ind w:left="2160" w:hanging="360"/>
+      </w:pPr>
+      <w:rPr>
+        <w:rFonts w:ascii="Wingdings" w:hAnsi="Wingdings" w:hint="default"/>
+        <w:sz w:val="20"/>
+      </w:rPr>
+    </w:lvl>
+    <w:lvl w:ilvl="3" w:tentative="1">
+      <w:start w:val="1"/>
+      <w:numFmt w:val="bullet"/>
+      <w:lvlText w:val=""/>
+      <w:lvlJc w:val="left"/>
+      <w:pPr>
+        <w:tabs>
+          <w:tab w:val="num" w:pos="2880"/>
+        </w:tabs>
+        <w:ind w:left="2880" w:hanging="360"/>
+      </w:pPr>
+      <w:rPr>
+        <w:rFonts w:ascii="Wingdings" w:hAnsi="Wingdings" w:hint="default"/>
+        <w:sz w:val="20"/>
+      </w:rPr>
+    </w:lvl>
+    <w:lvl w:ilvl="4" w:tentative="1">
+      <w:start w:val="1"/>
+      <w:numFmt w:val="bullet"/>
+      <w:lvlText w:val=""/>
+      <w:lvlJc w:val="left"/>
+      <w:pPr>
+        <w:tabs>
+          <w:tab w:val="num" w:pos="3600"/>
+        </w:tabs>
+        <w:ind w:left="3600" w:hanging="360"/>
+      </w:pPr>
+      <w:rPr>
+        <w:rFonts w:ascii="Wingdings" w:hAnsi="Wingdings" w:hint="default"/>
+        <w:sz w:val="20"/>
+      </w:rPr>
+    </w:lvl>
+    <w:lvl w:ilvl="5" w:tentative="1">
+      <w:start w:val="1"/>
+      <w:numFmt w:val="bullet"/>
+      <w:lvlText w:val=""/>
+      <w:lvlJc w:val="left"/>
+      <w:pPr>
+        <w:tabs>
+          <w:tab w:val="num" w:pos="4320"/>
+        </w:tabs>
+        <w:ind w:left="4320" w:hanging="360"/>
+      </w:pPr>
+      <w:rPr>
+        <w:rFonts w:ascii="Wingdings" w:hAnsi="Wingdings" w:hint="default"/>
+        <w:sz w:val="20"/>
+      </w:rPr>
+    </w:lvl>
+    <w:lvl w:ilvl="6" w:tentative="1">
+      <w:start w:val="1"/>
+      <w:numFmt w:val="bullet"/>
+      <w:lvlText w:val=""/>
+      <w:lvlJc w:val="left"/>
+      <w:pPr>
+        <w:tabs>
+          <w:tab w:val="num" w:pos="5040"/>
+        </w:tabs>
+        <w:ind w:left="5040" w:hanging="360"/>
+      </w:pPr>
+      <w:rPr>
+        <w:rFonts w:ascii="Wingdings" w:hAnsi="Wingdings" w:hint="default"/>
+        <w:sz w:val="20"/>
+      </w:rPr>
+    </w:lvl>
+    <w:lvl w:ilvl="7" w:tentative="1">
+      <w:start w:val="1"/>
+      <w:numFmt w:val="bullet"/>
+      <w:lvlText w:val=""/>
+      <w:lvlJc w:val="left"/>
+      <w:pPr>
+        <w:tabs>
+          <w:tab w:val="num" w:pos="5760"/>
+        </w:tabs>
+        <w:ind w:left="5760" w:hanging="360"/>
+      </w:pPr>
+      <w:rPr>
+        <w:rFonts w:ascii="Wingdings" w:hAnsi="Wingdings" w:hint="default"/>
+        <w:sz w:val="20"/>
+      </w:rPr>
+    </w:lvl>
+    <w:lvl w:ilvl="8" w:tentative="1">
+      <w:start w:val="1"/>
+      <w:numFmt w:val="bullet"/>
+      <w:lvlText w:val=""/>
+      <w:lvlJc w:val="left"/>
+      <w:pPr>
+        <w:tabs>
+          <w:tab w:val="num" w:pos="6480"/>
+        </w:tabs>
+        <w:ind w:left="6480" w:hanging="360"/>
+      </w:pPr>
+      <w:rPr>
+        <w:rFonts w:ascii="Wingdings" w:hAnsi="Wingdings" w:hint="default"/>
+        <w:sz w:val="20"/>
+      </w:rPr>
+    </w:lvl>
+  </w:abstractNum>
+  <w:abstractNum w:abstractNumId="13" w15:restartNumberingAfterBreak="0">
+    <w:nsid w:val="65CA459C"/>
+    <w:multiLevelType w:val="multilevel"/>
+    <w:tmpl w:val="8996ACE2"/>
+    <w:lvl w:ilvl="0">
+      <w:start w:val="1"/>
+      <w:numFmt w:val="bullet"/>
+      <w:lvlText w:val=""/>
+      <w:lvlJc w:val="left"/>
+      <w:pPr>
+        <w:tabs>
+          <w:tab w:val="num" w:pos="720"/>
+        </w:tabs>
+        <w:ind w:left="720" w:hanging="360"/>
+      </w:pPr>
+      <w:rPr>
+        <w:rFonts w:ascii="Symbol" w:hAnsi="Symbol" w:hint="default"/>
+        <w:sz w:val="20"/>
+      </w:rPr>
+    </w:lvl>
+    <w:lvl w:ilvl="1" w:tentative="1">
+      <w:start w:val="1"/>
+      <w:numFmt w:val="bullet"/>
+      <w:lvlText w:val="o"/>
+      <w:lvlJc w:val="left"/>
+      <w:pPr>
+        <w:tabs>
+          <w:tab w:val="num" w:pos="1440"/>
+        </w:tabs>
+        <w:ind w:left="1440" w:hanging="360"/>
+      </w:pPr>
+      <w:rPr>
+        <w:rFonts w:ascii="Courier New" w:hAnsi="Courier New" w:hint="default"/>
+        <w:sz w:val="20"/>
+      </w:rPr>
+    </w:lvl>
+    <w:lvl w:ilvl="2" w:tentative="1">
+      <w:start w:val="1"/>
+      <w:numFmt w:val="bullet"/>
+      <w:lvlText w:val=""/>
+      <w:lvlJc w:val="left"/>
+      <w:pPr>
+        <w:tabs>
+          <w:tab w:val="num" w:pos="2160"/>
+        </w:tabs>
+        <w:ind w:left="2160" w:hanging="360"/>
+      </w:pPr>
+      <w:rPr>
+        <w:rFonts w:ascii="Wingdings" w:hAnsi="Wingdings" w:hint="default"/>
+        <w:sz w:val="20"/>
+      </w:rPr>
+    </w:lvl>
+    <w:lvl w:ilvl="3" w:tentative="1">
+      <w:start w:val="1"/>
+      <w:numFmt w:val="bullet"/>
+      <w:lvlText w:val=""/>
+      <w:lvlJc w:val="left"/>
+      <w:pPr>
+        <w:tabs>
+          <w:tab w:val="num" w:pos="2880"/>
+        </w:tabs>
+        <w:ind w:left="2880" w:hanging="360"/>
+      </w:pPr>
+      <w:rPr>
+        <w:rFonts w:ascii="Wingdings" w:hAnsi="Wingdings" w:hint="default"/>
+        <w:sz w:val="20"/>
+      </w:rPr>
+    </w:lvl>
+    <w:lvl w:ilvl="4" w:tentative="1">
+      <w:start w:val="1"/>
+      <w:numFmt w:val="bullet"/>
+      <w:lvlText w:val=""/>
+      <w:lvlJc w:val="left"/>
+      <w:pPr>
+        <w:tabs>
+          <w:tab w:val="num" w:pos="3600"/>
+        </w:tabs>
+        <w:ind w:left="3600" w:hanging="360"/>
+      </w:pPr>
+      <w:rPr>
+        <w:rFonts w:ascii="Wingdings" w:hAnsi="Wingdings" w:hint="default"/>
+        <w:sz w:val="20"/>
+      </w:rPr>
+    </w:lvl>
+    <w:lvl w:ilvl="5" w:tentative="1">
+      <w:start w:val="1"/>
+      <w:numFmt w:val="bullet"/>
+      <w:lvlText w:val=""/>
+      <w:lvlJc w:val="left"/>
+      <w:pPr>
+        <w:tabs>
+          <w:tab w:val="num" w:pos="4320"/>
+        </w:tabs>
+        <w:ind w:left="4320" w:hanging="360"/>
+      </w:pPr>
+      <w:rPr>
+        <w:rFonts w:ascii="Wingdings" w:hAnsi="Wingdings" w:hint="default"/>
+        <w:sz w:val="20"/>
+      </w:rPr>
+    </w:lvl>
+    <w:lvl w:ilvl="6" w:tentative="1">
+      <w:start w:val="1"/>
+      <w:numFmt w:val="bullet"/>
+      <w:lvlText w:val=""/>
+      <w:lvlJc w:val="left"/>
+      <w:pPr>
+        <w:tabs>
+          <w:tab w:val="num" w:pos="5040"/>
+        </w:tabs>
+        <w:ind w:left="5040" w:hanging="360"/>
+      </w:pPr>
+      <w:rPr>
+        <w:rFonts w:ascii="Wingdings" w:hAnsi="Wingdings" w:hint="default"/>
+        <w:sz w:val="20"/>
+      </w:rPr>
+    </w:lvl>
+    <w:lvl w:ilvl="7" w:tentative="1">
+      <w:start w:val="1"/>
+      <w:numFmt w:val="bullet"/>
+      <w:lvlText w:val=""/>
+      <w:lvlJc w:val="left"/>
+      <w:pPr>
+        <w:tabs>
+          <w:tab w:val="num" w:pos="5760"/>
+        </w:tabs>
+        <w:ind w:left="5760" w:hanging="360"/>
+      </w:pPr>
+      <w:rPr>
+        <w:rFonts w:ascii="Wingdings" w:hAnsi="Wingdings" w:hint="default"/>
+        <w:sz w:val="20"/>
+      </w:rPr>
+    </w:lvl>
+    <w:lvl w:ilvl="8" w:tentative="1">
+      <w:start w:val="1"/>
+      <w:numFmt w:val="bullet"/>
+      <w:lvlText w:val=""/>
+      <w:lvlJc w:val="left"/>
+      <w:pPr>
+        <w:tabs>
+          <w:tab w:val="num" w:pos="6480"/>
+        </w:tabs>
+        <w:ind w:left="6480" w:hanging="360"/>
+      </w:pPr>
+      <w:rPr>
+        <w:rFonts w:ascii="Wingdings" w:hAnsi="Wingdings" w:hint="default"/>
+        <w:sz w:val="20"/>
+      </w:rPr>
+    </w:lvl>
+  </w:abstractNum>
+  <w:abstractNum w:abstractNumId="14" w15:restartNumberingAfterBreak="0">
+    <w:nsid w:val="6A285B18"/>
+    <w:multiLevelType w:val="multilevel"/>
+    <w:tmpl w:val="F230CB32"/>
+    <w:lvl w:ilvl="0">
+      <w:start w:val="1"/>
+      <w:numFmt w:val="bullet"/>
+      <w:lvlText w:val=""/>
+      <w:lvlJc w:val="left"/>
+      <w:pPr>
+        <w:tabs>
+          <w:tab w:val="num" w:pos="720"/>
+        </w:tabs>
+        <w:ind w:left="720" w:hanging="360"/>
+      </w:pPr>
+      <w:rPr>
+        <w:rFonts w:ascii="Symbol" w:hAnsi="Symbol" w:hint="default"/>
+        <w:sz w:val="20"/>
+      </w:rPr>
+    </w:lvl>
+    <w:lvl w:ilvl="1" w:tentative="1">
+      <w:start w:val="1"/>
+      <w:numFmt w:val="bullet"/>
+      <w:lvlText w:val="o"/>
+      <w:lvlJc w:val="left"/>
+      <w:pPr>
+        <w:tabs>
+          <w:tab w:val="num" w:pos="1440"/>
+        </w:tabs>
+        <w:ind w:left="1440" w:hanging="360"/>
+      </w:pPr>
+      <w:rPr>
+        <w:rFonts w:ascii="Courier New" w:hAnsi="Courier New" w:hint="default"/>
+        <w:sz w:val="20"/>
+      </w:rPr>
+    </w:lvl>
+    <w:lvl w:ilvl="2" w:tentative="1">
+      <w:start w:val="1"/>
+      <w:numFmt w:val="bullet"/>
+      <w:lvlText w:val=""/>
+      <w:lvlJc w:val="left"/>
+      <w:pPr>
+        <w:tabs>
+          <w:tab w:val="num" w:pos="2160"/>
+        </w:tabs>
+        <w:ind w:left="2160" w:hanging="360"/>
+      </w:pPr>
+      <w:rPr>
+        <w:rFonts w:ascii="Wingdings" w:hAnsi="Wingdings" w:hint="default"/>
+        <w:sz w:val="20"/>
+      </w:rPr>
+    </w:lvl>
+    <w:lvl w:ilvl="3" w:tentative="1">
+      <w:start w:val="1"/>
+      <w:numFmt w:val="bullet"/>
+      <w:lvlText w:val=""/>
+      <w:lvlJc w:val="left"/>
+      <w:pPr>
+        <w:tabs>
+          <w:tab w:val="num" w:pos="2880"/>
+        </w:tabs>
+        <w:ind w:left="2880" w:hanging="360"/>
+      </w:pPr>
+      <w:rPr>
+        <w:rFonts w:ascii="Wingdings" w:hAnsi="Wingdings" w:hint="default"/>
+        <w:sz w:val="20"/>
+      </w:rPr>
+    </w:lvl>
+    <w:lvl w:ilvl="4" w:tentative="1">
+      <w:start w:val="1"/>
+      <w:numFmt w:val="bullet"/>
+      <w:lvlText w:val=""/>
+      <w:lvlJc w:val="left"/>
+      <w:pPr>
+        <w:tabs>
+          <w:tab w:val="num" w:pos="3600"/>
+        </w:tabs>
+        <w:ind w:left="3600" w:hanging="360"/>
+      </w:pPr>
+      <w:rPr>
+        <w:rFonts w:ascii="Wingdings" w:hAnsi="Wingdings" w:hint="default"/>
+        <w:sz w:val="20"/>
+      </w:rPr>
+    </w:lvl>
+    <w:lvl w:ilvl="5" w:tentative="1">
+      <w:start w:val="1"/>
+      <w:numFmt w:val="bullet"/>
+      <w:lvlText w:val=""/>
+      <w:lvlJc w:val="left"/>
+      <w:pPr>
+        <w:tabs>
+          <w:tab w:val="num" w:pos="4320"/>
+        </w:tabs>
+        <w:ind w:left="4320" w:hanging="360"/>
+      </w:pPr>
+      <w:rPr>
+        <w:rFonts w:ascii="Wingdings" w:hAnsi="Wingdings" w:hint="default"/>
+        <w:sz w:val="20"/>
+      </w:rPr>
+    </w:lvl>
+    <w:lvl w:ilvl="6" w:tentative="1">
+      <w:start w:val="1"/>
+      <w:numFmt w:val="bullet"/>
+      <w:lvlText w:val=""/>
+      <w:lvlJc w:val="left"/>
+      <w:pPr>
+        <w:tabs>
+          <w:tab w:val="num" w:pos="5040"/>
+        </w:tabs>
+        <w:ind w:left="5040" w:hanging="360"/>
+      </w:pPr>
+      <w:rPr>
+        <w:rFonts w:ascii="Wingdings" w:hAnsi="Wingdings" w:hint="default"/>
+        <w:sz w:val="20"/>
+      </w:rPr>
+    </w:lvl>
+    <w:lvl w:ilvl="7" w:tentative="1">
+      <w:start w:val="1"/>
+      <w:numFmt w:val="bullet"/>
+      <w:lvlText w:val=""/>
+      <w:lvlJc w:val="left"/>
+      <w:pPr>
+        <w:tabs>
+          <w:tab w:val="num" w:pos="5760"/>
+        </w:tabs>
+        <w:ind w:left="5760" w:hanging="360"/>
+      </w:pPr>
+      <w:rPr>
+        <w:rFonts w:ascii="Wingdings" w:hAnsi="Wingdings" w:hint="default"/>
+        <w:sz w:val="20"/>
+      </w:rPr>
+    </w:lvl>
+    <w:lvl w:ilvl="8" w:tentative="1">
+      <w:start w:val="1"/>
+      <w:numFmt w:val="bullet"/>
+      <w:lvlText w:val=""/>
+      <w:lvlJc w:val="left"/>
+      <w:pPr>
+        <w:tabs>
+          <w:tab w:val="num" w:pos="6480"/>
+        </w:tabs>
+        <w:ind w:left="6480" w:hanging="360"/>
+      </w:pPr>
+      <w:rPr>
+        <w:rFonts w:ascii="Wingdings" w:hAnsi="Wingdings" w:hint="default"/>
+        <w:sz w:val="20"/>
+      </w:rPr>
+    </w:lvl>
+  </w:abstractNum>
+  <w:abstractNum w:abstractNumId="15" w15:restartNumberingAfterBreak="0">
+    <w:nsid w:val="6F0446A8"/>
+    <w:multiLevelType w:val="multilevel"/>
+    <w:tmpl w:val="B2C81A9A"/>
+    <w:lvl w:ilvl="0">
+      <w:start w:val="1"/>
+      <w:numFmt w:val="bullet"/>
+      <w:lvlText w:val=""/>
+      <w:lvlJc w:val="left"/>
+      <w:pPr>
+        <w:tabs>
+          <w:tab w:val="num" w:pos="720"/>
+        </w:tabs>
+        <w:ind w:left="720" w:hanging="360"/>
+      </w:pPr>
+      <w:rPr>
+        <w:rFonts w:ascii="Symbol" w:hAnsi="Symbol" w:hint="default"/>
+        <w:sz w:val="20"/>
+      </w:rPr>
+    </w:lvl>
+    <w:lvl w:ilvl="1" w:tentative="1">
+      <w:start w:val="1"/>
+      <w:numFmt w:val="bullet"/>
+      <w:lvlText w:val="o"/>
+      <w:lvlJc w:val="left"/>
+      <w:pPr>
+        <w:tabs>
+          <w:tab w:val="num" w:pos="1440"/>
+        </w:tabs>
+        <w:ind w:left="1440" w:hanging="360"/>
+      </w:pPr>
+      <w:rPr>
+        <w:rFonts w:ascii="Courier New" w:hAnsi="Courier New" w:hint="default"/>
+        <w:sz w:val="20"/>
+      </w:rPr>
+    </w:lvl>
+    <w:lvl w:ilvl="2" w:tentative="1">
+      <w:start w:val="1"/>
+      <w:numFmt w:val="bullet"/>
+      <w:lvlText w:val=""/>
+      <w:lvlJc w:val="left"/>
+      <w:pPr>
+        <w:tabs>
+          <w:tab w:val="num" w:pos="2160"/>
+        </w:tabs>
+        <w:ind w:left="2160" w:hanging="360"/>
+      </w:pPr>
+      <w:rPr>
+        <w:rFonts w:ascii="Wingdings" w:hAnsi="Wingdings" w:hint="default"/>
+        <w:sz w:val="20"/>
+      </w:rPr>
+    </w:lvl>
+    <w:lvl w:ilvl="3" w:tentative="1">
+      <w:start w:val="1"/>
+      <w:numFmt w:val="bullet"/>
+      <w:lvlText w:val=""/>
+      <w:lvlJc w:val="left"/>
+      <w:pPr>
+        <w:tabs>
+          <w:tab w:val="num" w:pos="2880"/>
+        </w:tabs>
+        <w:ind w:left="2880" w:hanging="360"/>
+      </w:pPr>
+      <w:rPr>
+        <w:rFonts w:ascii="Wingdings" w:hAnsi="Wingdings" w:hint="default"/>
+        <w:sz w:val="20"/>
+      </w:rPr>
+    </w:lvl>
+    <w:lvl w:ilvl="4" w:tentative="1">
+      <w:start w:val="1"/>
+      <w:numFmt w:val="bullet"/>
+      <w:lvlText w:val=""/>
+      <w:lvlJc w:val="left"/>
+      <w:pPr>
+        <w:tabs>
+          <w:tab w:val="num" w:pos="3600"/>
+        </w:tabs>
+        <w:ind w:left="3600" w:hanging="360"/>
+      </w:pPr>
+      <w:rPr>
+        <w:rFonts w:ascii="Wingdings" w:hAnsi="Wingdings" w:hint="default"/>
+        <w:sz w:val="20"/>
+      </w:rPr>
+    </w:lvl>
+    <w:lvl w:ilvl="5" w:tentative="1">
+      <w:start w:val="1"/>
+      <w:numFmt w:val="bullet"/>
+      <w:lvlText w:val=""/>
+      <w:lvlJc w:val="left"/>
+      <w:pPr>
+        <w:tabs>
+          <w:tab w:val="num" w:pos="4320"/>
+        </w:tabs>
+        <w:ind w:left="4320" w:hanging="360"/>
+      </w:pPr>
+      <w:rPr>
+        <w:rFonts w:ascii="Wingdings" w:hAnsi="Wingdings" w:hint="default"/>
+        <w:sz w:val="20"/>
+      </w:rPr>
+    </w:lvl>
+    <w:lvl w:ilvl="6" w:tentative="1">
+      <w:start w:val="1"/>
+      <w:numFmt w:val="bullet"/>
+      <w:lvlText w:val=""/>
+      <w:lvlJc w:val="left"/>
+      <w:pPr>
+        <w:tabs>
+          <w:tab w:val="num" w:pos="5040"/>
+        </w:tabs>
+        <w:ind w:left="5040" w:hanging="360"/>
+      </w:pPr>
+      <w:rPr>
+        <w:rFonts w:ascii="Wingdings" w:hAnsi="Wingdings" w:hint="default"/>
+        <w:sz w:val="20"/>
+      </w:rPr>
+    </w:lvl>
+    <w:lvl w:ilvl="7" w:tentative="1">
+      <w:start w:val="1"/>
+      <w:numFmt w:val="bullet"/>
+      <w:lvlText w:val=""/>
+      <w:lvlJc w:val="left"/>
+      <w:pPr>
+        <w:tabs>
+          <w:tab w:val="num" w:pos="5760"/>
+        </w:tabs>
+        <w:ind w:left="5760" w:hanging="360"/>
+      </w:pPr>
+      <w:rPr>
+        <w:rFonts w:ascii="Wingdings" w:hAnsi="Wingdings" w:hint="default"/>
+        <w:sz w:val="20"/>
+      </w:rPr>
+    </w:lvl>
+    <w:lvl w:ilvl="8" w:tentative="1">
+      <w:start w:val="1"/>
+      <w:numFmt w:val="bullet"/>
+      <w:lvlText w:val=""/>
+      <w:lvlJc w:val="left"/>
+      <w:pPr>
+        <w:tabs>
+          <w:tab w:val="num" w:pos="6480"/>
+        </w:tabs>
+        <w:ind w:left="6480" w:hanging="360"/>
+      </w:pPr>
+      <w:rPr>
+        <w:rFonts w:ascii="Wingdings" w:hAnsi="Wingdings" w:hint="default"/>
+        <w:sz w:val="20"/>
+      </w:rPr>
+    </w:lvl>
+  </w:abstractNum>
+  <w:abstractNum w:abstractNumId="16" w15:restartNumberingAfterBreak="0">
+    <w:nsid w:val="7F813BE6"/>
+    <w:multiLevelType w:val="multilevel"/>
+    <w:tmpl w:val="440E50CA"/>
+    <w:lvl w:ilvl="0">
+      <w:start w:val="6"/>
+      <w:numFmt w:val="decimal"/>
+      <w:lvlText w:val="%1."/>
+      <w:lvlJc w:val="left"/>
+      <w:pPr>
+        <w:tabs>
+          <w:tab w:val="num" w:pos="720"/>
+        </w:tabs>
+        <w:ind w:left="720" w:hanging="360"/>
+      </w:pPr>
+    </w:lvl>
+    <w:lvl w:ilvl="1" w:tentative="1">
+      <w:start w:val="1"/>
+      <w:numFmt w:val="decimal"/>
+      <w:lvlText w:val="%2."/>
+      <w:lvlJc w:val="left"/>
+      <w:pPr>
+        <w:tabs>
+          <w:tab w:val="num" w:pos="1440"/>
+        </w:tabs>
+        <w:ind w:left="1440" w:hanging="360"/>
+      </w:pPr>
+    </w:lvl>
+    <w:lvl w:ilvl="2" w:tentative="1">
+      <w:start w:val="1"/>
+      <w:numFmt w:val="decimal"/>
+      <w:lvlText w:val="%3."/>
+      <w:lvlJc w:val="left"/>
+      <w:pPr>
+        <w:tabs>
+          <w:tab w:val="num" w:pos="2160"/>
+        </w:tabs>
+        <w:ind w:left="2160" w:hanging="360"/>
+      </w:pPr>
+    </w:lvl>
+    <w:lvl w:ilvl="3" w:tentative="1">
+      <w:start w:val="1"/>
+      <w:numFmt w:val="decimal"/>
+      <w:lvlText w:val="%4."/>
+      <w:lvlJc w:val="left"/>
+      <w:pPr>
+        <w:tabs>
+          <w:tab w:val="num" w:pos="2880"/>
+        </w:tabs>
+        <w:ind w:left="2880" w:hanging="360"/>
+      </w:pPr>
+    </w:lvl>
+    <w:lvl w:ilvl="4" w:tentative="1">
+      <w:start w:val="1"/>
+      <w:numFmt w:val="decimal"/>
+      <w:lvlText w:val="%5."/>
+      <w:lvlJc w:val="left"/>
+      <w:pPr>
+        <w:tabs>
+          <w:tab w:val="num" w:pos="3600"/>
+        </w:tabs>
+        <w:ind w:left="3600" w:hanging="360"/>
+      </w:pPr>
+    </w:lvl>
+    <w:lvl w:ilvl="5" w:tentative="1">
+      <w:start w:val="1"/>
+      <w:numFmt w:val="decimal"/>
+      <w:lvlText w:val="%6."/>
+      <w:lvlJc w:val="left"/>
+      <w:pPr>
+        <w:tabs>
+          <w:tab w:val="num" w:pos="4320"/>
+        </w:tabs>
+        <w:ind w:left="4320" w:hanging="360"/>
+      </w:pPr>
+    </w:lvl>
+    <w:lvl w:ilvl="6" w:tentative="1">
+      <w:start w:val="1"/>
+      <w:numFmt w:val="decimal"/>
+      <w:lvlText w:val="%7."/>
+      <w:lvlJc w:val="left"/>
+      <w:pPr>
+        <w:tabs>
+          <w:tab w:val="num" w:pos="5040"/>
+        </w:tabs>
+        <w:ind w:left="5040" w:hanging="360"/>
+      </w:pPr>
+    </w:lvl>
+    <w:lvl w:ilvl="7" w:tentative="1">
+      <w:start w:val="1"/>
+      <w:numFmt w:val="decimal"/>
+      <w:lvlText w:val="%8."/>
+      <w:lvlJc w:val="left"/>
+      <w:pPr>
+        <w:tabs>
+          <w:tab w:val="num" w:pos="5760"/>
+        </w:tabs>
+        <w:ind w:left="5760" w:hanging="360"/>
+      </w:pPr>
+    </w:lvl>
+    <w:lvl w:ilvl="8" w:tentative="1">
+      <w:start w:val="1"/>
+      <w:numFmt w:val="decimal"/>
+      <w:lvlText w:val="%9."/>
+      <w:lvlJc w:val="left"/>
+      <w:pPr>
+        <w:tabs>
+          <w:tab w:val="num" w:pos="6480"/>
+        </w:tabs>
+        <w:ind w:left="6480" w:hanging="360"/>
+      </w:pPr>
+    </w:lvl>
+  </w:abstractNum>
   <w:num w:numId="1" w16cid:durableId="1374302958">
     <w:abstractNumId w:val="8"/>
   </w:num>
@@ -41344,6 +41661,30 @@
   </w:num>
   <w:num w:numId="9" w16cid:durableId="1886091332">
     <w:abstractNumId w:val="0"/>
+  </w:num>
+  <w:num w:numId="10" w16cid:durableId="1560051597">
+    <w:abstractNumId w:val="16"/>
+  </w:num>
+  <w:num w:numId="11" w16cid:durableId="807480905">
+    <w:abstractNumId w:val="10"/>
+  </w:num>
+  <w:num w:numId="12" w16cid:durableId="1729180380">
+    <w:abstractNumId w:val="13"/>
+  </w:num>
+  <w:num w:numId="13" w16cid:durableId="1809085912">
+    <w:abstractNumId w:val="15"/>
+  </w:num>
+  <w:num w:numId="14" w16cid:durableId="645205987">
+    <w:abstractNumId w:val="11"/>
+  </w:num>
+  <w:num w:numId="15" w16cid:durableId="1242988057">
+    <w:abstractNumId w:val="9"/>
+  </w:num>
+  <w:num w:numId="16" w16cid:durableId="1350065627">
+    <w:abstractNumId w:val="12"/>
+  </w:num>
+  <w:num w:numId="17" w16cid:durableId="1584216206">
+    <w:abstractNumId w:val="14"/>
   </w:num>
 </w:numbering>
 </file>
@@ -41957,7 +42298,6 @@
   <w:style w:type="character" w:default="1" w:styleId="Absatz-Standardschriftart">
     <w:name w:val="Default Paragraph Font"/>
     <w:uiPriority w:val="1"/>
-    <w:semiHidden/>
     <w:unhideWhenUsed/>
   </w:style>
   <w:style w:type="table" w:default="1" w:styleId="NormaleTabelle">

--- a/WerkstattPilot/06_abgabe/arbeitsgruppe3-projektarbeit.docx
+++ b/WerkstattPilot/06_abgabe/arbeitsgruppe3-projektarbeit.docx
@@ -7881,92 +7881,61 @@
           <w:p>
             <w:pPr>
               <w:pStyle w:val="CodeBlock"/>
-              <w:rPr>
-                <w:lang w:val="de-CH"/>
-              </w:rPr>
             </w:pPr>
             <w:proofErr w:type="spellStart"/>
             <w:r>
-              <w:rPr>
-                <w:lang w:val="de-CH"/>
-              </w:rPr>
               <w:t>WerkstattPilot</w:t>
             </w:r>
             <w:proofErr w:type="spellEnd"/>
             <w:r>
-              <w:rPr>
-                <w:lang w:val="de-CH"/>
-              </w:rPr>
               <w:t>/</w:t>
             </w:r>
           </w:p>
           <w:p>
             <w:pPr>
               <w:pStyle w:val="CodeBlock"/>
-              <w:rPr>
-                <w:lang w:val="de-CH"/>
-              </w:rPr>
-            </w:pPr>
-            <w:r>
-              <w:rPr>
-                <w:lang w:val="de-CH"/>
-              </w:rPr>
+            </w:pPr>
+            <w:r>
               <w:t xml:space="preserve">  01_installation/</w:t>
             </w:r>
           </w:p>
           <w:p>
             <w:pPr>
               <w:pStyle w:val="CodeBlock"/>
-              <w:rPr>
-                <w:lang w:val="de-CH"/>
-              </w:rPr>
-            </w:pPr>
-            <w:r>
-              <w:rPr>
-                <w:lang w:val="de-CH"/>
-              </w:rPr>
+            </w:pPr>
+            <w:r>
               <w:t xml:space="preserve">    </w:t>
             </w:r>
             <w:proofErr w:type="spellStart"/>
             <w:r>
-              <w:rPr>
-                <w:lang w:val="de-CH"/>
-              </w:rPr>
               <w:t>java_jdk</w:t>
             </w:r>
             <w:proofErr w:type="spellEnd"/>
             <w:r>
-              <w:rPr>
-                <w:lang w:val="de-CH"/>
-              </w:rPr>
               <w:t>/</w:t>
             </w:r>
           </w:p>
           <w:p>
             <w:pPr>
               <w:pStyle w:val="CodeBlock"/>
-              <w:rPr>
-                <w:lang w:val="de-CH"/>
-              </w:rPr>
-            </w:pPr>
-            <w:r>
-              <w:rPr>
-                <w:lang w:val="de-CH"/>
-              </w:rPr>
+            </w:pPr>
+            <w:r>
+              <w:t xml:space="preserve">    eclipse/</w:t>
+            </w:r>
+          </w:p>
+          <w:p>
+            <w:pPr>
+              <w:pStyle w:val="CodeBlock"/>
+            </w:pPr>
+            <w:r>
               <w:t xml:space="preserve">    </w:t>
             </w:r>
             <w:proofErr w:type="spellStart"/>
             <w:r>
-              <w:rPr>
-                <w:lang w:val="de-CH"/>
-              </w:rPr>
-              <w:t>eclipse</w:t>
+              <w:t>visual_paradigm</w:t>
             </w:r>
             <w:proofErr w:type="spellEnd"/>
             <w:r>
-              <w:rPr>
-                <w:lang w:val="de-CH"/>
-              </w:rPr>
               <w:t>/</w:t>
             </w:r>
           </w:p>
@@ -7974,41 +7943,10 @@
             <w:pPr>
               <w:pStyle w:val="CodeBlock"/>
               <w:rPr>
-                <w:lang w:val="de-CH"/>
-              </w:rPr>
-            </w:pPr>
-            <w:r>
-              <w:rPr>
-                <w:lang w:val="de-CH"/>
-              </w:rPr>
-              <w:t xml:space="preserve">    </w:t>
-            </w:r>
-            <w:proofErr w:type="spellStart"/>
-            <w:r>
-              <w:rPr>
-                <w:lang w:val="de-CH"/>
-              </w:rPr>
-              <w:t>visual_paradigm</w:t>
-            </w:r>
-            <w:proofErr w:type="spellEnd"/>
-            <w:r>
-              <w:rPr>
-                <w:lang w:val="de-CH"/>
-              </w:rPr>
-              <w:t>/</w:t>
-            </w:r>
-          </w:p>
-          <w:p>
-            <w:pPr>
-              <w:pStyle w:val="CodeBlock"/>
-              <w:rPr>
-                <w:lang w:val="de-DE"/>
-              </w:rPr>
-            </w:pPr>
-            <w:r>
-              <w:rPr>
-                <w:lang w:val="de-CH"/>
-              </w:rPr>
+                <w:lang w:val="de-DE"/>
+              </w:rPr>
+            </w:pPr>
+            <w:r>
               <w:t xml:space="preserve">    </w:t>
             </w:r>
             <w:proofErr w:type="spellStart"/>
@@ -24805,6 +24743,7 @@
               <w:rPr>
                 <w:sz w:val="16"/>
                 <w:szCs w:val="16"/>
+                <w:lang w:val="de-DE"/>
               </w:rPr>
             </w:pPr>
             <w:r>
@@ -24820,6 +24759,7 @@
               <w:rPr>
                 <w:sz w:val="16"/>
                 <w:szCs w:val="16"/>
+                <w:lang w:val="de-DE"/>
               </w:rPr>
               <w:t>AuftragServiceImpl</w:t>
             </w:r>
@@ -24831,12 +24771,14 @@
               <w:rPr>
                 <w:sz w:val="16"/>
                 <w:szCs w:val="16"/>
-              </w:rPr>
-            </w:pPr>
-            <w:r>
-              <w:rPr>
-                <w:sz w:val="16"/>
-                <w:szCs w:val="16"/>
+                <w:lang w:val="de-DE"/>
+              </w:rPr>
+            </w:pPr>
+            <w:r>
+              <w:rPr>
+                <w:sz w:val="16"/>
+                <w:szCs w:val="16"/>
+                <w:lang w:val="de-DE"/>
               </w:rPr>
               <w:t xml:space="preserve">  </w:t>
             </w:r>
@@ -24845,6 +24787,7 @@
               <w:rPr>
                 <w:sz w:val="16"/>
                 <w:szCs w:val="16"/>
+                <w:lang w:val="de-DE"/>
               </w:rPr>
               <w:t>AuftragServiceFactory</w:t>
             </w:r>
@@ -24856,6 +24799,7 @@
               <w:rPr>
                 <w:sz w:val="16"/>
                 <w:szCs w:val="16"/>
+                <w:lang w:val="de-DE"/>
               </w:rPr>
             </w:pPr>
           </w:p>
@@ -24865,15 +24809,19 @@
               <w:rPr>
                 <w:sz w:val="16"/>
                 <w:szCs w:val="16"/>
-              </w:rPr>
-            </w:pPr>
-            <w:r>
-              <w:rPr>
-                <w:sz w:val="16"/>
-                <w:szCs w:val="16"/>
+                <w:lang w:val="de-DE"/>
+              </w:rPr>
+            </w:pPr>
+            <w:proofErr w:type="spellStart"/>
+            <w:r>
+              <w:rPr>
+                <w:sz w:val="16"/>
+                <w:szCs w:val="16"/>
+                <w:lang w:val="de-DE"/>
               </w:rPr>
               <w:t>persistence</w:t>
             </w:r>
+            <w:proofErr w:type="spellEnd"/>
           </w:p>
           <w:p>
             <w:pPr>
@@ -24881,12 +24829,14 @@
               <w:rPr>
                 <w:sz w:val="16"/>
                 <w:szCs w:val="16"/>
-              </w:rPr>
-            </w:pPr>
-            <w:r>
-              <w:rPr>
-                <w:sz w:val="16"/>
-                <w:szCs w:val="16"/>
+                <w:lang w:val="de-DE"/>
+              </w:rPr>
+            </w:pPr>
+            <w:r>
+              <w:rPr>
+                <w:sz w:val="16"/>
+                <w:szCs w:val="16"/>
+                <w:lang w:val="de-DE"/>
               </w:rPr>
               <w:t xml:space="preserve">  </w:t>
             </w:r>
@@ -24895,6 +24845,7 @@
               <w:rPr>
                 <w:sz w:val="16"/>
                 <w:szCs w:val="16"/>
+                <w:lang w:val="de-DE"/>
               </w:rPr>
               <w:t>AuftragRepository</w:t>
             </w:r>
@@ -24906,12 +24857,14 @@
               <w:rPr>
                 <w:sz w:val="16"/>
                 <w:szCs w:val="16"/>
-              </w:rPr>
-            </w:pPr>
-            <w:r>
-              <w:rPr>
-                <w:sz w:val="16"/>
-                <w:szCs w:val="16"/>
+                <w:lang w:val="de-DE"/>
+              </w:rPr>
+            </w:pPr>
+            <w:r>
+              <w:rPr>
+                <w:sz w:val="16"/>
+                <w:szCs w:val="16"/>
+                <w:lang w:val="de-DE"/>
               </w:rPr>
               <w:t xml:space="preserve">  </w:t>
             </w:r>
@@ -24920,6 +24873,7 @@
               <w:rPr>
                 <w:sz w:val="16"/>
                 <w:szCs w:val="16"/>
+                <w:lang w:val="de-DE"/>
               </w:rPr>
               <w:t>AuftragRepositoryMock</w:t>
             </w:r>
@@ -24928,11 +24882,15 @@
           <w:p>
             <w:pPr>
               <w:pStyle w:val="CodeBlock"/>
-            </w:pPr>
-            <w:r>
-              <w:rPr>
-                <w:sz w:val="16"/>
-                <w:szCs w:val="16"/>
+              <w:rPr>
+                <w:lang w:val="de-DE"/>
+              </w:rPr>
+            </w:pPr>
+            <w:r>
+              <w:rPr>
+                <w:sz w:val="16"/>
+                <w:szCs w:val="16"/>
+                <w:lang w:val="de-DE"/>
               </w:rPr>
               <w:t xml:space="preserve">  </w:t>
             </w:r>
@@ -24941,6 +24899,7 @@
               <w:rPr>
                 <w:sz w:val="16"/>
                 <w:szCs w:val="16"/>
+                <w:lang w:val="de-DE"/>
               </w:rPr>
               <w:t>AuftragRepositoryFactory</w:t>
             </w:r>
@@ -24949,9 +24908,23 @@
         </w:tc>
       </w:tr>
     </w:tbl>
-    <w:p/>
     <w:p>
+      <w:pPr>
+        <w:rPr>
+          <w:lang w:val="de-DE"/>
+        </w:rPr>
+      </w:pPr>
+    </w:p>
+    <w:p>
+      <w:pPr>
+        <w:rPr>
+          <w:lang w:val="de-DE"/>
+        </w:rPr>
+      </w:pPr>
       <w:r>
+        <w:rPr>
+          <w:lang w:val="de-DE"/>
+        </w:rPr>
         <w:br w:type="page"/>
       </w:r>
     </w:p>
@@ -39740,8 +39713,14 @@
       <w:pPr>
         <w:pStyle w:val="berschrift2"/>
         <w:spacing w:before="160" w:after="80"/>
+        <w:rPr>
+          <w:lang w:val="de-DE"/>
+        </w:rPr>
       </w:pPr>
       <w:r>
+        <w:rPr>
+          <w:lang w:val="de-DE"/>
+        </w:rPr>
         <w:t>6.1 Allgemeiner Umgang mit Künstlicher Intelligenz</w:t>
       </w:r>
     </w:p>
@@ -39783,8 +39762,14 @@
       <w:pPr>
         <w:pStyle w:val="berschrift2"/>
         <w:spacing w:before="160" w:after="80"/>
+        <w:rPr>
+          <w:lang w:val="de-DE"/>
+        </w:rPr>
       </w:pPr>
       <w:r>
+        <w:rPr>
+          <w:lang w:val="de-DE"/>
+        </w:rPr>
         <w:t>6.2 Konkrete Einsatzbereiche der KI</w:t>
       </w:r>
     </w:p>
@@ -39920,8 +39905,14 @@
       <w:pPr>
         <w:pStyle w:val="berschrift2"/>
         <w:spacing w:before="160" w:after="80"/>
+        <w:rPr>
+          <w:lang w:val="de-DE"/>
+        </w:rPr>
       </w:pPr>
       <w:r>
+        <w:rPr>
+          <w:lang w:val="de-DE"/>
+        </w:rPr>
         <w:t>6.3 Geistige Eigenleistung und inhaltliche Verantwortung</w:t>
       </w:r>
     </w:p>
@@ -42298,6 +42289,7 @@
   <w:style w:type="character" w:default="1" w:styleId="Absatz-Standardschriftart">
     <w:name w:val="Default Paragraph Font"/>
     <w:uiPriority w:val="1"/>
+    <w:semiHidden/>
     <w:unhideWhenUsed/>
   </w:style>
   <w:style w:type="table" w:default="1" w:styleId="NormaleTabelle">

--- a/WerkstattPilot/06_abgabe/arbeitsgruppe3-projektarbeit.docx
+++ b/WerkstattPilot/06_abgabe/arbeitsgruppe3-projektarbeit.docx
@@ -78,13 +78,6 @@
     </w:p>
     <w:p>
       <w:pPr>
-        <w:rPr>
-          <w:lang w:val="de-DE"/>
-        </w:rPr>
-      </w:pPr>
-    </w:p>
-    <w:p>
-      <w:pPr>
         <w:jc w:val="center"/>
       </w:pPr>
       <w:r>
@@ -92,8 +85,8 @@
           <w:noProof/>
         </w:rPr>
         <w:drawing>
-          <wp:inline distT="0" distB="0" distL="0" distR="0" wp14:anchorId="3A5439AF" wp14:editId="4C35D035">
-            <wp:extent cx="4500000" cy="2531250"/>
+          <wp:inline distT="0" distB="0" distL="0" distR="0" wp14:anchorId="3A5439AF" wp14:editId="048F7531">
+            <wp:extent cx="5661837" cy="3774559"/>
             <wp:effectExtent l="0" t="0" r="0" b="0"/>
             <wp:docPr id="1" name="Picture 1"/>
             <wp:cNvGraphicFramePr>
@@ -103,7 +96,7 @@
               <a:graphicData uri="http://schemas.openxmlformats.org/drawingml/2006/picture">
                 <pic:pic xmlns:pic="http://schemas.openxmlformats.org/drawingml/2006/picture">
                   <pic:nvPicPr>
-                    <pic:cNvPr id="0" name="aufgabe1_folie_01.png"/>
+                    <pic:cNvPr id="1" name="Picture 1"/>
                     <pic:cNvPicPr/>
                   </pic:nvPicPr>
                   <pic:blipFill>
@@ -115,7 +108,7 @@
                   <pic:spPr>
                     <a:xfrm>
                       <a:off x="0" y="0"/>
-                      <a:ext cx="4500000" cy="2531250"/>
+                      <a:ext cx="5687290" cy="3791528"/>
                     </a:xfrm>
                     <a:prstGeom prst="rect">
                       <a:avLst/>
@@ -132,13 +125,41 @@
       <w:pPr>
         <w:jc w:val="center"/>
       </w:pPr>
+      <w:proofErr w:type="spellStart"/>
       <w:r>
         <w:rPr>
           <w:i/>
           <w:color w:val="666666"/>
           <w:sz w:val="18"/>
         </w:rPr>
-        <w:t>Titelbild WerkstattPilot aus Aufgabe 1</w:t>
+        <w:t>Titelbild</w:t>
+      </w:r>
+      <w:proofErr w:type="spellEnd"/>
+      <w:r>
+        <w:rPr>
+          <w:i/>
+          <w:color w:val="666666"/>
+          <w:sz w:val="18"/>
+        </w:rPr>
+        <w:t xml:space="preserve"> </w:t>
+      </w:r>
+      <w:proofErr w:type="spellStart"/>
+      <w:r>
+        <w:rPr>
+          <w:i/>
+          <w:color w:val="666666"/>
+          <w:sz w:val="18"/>
+        </w:rPr>
+        <w:t>WerkstattPilot</w:t>
+      </w:r>
+      <w:proofErr w:type="spellEnd"/>
+      <w:r>
+        <w:rPr>
+          <w:i/>
+          <w:color w:val="666666"/>
+          <w:sz w:val="18"/>
+        </w:rPr>
+        <w:t xml:space="preserve"> </w:t>
       </w:r>
     </w:p>
     <w:p/>
@@ -242,7 +263,19 @@
               <w:rPr>
                 <w:sz w:val="19"/>
               </w:rPr>
-              <w:t>10.06.2026</w:t>
+              <w:t>1</w:t>
+            </w:r>
+            <w:r>
+              <w:rPr>
+                <w:sz w:val="19"/>
+              </w:rPr>
+              <w:t>0</w:t>
+            </w:r>
+            <w:r>
+              <w:rPr>
+                <w:sz w:val="19"/>
+              </w:rPr>
+              <w:t>.06.2026</w:t>
             </w:r>
           </w:p>
         </w:tc>
@@ -1022,8 +1055,9 @@
             <w:r>
               <w:rPr>
                 <w:sz w:val="17"/>
-              </w:rPr>
-              <w:t>Finaler Abgabecheck</w:t>
+                <w:lang w:val="de-DE"/>
+              </w:rPr>
+              <w:t>Transparenzhinweis KI</w:t>
             </w:r>
           </w:p>
         </w:tc>
@@ -1049,7 +1083,7 @@
                 <w:sz w:val="17"/>
                 <w:lang w:val="de-DE"/>
               </w:rPr>
-              <w:t>Konsistenzprüfung Code, Dokumentation, Arbeitsprotokoll und Abgabedateien</w:t>
+              <w:t xml:space="preserve">Ausweis über die Benutzung von KI </w:t>
             </w:r>
           </w:p>
         </w:tc>
@@ -1207,7 +1241,7 @@
               <w:rPr>
                 <w:sz w:val="18"/>
               </w:rPr>
-              <w:t>Modul</w:t>
+              <w:t>Fach</w:t>
             </w:r>
           </w:p>
         </w:tc>
@@ -1295,12 +1329,14 @@
             <w:shd w:val="clear" w:color="auto" w:fill="F7FBFF"/>
           </w:tcPr>
           <w:p>
+            <w:proofErr w:type="spellStart"/>
             <w:r>
               <w:rPr>
                 <w:sz w:val="18"/>
               </w:rPr>
-              <w:t>Projekt</w:t>
-            </w:r>
+              <w:t>Haupttitel</w:t>
+            </w:r>
+            <w:proofErr w:type="spellEnd"/>
           </w:p>
         </w:tc>
         <w:tc>
@@ -4771,6 +4807,9 @@
     <w:p>
       <w:pPr>
         <w:rPr>
+          <w:i/>
+          <w:color w:val="666666"/>
+          <w:sz w:val="18"/>
           <w:lang w:val="de-DE"/>
         </w:rPr>
       </w:pPr>
@@ -4806,33 +4845,38 @@
     </w:p>
     <w:p>
       <w:pPr>
+        <w:rPr>
+          <w:i/>
+          <w:color w:val="666666"/>
+          <w:sz w:val="18"/>
+          <w:lang w:val="de-DE"/>
+        </w:rPr>
+      </w:pPr>
+      <w:r>
+        <w:rPr>
+          <w:i/>
+          <w:color w:val="666666"/>
+          <w:sz w:val="18"/>
+          <w:lang w:val="de-DE"/>
+        </w:rPr>
+        <w:br w:type="page"/>
+      </w:r>
+    </w:p>
+    <w:p>
+      <w:pPr>
         <w:pStyle w:val="berschrift2"/>
         <w:spacing w:before="160" w:after="80"/>
+        <w:rPr>
+          <w:lang w:val="de-DE"/>
+        </w:rPr>
       </w:pPr>
       <w:r>
-        <w:t>1.7 Nicht-</w:t>
+        <w:rPr>
+          <w:lang w:val="de-DE"/>
+        </w:rPr>
+        <w:lastRenderedPageBreak/>
+        <w:t>1.7 Nicht-funktionale Anforderungen und Systemkontext</w:t>
       </w:r>
-      <w:proofErr w:type="spellStart"/>
-      <w:r>
-        <w:t>funktionale</w:t>
-      </w:r>
-      <w:proofErr w:type="spellEnd"/>
-      <w:r>
-        <w:t xml:space="preserve"> </w:t>
-      </w:r>
-      <w:proofErr w:type="spellStart"/>
-      <w:r>
-        <w:t>Anforderungen</w:t>
-      </w:r>
-      <w:proofErr w:type="spellEnd"/>
-      <w:r>
-        <w:t xml:space="preserve"> und </w:t>
-      </w:r>
-      <w:proofErr w:type="spellStart"/>
-      <w:r>
-        <w:t>Systemkontext</w:t>
-      </w:r>
-      <w:proofErr w:type="spellEnd"/>
     </w:p>
     <w:tbl>
       <w:tblPr>
@@ -5206,7 +5250,6 @@
         <w:rPr>
           <w:noProof/>
         </w:rPr>
-        <w:lastRenderedPageBreak/>
         <w:drawing>
           <wp:inline distT="0" distB="0" distL="0" distR="0" wp14:anchorId="47814EBB" wp14:editId="46B62EBB">
             <wp:extent cx="5220000" cy="2936250"/>
@@ -5696,6 +5739,7 @@
               <w:right w:val="single" w:sz="6" w:space="0" w:color="B7D7EF"/>
             </w:tcBorders>
             <w:shd w:val="clear" w:color="auto" w:fill="D9EAF7"/>
+            <w:vAlign w:val="center"/>
           </w:tcPr>
           <w:p>
             <w:pPr>
@@ -7197,6 +7241,7 @@
       </w:tr>
     </w:tbl>
     <w:p/>
+    <w:p/>
     <w:tbl>
       <w:tblPr>
         <w:tblStyle w:val="Tabellenraster"/>
@@ -7231,6 +7276,7 @@
                 <w:color w:val="FFFFFF"/>
                 <w:sz w:val="16"/>
               </w:rPr>
+              <w:lastRenderedPageBreak/>
               <w:t>Element</w:t>
             </w:r>
           </w:p>
@@ -7365,7 +7411,6 @@
               <w:rPr>
                 <w:sz w:val="16"/>
               </w:rPr>
-              <w:lastRenderedPageBreak/>
               <w:t>Klassen</w:t>
             </w:r>
           </w:p>
@@ -8812,10 +8857,828 @@
     <w:p>
       <w:pPr>
         <w:pStyle w:val="berschrift2"/>
+      </w:pPr>
+      <w:r>
+        <w:lastRenderedPageBreak/>
+        <w:t xml:space="preserve">2.4.1 </w:t>
+      </w:r>
+      <w:proofErr w:type="spellStart"/>
+      <w:r>
+        <w:t>Versionsverwaltung</w:t>
+      </w:r>
+      <w:proofErr w:type="spellEnd"/>
+      <w:r>
+        <w:t xml:space="preserve"> und Git-Repository</w:t>
+      </w:r>
+    </w:p>
+    <w:p>
+      <w:pPr>
+        <w:rPr>
+          <w:lang w:val="de-DE"/>
+        </w:rPr>
+      </w:pPr>
+      <w:r>
+        <w:rPr>
+          <w:lang w:val="de-DE"/>
+        </w:rPr>
+        <w:t xml:space="preserve">Die Versionsverwaltung des Projekts wurde mit </w:t>
+      </w:r>
+      <w:proofErr w:type="spellStart"/>
+      <w:r>
+        <w:rPr>
+          <w:lang w:val="de-DE"/>
+        </w:rPr>
+        <w:t>Git</w:t>
+      </w:r>
+      <w:proofErr w:type="spellEnd"/>
+      <w:r>
+        <w:rPr>
+          <w:lang w:val="de-DE"/>
+        </w:rPr>
+        <w:t xml:space="preserve"> und GitHub geführt. Das Repository dient als zentrale Ablage für den Java-Prototyp, die Projektstruktur und die technische Nachvollziehbarkeit der Implementierung. Für die finale Abgabe wurde der geprüfte Stand zusätzlich als </w:t>
+      </w:r>
+      <w:proofErr w:type="spellStart"/>
+      <w:r>
+        <w:rPr>
+          <w:lang w:val="de-DE"/>
+        </w:rPr>
+        <w:t>Eclipse</w:t>
+      </w:r>
+      <w:proofErr w:type="spellEnd"/>
+      <w:r>
+        <w:rPr>
+          <w:lang w:val="de-DE"/>
+        </w:rPr>
+        <w:t xml:space="preserve">-Projekt-ZIP abgelegt, da </w:t>
+      </w:r>
+      <w:proofErr w:type="spellStart"/>
+      <w:r>
+        <w:rPr>
+          <w:lang w:val="de-DE"/>
+        </w:rPr>
+        <w:t>gemäss</w:t>
+      </w:r>
+      <w:proofErr w:type="spellEnd"/>
+      <w:r>
+        <w:rPr>
+          <w:lang w:val="de-DE"/>
+        </w:rPr>
+        <w:t xml:space="preserve"> Abgaberichtlinien das </w:t>
+      </w:r>
+      <w:proofErr w:type="spellStart"/>
+      <w:r>
+        <w:rPr>
+          <w:lang w:val="de-DE"/>
+        </w:rPr>
+        <w:t>Eclipse</w:t>
+      </w:r>
+      <w:proofErr w:type="spellEnd"/>
+      <w:r>
+        <w:rPr>
+          <w:lang w:val="de-DE"/>
+        </w:rPr>
+        <w:t>-Projekt als ZIP-Datei abzugeben ist. Das GitHub-Repository bleibt als ergänzende Referenz zur Entwicklungshistorie bestehen.</w:t>
+      </w:r>
+    </w:p>
+    <w:tbl>
+      <w:tblPr>
+        <w:tblStyle w:val="Tabellenraster"/>
+        <w:tblW w:w="0" w:type="auto"/>
+        <w:jc w:val="center"/>
+        <w:tblLook w:val="04A0" w:firstRow="1" w:lastRow="0" w:firstColumn="1" w:lastColumn="0" w:noHBand="0" w:noVBand="1"/>
+      </w:tblPr>
+      <w:tblGrid>
+        <w:gridCol w:w="1408"/>
+        <w:gridCol w:w="7538"/>
+        <w:gridCol w:w="1234"/>
+      </w:tblGrid>
+      <w:tr>
+        <w:trPr>
+          <w:trHeight w:val="287"/>
+          <w:jc w:val="center"/>
+        </w:trPr>
+        <w:tc>
+          <w:tcPr>
+            <w:tcW w:w="1408" w:type="dxa"/>
+            <w:tcBorders>
+              <w:top w:val="single" w:sz="8" w:space="0" w:color="D9E2F3"/>
+              <w:left w:val="single" w:sz="8" w:space="0" w:color="D9E2F3"/>
+              <w:bottom w:val="single" w:sz="8" w:space="0" w:color="D9E2F3"/>
+              <w:right w:val="single" w:sz="8" w:space="0" w:color="D9E2F3"/>
+            </w:tcBorders>
+            <w:shd w:val="clear" w:color="auto" w:fill="1F4E79"/>
+          </w:tcPr>
+          <w:p>
+            <w:proofErr w:type="spellStart"/>
+            <w:r>
+              <w:rPr>
+                <w:b/>
+                <w:color w:val="FFFFFF"/>
+                <w:sz w:val="18"/>
+              </w:rPr>
+              <w:t>Angabe</w:t>
+            </w:r>
+            <w:proofErr w:type="spellEnd"/>
+          </w:p>
+        </w:tc>
+        <w:tc>
+          <w:tcPr>
+            <w:tcW w:w="7538" w:type="dxa"/>
+            <w:tcBorders>
+              <w:top w:val="single" w:sz="8" w:space="0" w:color="D9E2F3"/>
+              <w:left w:val="single" w:sz="8" w:space="0" w:color="D9E2F3"/>
+              <w:bottom w:val="single" w:sz="8" w:space="0" w:color="D9E2F3"/>
+              <w:right w:val="single" w:sz="8" w:space="0" w:color="D9E2F3"/>
+            </w:tcBorders>
+            <w:shd w:val="clear" w:color="auto" w:fill="1F4E79"/>
+          </w:tcPr>
+          <w:p>
+            <w:r>
+              <w:rPr>
+                <w:b/>
+                <w:color w:val="FFFFFF"/>
+                <w:sz w:val="18"/>
+              </w:rPr>
+              <w:t>Wert</w:t>
+            </w:r>
+          </w:p>
+        </w:tc>
+        <w:tc>
+          <w:tcPr>
+            <w:tcW w:w="1234" w:type="dxa"/>
+            <w:tcBorders>
+              <w:top w:val="single" w:sz="8" w:space="0" w:color="D9E2F3"/>
+              <w:left w:val="single" w:sz="8" w:space="0" w:color="D9E2F3"/>
+              <w:bottom w:val="single" w:sz="8" w:space="0" w:color="D9E2F3"/>
+              <w:right w:val="single" w:sz="8" w:space="0" w:color="D9E2F3"/>
+            </w:tcBorders>
+            <w:shd w:val="clear" w:color="auto" w:fill="1F4E79"/>
+          </w:tcPr>
+          <w:p>
+            <w:proofErr w:type="spellStart"/>
+            <w:r>
+              <w:rPr>
+                <w:b/>
+                <w:color w:val="FFFFFF"/>
+                <w:sz w:val="18"/>
+              </w:rPr>
+              <w:t>Angabe</w:t>
+            </w:r>
+            <w:proofErr w:type="spellEnd"/>
+          </w:p>
+        </w:tc>
+      </w:tr>
+      <w:tr>
+        <w:trPr>
+          <w:trHeight w:val="266"/>
+          <w:jc w:val="center"/>
+        </w:trPr>
+        <w:tc>
+          <w:tcPr>
+            <w:tcW w:w="1408" w:type="dxa"/>
+            <w:tcBorders>
+              <w:top w:val="single" w:sz="8" w:space="0" w:color="D9E2F3"/>
+              <w:left w:val="single" w:sz="8" w:space="0" w:color="D9E2F3"/>
+              <w:bottom w:val="single" w:sz="8" w:space="0" w:color="D9E2F3"/>
+              <w:right w:val="single" w:sz="8" w:space="0" w:color="D9E2F3"/>
+            </w:tcBorders>
+            <w:shd w:val="clear" w:color="auto" w:fill="FFFFFF"/>
+          </w:tcPr>
+          <w:p>
+            <w:pPr>
+              <w:rPr>
+                <w:sz w:val="16"/>
+                <w:szCs w:val="16"/>
+              </w:rPr>
+            </w:pPr>
+            <w:r>
+              <w:rPr>
+                <w:sz w:val="16"/>
+                <w:szCs w:val="16"/>
+              </w:rPr>
+              <w:t>Repository</w:t>
+            </w:r>
+          </w:p>
+        </w:tc>
+        <w:tc>
+          <w:tcPr>
+            <w:tcW w:w="7538" w:type="dxa"/>
+            <w:tcBorders>
+              <w:top w:val="single" w:sz="8" w:space="0" w:color="D9E2F3"/>
+              <w:left w:val="single" w:sz="8" w:space="0" w:color="D9E2F3"/>
+              <w:bottom w:val="single" w:sz="8" w:space="0" w:color="D9E2F3"/>
+              <w:right w:val="single" w:sz="8" w:space="0" w:color="D9E2F3"/>
+            </w:tcBorders>
+            <w:shd w:val="clear" w:color="auto" w:fill="FFFFFF"/>
+          </w:tcPr>
+          <w:p>
+            <w:pPr>
+              <w:rPr>
+                <w:sz w:val="16"/>
+                <w:szCs w:val="16"/>
+              </w:rPr>
+            </w:pPr>
+            <w:hyperlink r:id="rId10" w:history="1">
+              <w:r>
+                <w:rPr>
+                  <w:rStyle w:val="Hyperlink"/>
+                  <w:sz w:val="16"/>
+                  <w:szCs w:val="16"/>
+                </w:rPr>
+                <w:t>https://github.com/6ix9ine4our20wenty/HF_Juventus_SoftwareEntwicklung_WerkstattPilot</w:t>
+              </w:r>
+            </w:hyperlink>
+          </w:p>
+        </w:tc>
+        <w:tc>
+          <w:tcPr>
+            <w:tcW w:w="1234" w:type="dxa"/>
+            <w:tcBorders>
+              <w:top w:val="single" w:sz="8" w:space="0" w:color="D9E2F3"/>
+              <w:left w:val="single" w:sz="8" w:space="0" w:color="D9E2F3"/>
+              <w:bottom w:val="single" w:sz="8" w:space="0" w:color="D9E2F3"/>
+              <w:right w:val="single" w:sz="8" w:space="0" w:color="D9E2F3"/>
+            </w:tcBorders>
+            <w:shd w:val="clear" w:color="auto" w:fill="FFFFFF"/>
+          </w:tcPr>
+          <w:p>
+            <w:pPr>
+              <w:rPr>
+                <w:sz w:val="16"/>
+                <w:szCs w:val="16"/>
+              </w:rPr>
+            </w:pPr>
+            <w:r>
+              <w:rPr>
+                <w:sz w:val="16"/>
+                <w:szCs w:val="16"/>
+              </w:rPr>
+              <w:t>Repository</w:t>
+            </w:r>
+          </w:p>
+        </w:tc>
+      </w:tr>
+      <w:tr>
+        <w:trPr>
+          <w:trHeight w:val="246"/>
+          <w:jc w:val="center"/>
+        </w:trPr>
+        <w:tc>
+          <w:tcPr>
+            <w:tcW w:w="1408" w:type="dxa"/>
+            <w:tcBorders>
+              <w:top w:val="single" w:sz="8" w:space="0" w:color="D9E2F3"/>
+              <w:left w:val="single" w:sz="8" w:space="0" w:color="D9E2F3"/>
+              <w:bottom w:val="single" w:sz="8" w:space="0" w:color="D9E2F3"/>
+              <w:right w:val="single" w:sz="8" w:space="0" w:color="D9E2F3"/>
+            </w:tcBorders>
+            <w:shd w:val="clear" w:color="auto" w:fill="F7FBFF"/>
+          </w:tcPr>
+          <w:p>
+            <w:pPr>
+              <w:rPr>
+                <w:sz w:val="16"/>
+                <w:szCs w:val="16"/>
+              </w:rPr>
+            </w:pPr>
+            <w:r>
+              <w:rPr>
+                <w:sz w:val="16"/>
+                <w:szCs w:val="16"/>
+              </w:rPr>
+              <w:t>Branch</w:t>
+            </w:r>
+          </w:p>
+        </w:tc>
+        <w:tc>
+          <w:tcPr>
+            <w:tcW w:w="7538" w:type="dxa"/>
+            <w:tcBorders>
+              <w:top w:val="single" w:sz="8" w:space="0" w:color="D9E2F3"/>
+              <w:left w:val="single" w:sz="8" w:space="0" w:color="D9E2F3"/>
+              <w:bottom w:val="single" w:sz="8" w:space="0" w:color="D9E2F3"/>
+              <w:right w:val="single" w:sz="8" w:space="0" w:color="D9E2F3"/>
+            </w:tcBorders>
+            <w:shd w:val="clear" w:color="auto" w:fill="F7FBFF"/>
+          </w:tcPr>
+          <w:p>
+            <w:pPr>
+              <w:rPr>
+                <w:sz w:val="16"/>
+                <w:szCs w:val="16"/>
+              </w:rPr>
+            </w:pPr>
+            <w:r>
+              <w:rPr>
+                <w:sz w:val="16"/>
+                <w:szCs w:val="16"/>
+              </w:rPr>
+              <w:t>main</w:t>
+            </w:r>
+          </w:p>
+        </w:tc>
+        <w:tc>
+          <w:tcPr>
+            <w:tcW w:w="1234" w:type="dxa"/>
+            <w:tcBorders>
+              <w:top w:val="single" w:sz="8" w:space="0" w:color="D9E2F3"/>
+              <w:left w:val="single" w:sz="8" w:space="0" w:color="D9E2F3"/>
+              <w:bottom w:val="single" w:sz="8" w:space="0" w:color="D9E2F3"/>
+              <w:right w:val="single" w:sz="8" w:space="0" w:color="D9E2F3"/>
+            </w:tcBorders>
+            <w:shd w:val="clear" w:color="auto" w:fill="F7FBFF"/>
+          </w:tcPr>
+          <w:p>
+            <w:pPr>
+              <w:rPr>
+                <w:sz w:val="16"/>
+                <w:szCs w:val="16"/>
+              </w:rPr>
+            </w:pPr>
+            <w:r>
+              <w:rPr>
+                <w:sz w:val="16"/>
+                <w:szCs w:val="16"/>
+              </w:rPr>
+              <w:t>Branch</w:t>
+            </w:r>
+          </w:p>
+        </w:tc>
+      </w:tr>
+      <w:tr>
+        <w:trPr>
+          <w:trHeight w:val="266"/>
+          <w:jc w:val="center"/>
+        </w:trPr>
+        <w:tc>
+          <w:tcPr>
+            <w:tcW w:w="1408" w:type="dxa"/>
+            <w:tcBorders>
+              <w:top w:val="single" w:sz="8" w:space="0" w:color="D9E2F3"/>
+              <w:left w:val="single" w:sz="8" w:space="0" w:color="D9E2F3"/>
+              <w:bottom w:val="single" w:sz="8" w:space="0" w:color="D9E2F3"/>
+              <w:right w:val="single" w:sz="8" w:space="0" w:color="D9E2F3"/>
+            </w:tcBorders>
+            <w:shd w:val="clear" w:color="auto" w:fill="FFFFFF"/>
+          </w:tcPr>
+          <w:p>
+            <w:pPr>
+              <w:rPr>
+                <w:sz w:val="16"/>
+                <w:szCs w:val="16"/>
+              </w:rPr>
+            </w:pPr>
+            <w:proofErr w:type="spellStart"/>
+            <w:r>
+              <w:rPr>
+                <w:sz w:val="16"/>
+                <w:szCs w:val="16"/>
+              </w:rPr>
+              <w:t>Projektordner</w:t>
+            </w:r>
+            <w:proofErr w:type="spellEnd"/>
+          </w:p>
+        </w:tc>
+        <w:tc>
+          <w:tcPr>
+            <w:tcW w:w="7538" w:type="dxa"/>
+            <w:tcBorders>
+              <w:top w:val="single" w:sz="8" w:space="0" w:color="D9E2F3"/>
+              <w:left w:val="single" w:sz="8" w:space="0" w:color="D9E2F3"/>
+              <w:bottom w:val="single" w:sz="8" w:space="0" w:color="D9E2F3"/>
+              <w:right w:val="single" w:sz="8" w:space="0" w:color="D9E2F3"/>
+            </w:tcBorders>
+            <w:shd w:val="clear" w:color="auto" w:fill="FFFFFF"/>
+          </w:tcPr>
+          <w:p>
+            <w:pPr>
+              <w:rPr>
+                <w:sz w:val="16"/>
+                <w:szCs w:val="16"/>
+              </w:rPr>
+            </w:pPr>
+            <w:proofErr w:type="spellStart"/>
+            <w:r>
+              <w:rPr>
+                <w:sz w:val="16"/>
+                <w:szCs w:val="16"/>
+              </w:rPr>
+              <w:t>WerkstattPilot</w:t>
+            </w:r>
+            <w:proofErr w:type="spellEnd"/>
+          </w:p>
+        </w:tc>
+        <w:tc>
+          <w:tcPr>
+            <w:tcW w:w="1234" w:type="dxa"/>
+            <w:tcBorders>
+              <w:top w:val="single" w:sz="8" w:space="0" w:color="D9E2F3"/>
+              <w:left w:val="single" w:sz="8" w:space="0" w:color="D9E2F3"/>
+              <w:bottom w:val="single" w:sz="8" w:space="0" w:color="D9E2F3"/>
+              <w:right w:val="single" w:sz="8" w:space="0" w:color="D9E2F3"/>
+            </w:tcBorders>
+            <w:shd w:val="clear" w:color="auto" w:fill="FFFFFF"/>
+          </w:tcPr>
+          <w:p>
+            <w:pPr>
+              <w:rPr>
+                <w:sz w:val="16"/>
+                <w:szCs w:val="16"/>
+              </w:rPr>
+            </w:pPr>
+            <w:proofErr w:type="spellStart"/>
+            <w:r>
+              <w:rPr>
+                <w:sz w:val="16"/>
+                <w:szCs w:val="16"/>
+              </w:rPr>
+              <w:t>Projektordner</w:t>
+            </w:r>
+            <w:proofErr w:type="spellEnd"/>
+          </w:p>
+        </w:tc>
+      </w:tr>
+      <w:tr>
+        <w:trPr>
+          <w:trHeight w:val="266"/>
+          <w:jc w:val="center"/>
+        </w:trPr>
+        <w:tc>
+          <w:tcPr>
+            <w:tcW w:w="1408" w:type="dxa"/>
+            <w:tcBorders>
+              <w:top w:val="single" w:sz="8" w:space="0" w:color="D9E2F3"/>
+              <w:left w:val="single" w:sz="8" w:space="0" w:color="D9E2F3"/>
+              <w:bottom w:val="single" w:sz="8" w:space="0" w:color="D9E2F3"/>
+              <w:right w:val="single" w:sz="8" w:space="0" w:color="D9E2F3"/>
+            </w:tcBorders>
+            <w:shd w:val="clear" w:color="auto" w:fill="F7FBFF"/>
+          </w:tcPr>
+          <w:p>
+            <w:pPr>
+              <w:rPr>
+                <w:sz w:val="16"/>
+                <w:szCs w:val="16"/>
+              </w:rPr>
+            </w:pPr>
+            <w:proofErr w:type="spellStart"/>
+            <w:r>
+              <w:rPr>
+                <w:sz w:val="16"/>
+                <w:szCs w:val="16"/>
+              </w:rPr>
+              <w:t>Hauptklasse</w:t>
+            </w:r>
+            <w:proofErr w:type="spellEnd"/>
+          </w:p>
+        </w:tc>
+        <w:tc>
+          <w:tcPr>
+            <w:tcW w:w="7538" w:type="dxa"/>
+            <w:tcBorders>
+              <w:top w:val="single" w:sz="8" w:space="0" w:color="D9E2F3"/>
+              <w:left w:val="single" w:sz="8" w:space="0" w:color="D9E2F3"/>
+              <w:bottom w:val="single" w:sz="8" w:space="0" w:color="D9E2F3"/>
+              <w:right w:val="single" w:sz="8" w:space="0" w:color="D9E2F3"/>
+            </w:tcBorders>
+            <w:shd w:val="clear" w:color="auto" w:fill="F7FBFF"/>
+          </w:tcPr>
+          <w:p>
+            <w:pPr>
+              <w:rPr>
+                <w:sz w:val="16"/>
+                <w:szCs w:val="16"/>
+                <w:lang w:val="de-DE"/>
+              </w:rPr>
+            </w:pPr>
+            <w:proofErr w:type="spellStart"/>
+            <w:proofErr w:type="gramStart"/>
+            <w:r>
+              <w:rPr>
+                <w:sz w:val="16"/>
+                <w:szCs w:val="16"/>
+                <w:lang w:val="de-DE"/>
+              </w:rPr>
+              <w:t>ch.werkstattteam</w:t>
+            </w:r>
+            <w:proofErr w:type="gramEnd"/>
+            <w:r>
+              <w:rPr>
+                <w:sz w:val="16"/>
+                <w:szCs w:val="16"/>
+                <w:lang w:val="de-DE"/>
+              </w:rPr>
+              <w:t>.</w:t>
+            </w:r>
+            <w:proofErr w:type="gramStart"/>
+            <w:r>
+              <w:rPr>
+                <w:sz w:val="16"/>
+                <w:szCs w:val="16"/>
+                <w:lang w:val="de-DE"/>
+              </w:rPr>
+              <w:t>werkstattpilot.presentation</w:t>
+            </w:r>
+            <w:proofErr w:type="gramEnd"/>
+            <w:r>
+              <w:rPr>
+                <w:sz w:val="16"/>
+                <w:szCs w:val="16"/>
+                <w:lang w:val="de-DE"/>
+              </w:rPr>
+              <w:t>.WerkstattPilotApp</w:t>
+            </w:r>
+            <w:proofErr w:type="spellEnd"/>
+          </w:p>
+        </w:tc>
+        <w:tc>
+          <w:tcPr>
+            <w:tcW w:w="1234" w:type="dxa"/>
+            <w:tcBorders>
+              <w:top w:val="single" w:sz="8" w:space="0" w:color="D9E2F3"/>
+              <w:left w:val="single" w:sz="8" w:space="0" w:color="D9E2F3"/>
+              <w:bottom w:val="single" w:sz="8" w:space="0" w:color="D9E2F3"/>
+              <w:right w:val="single" w:sz="8" w:space="0" w:color="D9E2F3"/>
+            </w:tcBorders>
+            <w:shd w:val="clear" w:color="auto" w:fill="F7FBFF"/>
+          </w:tcPr>
+          <w:p>
+            <w:pPr>
+              <w:rPr>
+                <w:sz w:val="16"/>
+                <w:szCs w:val="16"/>
+              </w:rPr>
+            </w:pPr>
+            <w:proofErr w:type="spellStart"/>
+            <w:r>
+              <w:rPr>
+                <w:sz w:val="16"/>
+                <w:szCs w:val="16"/>
+              </w:rPr>
+              <w:t>Hauptklasse</w:t>
+            </w:r>
+            <w:proofErr w:type="spellEnd"/>
+          </w:p>
+        </w:tc>
+      </w:tr>
+      <w:tr>
+        <w:trPr>
+          <w:trHeight w:val="492"/>
+          <w:jc w:val="center"/>
+        </w:trPr>
+        <w:tc>
+          <w:tcPr>
+            <w:tcW w:w="1408" w:type="dxa"/>
+            <w:tcBorders>
+              <w:top w:val="single" w:sz="8" w:space="0" w:color="D9E2F3"/>
+              <w:left w:val="single" w:sz="8" w:space="0" w:color="D9E2F3"/>
+              <w:bottom w:val="single" w:sz="8" w:space="0" w:color="D9E2F3"/>
+              <w:right w:val="single" w:sz="8" w:space="0" w:color="D9E2F3"/>
+            </w:tcBorders>
+            <w:shd w:val="clear" w:color="auto" w:fill="FFFFFF"/>
+          </w:tcPr>
+          <w:p>
+            <w:pPr>
+              <w:rPr>
+                <w:sz w:val="16"/>
+                <w:szCs w:val="16"/>
+              </w:rPr>
+            </w:pPr>
+            <w:proofErr w:type="spellStart"/>
+            <w:r>
+              <w:rPr>
+                <w:sz w:val="16"/>
+                <w:szCs w:val="16"/>
+              </w:rPr>
+              <w:t>Testklassen</w:t>
+            </w:r>
+            <w:proofErr w:type="spellEnd"/>
+          </w:p>
+        </w:tc>
+        <w:tc>
+          <w:tcPr>
+            <w:tcW w:w="7538" w:type="dxa"/>
+            <w:tcBorders>
+              <w:top w:val="single" w:sz="8" w:space="0" w:color="D9E2F3"/>
+              <w:left w:val="single" w:sz="8" w:space="0" w:color="D9E2F3"/>
+              <w:bottom w:val="single" w:sz="8" w:space="0" w:color="D9E2F3"/>
+              <w:right w:val="single" w:sz="8" w:space="0" w:color="D9E2F3"/>
+            </w:tcBorders>
+            <w:shd w:val="clear" w:color="auto" w:fill="FFFFFF"/>
+          </w:tcPr>
+          <w:p>
+            <w:pPr>
+              <w:rPr>
+                <w:sz w:val="16"/>
+                <w:szCs w:val="16"/>
+              </w:rPr>
+            </w:pPr>
+            <w:proofErr w:type="gramStart"/>
+            <w:r>
+              <w:rPr>
+                <w:sz w:val="16"/>
+                <w:szCs w:val="16"/>
+              </w:rPr>
+              <w:t>ch.werkstattteam</w:t>
+            </w:r>
+            <w:proofErr w:type="gramEnd"/>
+            <w:r>
+              <w:rPr>
+                <w:sz w:val="16"/>
+                <w:szCs w:val="16"/>
+              </w:rPr>
+              <w:t>.werkstattpilot.</w:t>
+            </w:r>
+            <w:proofErr w:type="gramStart"/>
+            <w:r>
+              <w:rPr>
+                <w:sz w:val="16"/>
+                <w:szCs w:val="16"/>
+              </w:rPr>
+              <w:t>test.persistence</w:t>
+            </w:r>
+            <w:proofErr w:type="gramEnd"/>
+            <w:r>
+              <w:rPr>
+                <w:sz w:val="16"/>
+                <w:szCs w:val="16"/>
+              </w:rPr>
+              <w:t>.AuftragRepositoryTest</w:t>
+            </w:r>
+            <w:r>
+              <w:rPr>
+                <w:sz w:val="16"/>
+                <w:szCs w:val="16"/>
+              </w:rPr>
+              <w:br/>
+              <w:t>ch.werkstattteam.werkstattpilot.</w:t>
+            </w:r>
+            <w:proofErr w:type="gramStart"/>
+            <w:r>
+              <w:rPr>
+                <w:sz w:val="16"/>
+                <w:szCs w:val="16"/>
+              </w:rPr>
+              <w:t>test.business</w:t>
+            </w:r>
+            <w:proofErr w:type="gramEnd"/>
+            <w:r>
+              <w:rPr>
+                <w:sz w:val="16"/>
+                <w:szCs w:val="16"/>
+              </w:rPr>
+              <w:t>.AuftragServiceTest</w:t>
+            </w:r>
+          </w:p>
+        </w:tc>
+        <w:tc>
+          <w:tcPr>
+            <w:tcW w:w="1234" w:type="dxa"/>
+            <w:tcBorders>
+              <w:top w:val="single" w:sz="8" w:space="0" w:color="D9E2F3"/>
+              <w:left w:val="single" w:sz="8" w:space="0" w:color="D9E2F3"/>
+              <w:bottom w:val="single" w:sz="8" w:space="0" w:color="D9E2F3"/>
+              <w:right w:val="single" w:sz="8" w:space="0" w:color="D9E2F3"/>
+            </w:tcBorders>
+            <w:shd w:val="clear" w:color="auto" w:fill="FFFFFF"/>
+          </w:tcPr>
+          <w:p>
+            <w:pPr>
+              <w:rPr>
+                <w:sz w:val="16"/>
+                <w:szCs w:val="16"/>
+              </w:rPr>
+            </w:pPr>
+            <w:proofErr w:type="spellStart"/>
+            <w:r>
+              <w:rPr>
+                <w:sz w:val="16"/>
+                <w:szCs w:val="16"/>
+              </w:rPr>
+              <w:t>Testklassen</w:t>
+            </w:r>
+            <w:proofErr w:type="spellEnd"/>
+          </w:p>
+        </w:tc>
+      </w:tr>
+      <w:tr>
+        <w:trPr>
+          <w:trHeight w:val="364"/>
+          <w:jc w:val="center"/>
+        </w:trPr>
+        <w:tc>
+          <w:tcPr>
+            <w:tcW w:w="1408" w:type="dxa"/>
+            <w:tcBorders>
+              <w:top w:val="single" w:sz="8" w:space="0" w:color="D9E2F3"/>
+              <w:left w:val="single" w:sz="8" w:space="0" w:color="D9E2F3"/>
+              <w:bottom w:val="single" w:sz="8" w:space="0" w:color="D9E2F3"/>
+              <w:right w:val="single" w:sz="8" w:space="0" w:color="D9E2F3"/>
+            </w:tcBorders>
+            <w:shd w:val="clear" w:color="auto" w:fill="F7FBFF"/>
+          </w:tcPr>
+          <w:p>
+            <w:pPr>
+              <w:rPr>
+                <w:sz w:val="16"/>
+                <w:szCs w:val="16"/>
+              </w:rPr>
+            </w:pPr>
+            <w:proofErr w:type="spellStart"/>
+            <w:r>
+              <w:rPr>
+                <w:sz w:val="16"/>
+                <w:szCs w:val="16"/>
+              </w:rPr>
+              <w:t>Hinweis</w:t>
+            </w:r>
+            <w:proofErr w:type="spellEnd"/>
+          </w:p>
+        </w:tc>
+        <w:tc>
+          <w:tcPr>
+            <w:tcW w:w="7538" w:type="dxa"/>
+            <w:tcBorders>
+              <w:top w:val="single" w:sz="8" w:space="0" w:color="D9E2F3"/>
+              <w:left w:val="single" w:sz="8" w:space="0" w:color="D9E2F3"/>
+              <w:bottom w:val="single" w:sz="8" w:space="0" w:color="D9E2F3"/>
+              <w:right w:val="single" w:sz="8" w:space="0" w:color="D9E2F3"/>
+            </w:tcBorders>
+            <w:shd w:val="clear" w:color="auto" w:fill="F7FBFF"/>
+          </w:tcPr>
+          <w:p>
+            <w:pPr>
+              <w:rPr>
+                <w:sz w:val="16"/>
+                <w:szCs w:val="16"/>
+                <w:lang w:val="de-DE"/>
+              </w:rPr>
+            </w:pPr>
+            <w:r>
+              <w:rPr>
+                <w:sz w:val="16"/>
+                <w:szCs w:val="16"/>
+                <w:lang w:val="de-DE"/>
+              </w:rPr>
+              <w:t xml:space="preserve">Das Repository ergänzt die Abgabe. Bewertungsrelevant bleibt das abgegebene </w:t>
+            </w:r>
+            <w:proofErr w:type="spellStart"/>
+            <w:r>
+              <w:rPr>
+                <w:sz w:val="16"/>
+                <w:szCs w:val="16"/>
+                <w:lang w:val="de-DE"/>
+              </w:rPr>
+              <w:t>Eclipse</w:t>
+            </w:r>
+            <w:proofErr w:type="spellEnd"/>
+            <w:r>
+              <w:rPr>
+                <w:sz w:val="16"/>
+                <w:szCs w:val="16"/>
+                <w:lang w:val="de-DE"/>
+              </w:rPr>
+              <w:t>-Projekt-ZIP.</w:t>
+            </w:r>
+          </w:p>
+        </w:tc>
+        <w:tc>
+          <w:tcPr>
+            <w:tcW w:w="1234" w:type="dxa"/>
+            <w:tcBorders>
+              <w:top w:val="single" w:sz="8" w:space="0" w:color="D9E2F3"/>
+              <w:left w:val="single" w:sz="8" w:space="0" w:color="D9E2F3"/>
+              <w:bottom w:val="single" w:sz="8" w:space="0" w:color="D9E2F3"/>
+              <w:right w:val="single" w:sz="8" w:space="0" w:color="D9E2F3"/>
+            </w:tcBorders>
+            <w:shd w:val="clear" w:color="auto" w:fill="F7FBFF"/>
+          </w:tcPr>
+          <w:p>
+            <w:pPr>
+              <w:rPr>
+                <w:sz w:val="16"/>
+                <w:szCs w:val="16"/>
+              </w:rPr>
+            </w:pPr>
+            <w:proofErr w:type="spellStart"/>
+            <w:r>
+              <w:rPr>
+                <w:sz w:val="16"/>
+                <w:szCs w:val="16"/>
+              </w:rPr>
+              <w:t>Hinweis</w:t>
+            </w:r>
+            <w:proofErr w:type="spellEnd"/>
+          </w:p>
+        </w:tc>
+      </w:tr>
+    </w:tbl>
+    <w:p>
+      <w:pPr>
+        <w:pStyle w:val="berschrift2"/>
         <w:spacing w:before="160" w:after="80"/>
       </w:pPr>
       <w:r>
-        <w:lastRenderedPageBreak/>
         <w:t xml:space="preserve">2.5 </w:t>
       </w:r>
       <w:proofErr w:type="spellStart"/>
@@ -10658,6 +11521,7 @@
                 <w:sz w:val="16"/>
                 <w:szCs w:val="16"/>
               </w:rPr>
+              <w:lastRenderedPageBreak/>
               <w:t>Git</w:t>
             </w:r>
           </w:p>
@@ -18816,13 +19680,6 @@
     </w:tbl>
     <w:p>
       <w:pPr>
-        <w:rPr>
-          <w:lang w:val="de-DE"/>
-        </w:rPr>
-      </w:pPr>
-    </w:p>
-    <w:p>
-      <w:pPr>
         <w:pStyle w:val="berschrift2"/>
         <w:spacing w:before="160" w:after="80"/>
         <w:rPr>
@@ -18833,6 +19690,7 @@
         <w:rPr>
           <w:lang w:val="de-DE"/>
         </w:rPr>
+        <w:lastRenderedPageBreak/>
         <w:t>3.5 Fachklassenmodell</w:t>
       </w:r>
     </w:p>
@@ -18873,7 +19731,7 @@
                     <pic:cNvPicPr/>
                   </pic:nvPicPr>
                   <pic:blipFill>
-                    <a:blip r:embed="rId10"/>
+                    <a:blip r:embed="rId11"/>
                     <a:stretch>
                       <a:fillRect/>
                     </a:stretch>
@@ -19786,6 +20644,13 @@
     </w:p>
     <w:p>
       <w:pPr>
+        <w:rPr>
+          <w:lang w:val="de-DE"/>
+        </w:rPr>
+      </w:pPr>
+    </w:p>
+    <w:p>
+      <w:pPr>
         <w:pStyle w:val="berschrift2"/>
         <w:spacing w:before="160" w:after="80"/>
         <w:rPr>
@@ -19837,7 +20702,7 @@
                     <pic:cNvPicPr/>
                   </pic:nvPicPr>
                   <pic:blipFill>
-                    <a:blip r:embed="rId11"/>
+                    <a:blip r:embed="rId12"/>
                     <a:stretch>
                       <a:fillRect/>
                     </a:stretch>
@@ -21571,15 +22436,28 @@
         </w:tc>
       </w:tr>
     </w:tbl>
-    <w:p/>
     <w:p>
       <w:pPr>
         <w:pStyle w:val="berschrift2"/>
         <w:spacing w:before="160" w:after="80"/>
       </w:pPr>
       <w:r>
-        <w:t>3.8 Rückmeldungen des Dozenten</w:t>
+        <w:lastRenderedPageBreak/>
+        <w:t xml:space="preserve">3.8 </w:t>
       </w:r>
+      <w:proofErr w:type="spellStart"/>
+      <w:r>
+        <w:t>Rückmeldungen</w:t>
+      </w:r>
+      <w:proofErr w:type="spellEnd"/>
+      <w:r>
+        <w:t xml:space="preserve"> des </w:t>
+      </w:r>
+      <w:proofErr w:type="spellStart"/>
+      <w:r>
+        <w:t>Dozenten</w:t>
+      </w:r>
+      <w:proofErr w:type="spellEnd"/>
     </w:p>
     <w:tbl>
       <w:tblPr>
@@ -26442,7 +27320,7 @@
                     <pic:cNvPicPr/>
                   </pic:nvPicPr>
                   <pic:blipFill>
-                    <a:blip r:embed="rId12"/>
+                    <a:blip r:embed="rId13"/>
                     <a:stretch>
                       <a:fillRect/>
                     </a:stretch>
@@ -27543,7 +28421,7 @@
                     <pic:cNvPicPr/>
                   </pic:nvPicPr>
                   <pic:blipFill>
-                    <a:blip r:embed="rId13"/>
+                    <a:blip r:embed="rId14"/>
                     <a:stretch>
                       <a:fillRect/>
                     </a:stretch>
@@ -27987,7 +28865,7 @@
                     <pic:cNvPicPr/>
                   </pic:nvPicPr>
                   <pic:blipFill>
-                    <a:blip r:embed="rId14"/>
+                    <a:blip r:embed="rId15"/>
                     <a:stretch>
                       <a:fillRect/>
                     </a:stretch>
@@ -28078,7 +28956,7 @@
                     <pic:cNvPicPr/>
                   </pic:nvPicPr>
                   <pic:blipFill>
-                    <a:blip r:embed="rId15"/>
+                    <a:blip r:embed="rId16"/>
                     <a:stretch>
                       <a:fillRect/>
                     </a:stretch>
@@ -28878,7 +29756,7 @@
                     <pic:cNvPicPr/>
                   </pic:nvPicPr>
                   <pic:blipFill>
-                    <a:blip r:embed="rId16"/>
+                    <a:blip r:embed="rId17"/>
                     <a:stretch>
                       <a:fillRect/>
                     </a:stretch>
@@ -30994,8 +31872,17 @@
                 <w:sz w:val="16"/>
                 <w:szCs w:val="16"/>
               </w:rPr>
-              <w:t>umgesetzt</w:t>
-            </w:r>
+              <w:t xml:space="preserve">Noch </w:t>
+            </w:r>
+            <w:proofErr w:type="spellStart"/>
+            <w:r>
+              <w:rPr>
+                <w:sz w:val="16"/>
+                <w:szCs w:val="16"/>
+              </w:rPr>
+              <w:t>offen</w:t>
+            </w:r>
+            <w:proofErr w:type="spellEnd"/>
           </w:p>
         </w:tc>
       </w:tr>
@@ -38692,7 +39579,7 @@
         </w:tc>
         <w:tc>
           <w:tcPr>
-            <w:tcW w:w="1134" w:type="dxa"/>
+            <w:tcW w:w="1284" w:type="dxa"/>
             <w:tcBorders>
               <w:top w:val="single" w:sz="8" w:space="0" w:color="D9E2F3"/>
               <w:left w:val="single" w:sz="8" w:space="0" w:color="D9E2F3"/>
@@ -38843,7 +39730,7 @@
         </w:tc>
         <w:tc>
           <w:tcPr>
-            <w:tcW w:w="1134" w:type="dxa"/>
+            <w:tcW w:w="1284" w:type="dxa"/>
             <w:tcBorders>
               <w:top w:val="single" w:sz="8" w:space="0" w:color="D9E2F3"/>
               <w:left w:val="single" w:sz="8" w:space="0" w:color="D9E2F3"/>
@@ -39051,7 +39938,7 @@
         </w:tc>
         <w:tc>
           <w:tcPr>
-            <w:tcW w:w="1134" w:type="dxa"/>
+            <w:tcW w:w="1284" w:type="dxa"/>
             <w:tcBorders>
               <w:top w:val="single" w:sz="8" w:space="0" w:color="D9E2F3"/>
               <w:left w:val="single" w:sz="8" w:space="0" w:color="D9E2F3"/>
@@ -39074,141 +39961,6 @@
                 <w:szCs w:val="16"/>
               </w:rPr>
               <w:t>umgesetzt</w:t>
-            </w:r>
-            <w:proofErr w:type="spellEnd"/>
-          </w:p>
-        </w:tc>
-      </w:tr>
-      <w:tr>
-        <w:trPr>
-          <w:jc w:val="center"/>
-        </w:trPr>
-        <w:tc>
-          <w:tcPr>
-            <w:tcW w:w="1701" w:type="dxa"/>
-            <w:tcBorders>
-              <w:top w:val="single" w:sz="8" w:space="0" w:color="D9E2F3"/>
-              <w:left w:val="single" w:sz="8" w:space="0" w:color="D9E2F3"/>
-              <w:bottom w:val="single" w:sz="8" w:space="0" w:color="D9E2F3"/>
-              <w:right w:val="single" w:sz="8" w:space="0" w:color="D9E2F3"/>
-            </w:tcBorders>
-            <w:shd w:val="clear" w:color="auto" w:fill="FFFFFF"/>
-          </w:tcPr>
-          <w:p>
-            <w:pPr>
-              <w:rPr>
-                <w:sz w:val="16"/>
-                <w:szCs w:val="16"/>
-              </w:rPr>
-            </w:pPr>
-            <w:r>
-              <w:rPr>
-                <w:sz w:val="16"/>
-                <w:szCs w:val="16"/>
-              </w:rPr>
-              <w:t>10.06.2026</w:t>
-            </w:r>
-          </w:p>
-        </w:tc>
-        <w:tc>
-          <w:tcPr>
-            <w:tcW w:w="2835" w:type="dxa"/>
-            <w:tcBorders>
-              <w:top w:val="single" w:sz="8" w:space="0" w:color="D9E2F3"/>
-              <w:left w:val="single" w:sz="8" w:space="0" w:color="D9E2F3"/>
-              <w:bottom w:val="single" w:sz="8" w:space="0" w:color="D9E2F3"/>
-              <w:right w:val="single" w:sz="8" w:space="0" w:color="D9E2F3"/>
-            </w:tcBorders>
-            <w:shd w:val="clear" w:color="auto" w:fill="FFFFFF"/>
-          </w:tcPr>
-          <w:p>
-            <w:pPr>
-              <w:rPr>
-                <w:sz w:val="16"/>
-                <w:szCs w:val="16"/>
-              </w:rPr>
-            </w:pPr>
-            <w:r>
-              <w:rPr>
-                <w:sz w:val="16"/>
-                <w:szCs w:val="16"/>
-              </w:rPr>
-              <w:t>Finaler Abgleich vor Abgabe</w:t>
-            </w:r>
-          </w:p>
-        </w:tc>
-        <w:tc>
-          <w:tcPr>
-            <w:tcW w:w="3402" w:type="dxa"/>
-            <w:tcBorders>
-              <w:top w:val="single" w:sz="8" w:space="0" w:color="D9E2F3"/>
-              <w:left w:val="single" w:sz="8" w:space="0" w:color="D9E2F3"/>
-              <w:bottom w:val="single" w:sz="8" w:space="0" w:color="D9E2F3"/>
-              <w:right w:val="single" w:sz="8" w:space="0" w:color="D9E2F3"/>
-            </w:tcBorders>
-            <w:shd w:val="clear" w:color="auto" w:fill="FFFFFF"/>
-          </w:tcPr>
-          <w:p>
-            <w:pPr>
-              <w:rPr>
-                <w:sz w:val="16"/>
-                <w:szCs w:val="16"/>
-                <w:lang w:val="de-DE"/>
-              </w:rPr>
-            </w:pPr>
-            <w:r>
-              <w:rPr>
-                <w:sz w:val="16"/>
-                <w:szCs w:val="16"/>
-                <w:lang w:val="de-DE"/>
-              </w:rPr>
-              <w:t xml:space="preserve">Dokument, Diagramme, Code, Tests und </w:t>
-            </w:r>
-            <w:proofErr w:type="spellStart"/>
-            <w:r>
-              <w:rPr>
-                <w:sz w:val="16"/>
-                <w:szCs w:val="16"/>
-                <w:lang w:val="de-DE"/>
-              </w:rPr>
-              <w:t>Javadoc</w:t>
-            </w:r>
-            <w:proofErr w:type="spellEnd"/>
-            <w:r>
-              <w:rPr>
-                <w:sz w:val="16"/>
-                <w:szCs w:val="16"/>
-                <w:lang w:val="de-DE"/>
-              </w:rPr>
-              <w:t xml:space="preserve"> wurden nochmals geprüft.</w:t>
-            </w:r>
-          </w:p>
-        </w:tc>
-        <w:tc>
-          <w:tcPr>
-            <w:tcW w:w="1134" w:type="dxa"/>
-            <w:tcBorders>
-              <w:top w:val="single" w:sz="8" w:space="0" w:color="D9E2F3"/>
-              <w:left w:val="single" w:sz="8" w:space="0" w:color="D9E2F3"/>
-              <w:bottom w:val="single" w:sz="8" w:space="0" w:color="D9E2F3"/>
-              <w:right w:val="single" w:sz="8" w:space="0" w:color="D9E2F3"/>
-            </w:tcBorders>
-            <w:shd w:val="clear" w:color="auto" w:fill="FFFFFF"/>
-          </w:tcPr>
-          <w:p>
-            <w:pPr>
-              <w:rPr>
-                <w:sz w:val="16"/>
-                <w:szCs w:val="16"/>
-              </w:rPr>
-            </w:pPr>
-            <w:proofErr w:type="spellStart"/>
-            <w:r>
-              <w:rPr>
-                <w:sz w:val="16"/>
-                <w:szCs w:val="16"/>
-              </w:rPr>
-              <w:t>abgeschlossen</w:t>
             </w:r>
             <w:proofErr w:type="spellEnd"/>
           </w:p>
@@ -40090,8 +40842,8 @@
       </w:pPr>
     </w:p>
     <w:sectPr>
-      <w:headerReference w:type="default" r:id="rId17"/>
-      <w:footerReference w:type="default" r:id="rId18"/>
+      <w:headerReference w:type="default" r:id="rId18"/>
+      <w:footerReference w:type="default" r:id="rId19"/>
       <w:pgSz w:w="12240" w:h="15840"/>
       <w:pgMar w:top="1020" w:right="1020" w:bottom="964" w:left="1020" w:header="454" w:footer="454" w:gutter="0"/>
       <w:cols w:space="720"/>
@@ -42069,7 +42821,7 @@
   <w:style w:type="paragraph" w:default="1" w:styleId="Standard">
     <w:name w:val="Normal"/>
     <w:qFormat/>
-    <w:rsid w:val="00FC693F"/>
+    <w:rsid w:val="001B154E"/>
     <w:rPr>
       <w:rFonts w:ascii="Arial" w:eastAsia="Arial" w:hAnsi="Arial"/>
       <w:color w:val="1F1F1F"/>
@@ -53089,6 +53841,29 @@
       <w:sz w:val="17"/>
     </w:rPr>
   </w:style>
+  <w:style w:type="character" w:styleId="Hyperlink">
+    <w:name w:val="Hyperlink"/>
+    <w:basedOn w:val="Absatz-Standardschriftart"/>
+    <w:uiPriority w:val="99"/>
+    <w:unhideWhenUsed/>
+    <w:rsid w:val="001B154E"/>
+    <w:rPr>
+      <w:color w:val="0000FF" w:themeColor="hyperlink"/>
+      <w:u w:val="single"/>
+    </w:rPr>
+  </w:style>
+  <w:style w:type="character" w:styleId="NichtaufgelsteErwhnung">
+    <w:name w:val="Unresolved Mention"/>
+    <w:basedOn w:val="Absatz-Standardschriftart"/>
+    <w:uiPriority w:val="99"/>
+    <w:semiHidden/>
+    <w:unhideWhenUsed/>
+    <w:rsid w:val="001B154E"/>
+    <w:rPr>
+      <w:color w:val="605E5C"/>
+      <w:shd w:val="clear" w:color="auto" w:fill="E1DFDD"/>
+    </w:rPr>
+  </w:style>
 </w:styles>
 </file>
 

--- a/WerkstattPilot/06_abgabe/arbeitsgruppe3-projektarbeit.docx
+++ b/WerkstattPilot/06_abgabe/arbeitsgruppe3-projektarbeit.docx
@@ -4603,21 +4603,7 @@
         <w:rPr>
           <w:lang w:val="de-DE"/>
         </w:rPr>
-        <w:t xml:space="preserve">Die erste Iteration umfasst UC1 Auftrag anlegen und UC2 Auftragsübersicht &amp; Status. Die Reihenfolge der Use Cases basiert auf Business Value und Implementierungsaufwand. UC1 und UC2 liefern einen hohen Nutzen für Auftragsabwicklung, Transparenz und Effizienz </w:t>
-      </w:r>
-      <w:proofErr w:type="gramStart"/>
-      <w:r>
-        <w:rPr>
-          <w:lang w:val="de-DE"/>
-        </w:rPr>
-        <w:t>bei gleichzeitig überschaubarem technischen Aufwand</w:t>
-      </w:r>
-      <w:proofErr w:type="gramEnd"/>
-      <w:r>
-        <w:rPr>
-          <w:lang w:val="de-DE"/>
-        </w:rPr>
-        <w:t>.</w:t>
+        <w:t>Die erste Iteration umfasst UC1 Auftrag anlegen und UC2 Auftragsübersicht &amp; Status. Die Reihenfolge der Use Cases basiert auf Business Value und Implementierungsaufwand. UC1 und UC2 liefern einen hohen Nutzen für Auftragsabwicklung, Transparenz und Effizienz bei gleichzeitig überschaubarem technischen Aufwand.</w:t>
       </w:r>
     </w:p>
     <w:tbl>
@@ -7128,7 +7114,6 @@
               <w:t xml:space="preserve">Version mit </w:t>
             </w:r>
             <w:proofErr w:type="spellStart"/>
-            <w:proofErr w:type="gramStart"/>
             <w:r>
               <w:rPr>
                 <w:sz w:val="16"/>
@@ -7137,7 +7122,6 @@
               <w:t>vX.Y</w:t>
             </w:r>
             <w:proofErr w:type="spellEnd"/>
-            <w:proofErr w:type="gramEnd"/>
             <w:r>
               <w:rPr>
                 <w:sz w:val="16"/>
@@ -9352,41 +9336,13 @@
               </w:rPr>
             </w:pPr>
             <w:proofErr w:type="spellStart"/>
-            <w:proofErr w:type="gramStart"/>
-            <w:r>
-              <w:rPr>
-                <w:sz w:val="16"/>
-                <w:szCs w:val="16"/>
-                <w:lang w:val="de-DE"/>
-              </w:rPr>
-              <w:t>ch.werkstattteam</w:t>
-            </w:r>
-            <w:proofErr w:type="gramEnd"/>
-            <w:r>
-              <w:rPr>
-                <w:sz w:val="16"/>
-                <w:szCs w:val="16"/>
-                <w:lang w:val="de-DE"/>
-              </w:rPr>
-              <w:t>.</w:t>
-            </w:r>
-            <w:proofErr w:type="gramStart"/>
-            <w:r>
-              <w:rPr>
-                <w:sz w:val="16"/>
-                <w:szCs w:val="16"/>
-                <w:lang w:val="de-DE"/>
-              </w:rPr>
-              <w:t>werkstattpilot.presentation</w:t>
-            </w:r>
-            <w:proofErr w:type="gramEnd"/>
-            <w:r>
-              <w:rPr>
-                <w:sz w:val="16"/>
-                <w:szCs w:val="16"/>
-                <w:lang w:val="de-DE"/>
-              </w:rPr>
-              <w:t>.WerkstattPilotApp</w:t>
+            <w:r>
+              <w:rPr>
+                <w:sz w:val="16"/>
+                <w:szCs w:val="16"/>
+                <w:lang w:val="de-DE"/>
+              </w:rPr>
+              <w:t>ch.werkstattteam.werkstattpilot.presentation.WerkstattPilotApp</w:t>
             </w:r>
             <w:proofErr w:type="spellEnd"/>
           </w:p>
@@ -9473,37 +9429,12 @@
                 <w:szCs w:val="16"/>
               </w:rPr>
             </w:pPr>
-            <w:proofErr w:type="gramStart"/>
-            <w:r>
-              <w:rPr>
-                <w:sz w:val="16"/>
-                <w:szCs w:val="16"/>
-              </w:rPr>
-              <w:t>ch.werkstattteam</w:t>
-            </w:r>
-            <w:proofErr w:type="gramEnd"/>
-            <w:r>
-              <w:rPr>
-                <w:sz w:val="16"/>
-                <w:szCs w:val="16"/>
-              </w:rPr>
-              <w:t>.werkstattpilot.</w:t>
-            </w:r>
-            <w:proofErr w:type="gramStart"/>
-            <w:r>
-              <w:rPr>
-                <w:sz w:val="16"/>
-                <w:szCs w:val="16"/>
-              </w:rPr>
-              <w:t>test.persistence</w:t>
-            </w:r>
-            <w:proofErr w:type="gramEnd"/>
-            <w:r>
-              <w:rPr>
-                <w:sz w:val="16"/>
-                <w:szCs w:val="16"/>
-              </w:rPr>
-              <w:t>.AuftragRepositoryTest</w:t>
+            <w:r>
+              <w:rPr>
+                <w:sz w:val="16"/>
+                <w:szCs w:val="16"/>
+              </w:rPr>
+              <w:t>ch.werkstattteam.werkstattpilot.test.persistence.AuftragRepositoryTest</w:t>
             </w:r>
             <w:r>
               <w:rPr>
@@ -9511,23 +9442,7 @@
                 <w:szCs w:val="16"/>
               </w:rPr>
               <w:br/>
-              <w:t>ch.werkstattteam.werkstattpilot.</w:t>
-            </w:r>
-            <w:proofErr w:type="gramStart"/>
-            <w:r>
-              <w:rPr>
-                <w:sz w:val="16"/>
-                <w:szCs w:val="16"/>
-              </w:rPr>
-              <w:t>test.business</w:t>
-            </w:r>
-            <w:proofErr w:type="gramEnd"/>
-            <w:r>
-              <w:rPr>
-                <w:sz w:val="16"/>
-                <w:szCs w:val="16"/>
-              </w:rPr>
-              <w:t>.AuftragServiceTest</w:t>
+              <w:t>ch.werkstattteam.werkstattpilot.test.business.AuftragServiceTest</w:t>
             </w:r>
           </w:p>
         </w:tc>
@@ -11034,12 +10949,15 @@
       </w:tr>
     </w:tbl>
     <w:p/>
+    <w:p/>
+    <w:p/>
     <w:p>
       <w:pPr>
         <w:pStyle w:val="berschrift2"/>
         <w:spacing w:before="160" w:after="80"/>
       </w:pPr>
       <w:r>
+        <w:lastRenderedPageBreak/>
         <w:t>2.7 Eingesetzte Entwicklungssoftware</w:t>
       </w:r>
     </w:p>
@@ -11521,7 +11439,6 @@
                 <w:sz w:val="16"/>
                 <w:szCs w:val="16"/>
               </w:rPr>
-              <w:lastRenderedPageBreak/>
               <w:t>Git</w:t>
             </w:r>
           </w:p>
@@ -12161,30 +12078,10 @@
     </w:p>
     <w:p>
       <w:pPr>
-        <w:rPr>
-          <w:i/>
-          <w:color w:val="666666"/>
-          <w:sz w:val="18"/>
-          <w:lang w:val="de-DE"/>
-        </w:rPr>
-      </w:pPr>
-      <w:r>
-        <w:rPr>
-          <w:i/>
-          <w:color w:val="666666"/>
-          <w:sz w:val="18"/>
-          <w:lang w:val="de-DE"/>
-        </w:rPr>
-        <w:br w:type="page"/>
-      </w:r>
-    </w:p>
-    <w:p>
-      <w:pPr>
         <w:pStyle w:val="berschrift2"/>
         <w:spacing w:before="160" w:after="80"/>
       </w:pPr>
       <w:r>
-        <w:lastRenderedPageBreak/>
         <w:t xml:space="preserve">2.8 Installation und </w:t>
       </w:r>
       <w:proofErr w:type="spellStart"/>
@@ -12450,16 +12347,7 @@
                 <w:szCs w:val="16"/>
                 <w:lang w:val="de-DE"/>
               </w:rPr>
-              <w:t xml:space="preserve"> starten, Projekt importieren</w:t>
-            </w:r>
-            <w:proofErr w:type="gramStart"/>
-            <w:r>
-              <w:rPr>
-                <w:sz w:val="16"/>
-                <w:szCs w:val="16"/>
-                <w:lang w:val="de-DE"/>
-              </w:rPr>
-              <w:t>, .</w:t>
+              <w:t xml:space="preserve"> starten, Projekt importieren, .</w:t>
             </w:r>
             <w:proofErr w:type="spellStart"/>
             <w:r>
@@ -12471,23 +12359,13 @@
               <w:t>project</w:t>
             </w:r>
             <w:proofErr w:type="spellEnd"/>
-            <w:proofErr w:type="gramEnd"/>
-            <w:r>
-              <w:rPr>
-                <w:sz w:val="16"/>
-                <w:szCs w:val="16"/>
-                <w:lang w:val="de-DE"/>
-              </w:rPr>
-              <w:t xml:space="preserve"> </w:t>
-            </w:r>
-            <w:proofErr w:type="gramStart"/>
-            <w:r>
-              <w:rPr>
-                <w:sz w:val="16"/>
-                <w:szCs w:val="16"/>
-                <w:lang w:val="de-DE"/>
-              </w:rPr>
-              <w:t>und .</w:t>
+            <w:r>
+              <w:rPr>
+                <w:sz w:val="16"/>
+                <w:szCs w:val="16"/>
+                <w:lang w:val="de-DE"/>
+              </w:rPr>
+              <w:t xml:space="preserve"> und .</w:t>
             </w:r>
             <w:proofErr w:type="spellStart"/>
             <w:r>
@@ -12499,7 +12377,6 @@
               <w:t>classpath</w:t>
             </w:r>
             <w:proofErr w:type="spellEnd"/>
-            <w:proofErr w:type="gramEnd"/>
             <w:r>
               <w:rPr>
                 <w:sz w:val="16"/>
@@ -12933,10 +12810,9 @@
         <w:tblLook w:val="04A0" w:firstRow="1" w:lastRow="0" w:firstColumn="1" w:lastColumn="0" w:noHBand="0" w:noVBand="1"/>
       </w:tblPr>
       <w:tblGrid>
-        <w:gridCol w:w="1417"/>
         <w:gridCol w:w="2381"/>
         <w:gridCol w:w="2835"/>
-        <w:gridCol w:w="2551"/>
+        <w:gridCol w:w="3846"/>
       </w:tblGrid>
       <w:tr>
         <w:trPr>
@@ -12944,7 +12820,7 @@
         </w:trPr>
         <w:tc>
           <w:tcPr>
-            <w:tcW w:w="1417" w:type="dxa"/>
+            <w:tcW w:w="2381" w:type="dxa"/>
             <w:tcBorders>
               <w:top w:val="single" w:sz="8" w:space="0" w:color="D9E2F3"/>
               <w:left w:val="single" w:sz="8" w:space="0" w:color="D9E2F3"/>
@@ -12960,6 +12836,7 @@
                 <w:szCs w:val="16"/>
               </w:rPr>
             </w:pPr>
+            <w:proofErr w:type="spellStart"/>
             <w:r>
               <w:rPr>
                 <w:b/>
@@ -12967,13 +12844,14 @@
                 <w:sz w:val="16"/>
                 <w:szCs w:val="16"/>
               </w:rPr>
-              <w:t>Datum</w:t>
-            </w:r>
-          </w:p>
-        </w:tc>
-        <w:tc>
-          <w:tcPr>
-            <w:tcW w:w="2381" w:type="dxa"/>
+              <w:t>Entscheid</w:t>
+            </w:r>
+            <w:proofErr w:type="spellEnd"/>
+          </w:p>
+        </w:tc>
+        <w:tc>
+          <w:tcPr>
+            <w:tcW w:w="2835" w:type="dxa"/>
             <w:tcBorders>
               <w:top w:val="single" w:sz="8" w:space="0" w:color="D9E2F3"/>
               <w:left w:val="single" w:sz="8" w:space="0" w:color="D9E2F3"/>
@@ -12996,42 +12874,13 @@
                 <w:sz w:val="16"/>
                 <w:szCs w:val="16"/>
               </w:rPr>
-              <w:t>Entscheid</w:t>
-            </w:r>
-          </w:p>
-        </w:tc>
-        <w:tc>
-          <w:tcPr>
-            <w:tcW w:w="2835" w:type="dxa"/>
-            <w:tcBorders>
-              <w:top w:val="single" w:sz="8" w:space="0" w:color="D9E2F3"/>
-              <w:left w:val="single" w:sz="8" w:space="0" w:color="D9E2F3"/>
-              <w:bottom w:val="single" w:sz="8" w:space="0" w:color="D9E2F3"/>
-              <w:right w:val="single" w:sz="8" w:space="0" w:color="D9E2F3"/>
-            </w:tcBorders>
-            <w:shd w:val="clear" w:color="auto" w:fill="1F4E79"/>
-          </w:tcPr>
-          <w:p>
-            <w:pPr>
-              <w:rPr>
-                <w:sz w:val="16"/>
-                <w:szCs w:val="16"/>
-              </w:rPr>
-            </w:pPr>
-            <w:r>
-              <w:rPr>
-                <w:b/>
-                <w:color w:val="FFFFFF"/>
-                <w:sz w:val="16"/>
-                <w:szCs w:val="16"/>
-              </w:rPr>
               <w:t>Begründung</w:t>
             </w:r>
           </w:p>
         </w:tc>
         <w:tc>
           <w:tcPr>
-            <w:tcW w:w="2551" w:type="dxa"/>
+            <w:tcW w:w="3846" w:type="dxa"/>
             <w:tcBorders>
               <w:top w:val="single" w:sz="8" w:space="0" w:color="D9E2F3"/>
               <w:left w:val="single" w:sz="8" w:space="0" w:color="D9E2F3"/>
@@ -13065,7 +12914,7 @@
         </w:trPr>
         <w:tc>
           <w:tcPr>
-            <w:tcW w:w="1417" w:type="dxa"/>
+            <w:tcW w:w="2381" w:type="dxa"/>
             <w:tcBorders>
               <w:top w:val="single" w:sz="8" w:space="0" w:color="D9E2F3"/>
               <w:left w:val="single" w:sz="8" w:space="0" w:color="D9E2F3"/>
@@ -13081,18 +12930,36 @@
                 <w:szCs w:val="16"/>
               </w:rPr>
             </w:pPr>
-            <w:r>
-              <w:rPr>
-                <w:sz w:val="16"/>
-                <w:szCs w:val="16"/>
-              </w:rPr>
-              <w:t>05.06.2026</w:t>
-            </w:r>
-          </w:p>
-        </w:tc>
-        <w:tc>
-          <w:tcPr>
-            <w:tcW w:w="2381" w:type="dxa"/>
+            <w:proofErr w:type="spellStart"/>
+            <w:r>
+              <w:rPr>
+                <w:sz w:val="16"/>
+                <w:szCs w:val="16"/>
+              </w:rPr>
+              <w:t>Projektname</w:t>
+            </w:r>
+            <w:proofErr w:type="spellEnd"/>
+            <w:r>
+              <w:rPr>
+                <w:sz w:val="16"/>
+                <w:szCs w:val="16"/>
+              </w:rPr>
+              <w:t xml:space="preserve"> </w:t>
+            </w:r>
+            <w:proofErr w:type="spellStart"/>
+            <w:r>
+              <w:rPr>
+                <w:sz w:val="16"/>
+                <w:szCs w:val="16"/>
+              </w:rPr>
+              <w:t>WerkstattPilot</w:t>
+            </w:r>
+            <w:proofErr w:type="spellEnd"/>
+          </w:p>
+        </w:tc>
+        <w:tc>
+          <w:tcPr>
+            <w:tcW w:w="2835" w:type="dxa"/>
             <w:tcBorders>
               <w:top w:val="single" w:sz="8" w:space="0" w:color="D9E2F3"/>
               <w:left w:val="single" w:sz="8" w:space="0" w:color="D9E2F3"/>
@@ -13106,33 +12973,6 @@
               <w:rPr>
                 <w:sz w:val="16"/>
                 <w:szCs w:val="16"/>
-              </w:rPr>
-            </w:pPr>
-            <w:r>
-              <w:rPr>
-                <w:sz w:val="16"/>
-                <w:szCs w:val="16"/>
-              </w:rPr>
-              <w:t>Projektname WerkstattPilot</w:t>
-            </w:r>
-          </w:p>
-        </w:tc>
-        <w:tc>
-          <w:tcPr>
-            <w:tcW w:w="2835" w:type="dxa"/>
-            <w:tcBorders>
-              <w:top w:val="single" w:sz="8" w:space="0" w:color="D9E2F3"/>
-              <w:left w:val="single" w:sz="8" w:space="0" w:color="D9E2F3"/>
-              <w:bottom w:val="single" w:sz="8" w:space="0" w:color="D9E2F3"/>
-              <w:right w:val="single" w:sz="8" w:space="0" w:color="D9E2F3"/>
-            </w:tcBorders>
-            <w:shd w:val="clear" w:color="auto" w:fill="FFFFFF"/>
-          </w:tcPr>
-          <w:p>
-            <w:pPr>
-              <w:rPr>
-                <w:sz w:val="16"/>
-                <w:szCs w:val="16"/>
                 <w:lang w:val="de-DE"/>
               </w:rPr>
             </w:pPr>
@@ -13148,7 +12988,7 @@
         </w:tc>
         <w:tc>
           <w:tcPr>
-            <w:tcW w:w="2551" w:type="dxa"/>
+            <w:tcW w:w="3846" w:type="dxa"/>
             <w:tcBorders>
               <w:top w:val="single" w:sz="8" w:space="0" w:color="D9E2F3"/>
               <w:left w:val="single" w:sz="8" w:space="0" w:color="D9E2F3"/>
@@ -13182,7 +13022,7 @@
         </w:trPr>
         <w:tc>
           <w:tcPr>
-            <w:tcW w:w="1417" w:type="dxa"/>
+            <w:tcW w:w="2381" w:type="dxa"/>
             <w:tcBorders>
               <w:top w:val="single" w:sz="8" w:space="0" w:color="D9E2F3"/>
               <w:left w:val="single" w:sz="8" w:space="0" w:color="D9E2F3"/>
@@ -13196,20 +13036,22 @@
               <w:rPr>
                 <w:sz w:val="16"/>
                 <w:szCs w:val="16"/>
-              </w:rPr>
-            </w:pPr>
-            <w:r>
-              <w:rPr>
-                <w:sz w:val="16"/>
-                <w:szCs w:val="16"/>
-              </w:rPr>
-              <w:t>05.06.2026</w:t>
-            </w:r>
-          </w:p>
-        </w:tc>
-        <w:tc>
-          <w:tcPr>
-            <w:tcW w:w="2381" w:type="dxa"/>
+                <w:lang w:val="de-DE"/>
+              </w:rPr>
+            </w:pPr>
+            <w:r>
+              <w:rPr>
+                <w:sz w:val="16"/>
+                <w:szCs w:val="16"/>
+                <w:lang w:val="de-DE"/>
+              </w:rPr>
+              <w:t>Iteration 1 umfasst UC1 und UC2</w:t>
+            </w:r>
+          </w:p>
+        </w:tc>
+        <w:tc>
+          <w:tcPr>
+            <w:tcW w:w="2835" w:type="dxa"/>
             <w:tcBorders>
               <w:top w:val="single" w:sz="8" w:space="0" w:color="D9E2F3"/>
               <w:left w:val="single" w:sz="8" w:space="0" w:color="D9E2F3"/>
@@ -13232,42 +13074,13 @@
                 <w:szCs w:val="16"/>
                 <w:lang w:val="de-DE"/>
               </w:rPr>
-              <w:t>Iteration 1 umfasst UC1 und UC2</w:t>
-            </w:r>
-          </w:p>
-        </w:tc>
-        <w:tc>
-          <w:tcPr>
-            <w:tcW w:w="2835" w:type="dxa"/>
-            <w:tcBorders>
-              <w:top w:val="single" w:sz="8" w:space="0" w:color="D9E2F3"/>
-              <w:left w:val="single" w:sz="8" w:space="0" w:color="D9E2F3"/>
-              <w:bottom w:val="single" w:sz="8" w:space="0" w:color="D9E2F3"/>
-              <w:right w:val="single" w:sz="8" w:space="0" w:color="D9E2F3"/>
-            </w:tcBorders>
-            <w:shd w:val="clear" w:color="auto" w:fill="F7FBFF"/>
-          </w:tcPr>
-          <w:p>
-            <w:pPr>
-              <w:rPr>
-                <w:sz w:val="16"/>
-                <w:szCs w:val="16"/>
-                <w:lang w:val="de-DE"/>
-              </w:rPr>
-            </w:pPr>
-            <w:r>
-              <w:rPr>
-                <w:sz w:val="16"/>
-                <w:szCs w:val="16"/>
-                <w:lang w:val="de-DE"/>
-              </w:rPr>
               <w:t>Auftrag anlegen und Statusübersicht haben hohen fachlichen Nutzen.</w:t>
             </w:r>
           </w:p>
         </w:tc>
         <w:tc>
           <w:tcPr>
-            <w:tcW w:w="2551" w:type="dxa"/>
+            <w:tcW w:w="3846" w:type="dxa"/>
             <w:tcBorders>
               <w:top w:val="single" w:sz="8" w:space="0" w:color="D9E2F3"/>
               <w:left w:val="single" w:sz="8" w:space="0" w:color="D9E2F3"/>
@@ -13301,7 +13114,7 @@
         </w:trPr>
         <w:tc>
           <w:tcPr>
-            <w:tcW w:w="1417" w:type="dxa"/>
+            <w:tcW w:w="2381" w:type="dxa"/>
             <w:tcBorders>
               <w:top w:val="single" w:sz="8" w:space="0" w:color="D9E2F3"/>
               <w:left w:val="single" w:sz="8" w:space="0" w:color="D9E2F3"/>
@@ -13322,13 +13135,38 @@
                 <w:sz w:val="16"/>
                 <w:szCs w:val="16"/>
               </w:rPr>
-              <w:t>05.06.2026</w:t>
-            </w:r>
-          </w:p>
-        </w:tc>
-        <w:tc>
-          <w:tcPr>
-            <w:tcW w:w="2381" w:type="dxa"/>
+              <w:t xml:space="preserve">Deutsch </w:t>
+            </w:r>
+            <w:proofErr w:type="spellStart"/>
+            <w:r>
+              <w:rPr>
+                <w:sz w:val="16"/>
+                <w:szCs w:val="16"/>
+              </w:rPr>
+              <w:t>als</w:t>
+            </w:r>
+            <w:proofErr w:type="spellEnd"/>
+            <w:r>
+              <w:rPr>
+                <w:sz w:val="16"/>
+                <w:szCs w:val="16"/>
+              </w:rPr>
+              <w:t xml:space="preserve"> </w:t>
+            </w:r>
+            <w:proofErr w:type="spellStart"/>
+            <w:r>
+              <w:rPr>
+                <w:sz w:val="16"/>
+                <w:szCs w:val="16"/>
+              </w:rPr>
+              <w:t>Fachsprache</w:t>
+            </w:r>
+            <w:proofErr w:type="spellEnd"/>
+          </w:p>
+        </w:tc>
+        <w:tc>
+          <w:tcPr>
+            <w:tcW w:w="2835" w:type="dxa"/>
             <w:tcBorders>
               <w:top w:val="single" w:sz="8" w:space="0" w:color="D9E2F3"/>
               <w:left w:val="single" w:sz="8" w:space="0" w:color="D9E2F3"/>
@@ -13342,33 +13180,6 @@
               <w:rPr>
                 <w:sz w:val="16"/>
                 <w:szCs w:val="16"/>
-              </w:rPr>
-            </w:pPr>
-            <w:r>
-              <w:rPr>
-                <w:sz w:val="16"/>
-                <w:szCs w:val="16"/>
-              </w:rPr>
-              <w:t>Deutsch als Fachsprache</w:t>
-            </w:r>
-          </w:p>
-        </w:tc>
-        <w:tc>
-          <w:tcPr>
-            <w:tcW w:w="2835" w:type="dxa"/>
-            <w:tcBorders>
-              <w:top w:val="single" w:sz="8" w:space="0" w:color="D9E2F3"/>
-              <w:left w:val="single" w:sz="8" w:space="0" w:color="D9E2F3"/>
-              <w:bottom w:val="single" w:sz="8" w:space="0" w:color="D9E2F3"/>
-              <w:right w:val="single" w:sz="8" w:space="0" w:color="D9E2F3"/>
-            </w:tcBorders>
-            <w:shd w:val="clear" w:color="auto" w:fill="FFFFFF"/>
-          </w:tcPr>
-          <w:p>
-            <w:pPr>
-              <w:rPr>
-                <w:sz w:val="16"/>
-                <w:szCs w:val="16"/>
                 <w:lang w:val="de-DE"/>
               </w:rPr>
             </w:pPr>
@@ -13384,7 +13195,7 @@
         </w:tc>
         <w:tc>
           <w:tcPr>
-            <w:tcW w:w="2551" w:type="dxa"/>
+            <w:tcW w:w="3846" w:type="dxa"/>
             <w:tcBorders>
               <w:top w:val="single" w:sz="8" w:space="0" w:color="D9E2F3"/>
               <w:left w:val="single" w:sz="8" w:space="0" w:color="D9E2F3"/>
@@ -13418,7 +13229,7 @@
         </w:trPr>
         <w:tc>
           <w:tcPr>
-            <w:tcW w:w="1417" w:type="dxa"/>
+            <w:tcW w:w="2381" w:type="dxa"/>
             <w:tcBorders>
               <w:top w:val="single" w:sz="8" w:space="0" w:color="D9E2F3"/>
               <w:left w:val="single" w:sz="8" w:space="0" w:color="D9E2F3"/>
@@ -13439,13 +13250,22 @@
                 <w:sz w:val="16"/>
                 <w:szCs w:val="16"/>
               </w:rPr>
-              <w:t>05.06.2026</w:t>
-            </w:r>
-          </w:p>
-        </w:tc>
-        <w:tc>
-          <w:tcPr>
-            <w:tcW w:w="2381" w:type="dxa"/>
+              <w:t xml:space="preserve">Java und Eclipse </w:t>
+            </w:r>
+            <w:proofErr w:type="spellStart"/>
+            <w:r>
+              <w:rPr>
+                <w:sz w:val="16"/>
+                <w:szCs w:val="16"/>
+              </w:rPr>
+              <w:t>verwenden</w:t>
+            </w:r>
+            <w:proofErr w:type="spellEnd"/>
+          </w:p>
+        </w:tc>
+        <w:tc>
+          <w:tcPr>
+            <w:tcW w:w="2835" w:type="dxa"/>
             <w:tcBorders>
               <w:top w:val="single" w:sz="8" w:space="0" w:color="D9E2F3"/>
               <w:left w:val="single" w:sz="8" w:space="0" w:color="D9E2F3"/>
@@ -13459,33 +13279,6 @@
               <w:rPr>
                 <w:sz w:val="16"/>
                 <w:szCs w:val="16"/>
-              </w:rPr>
-            </w:pPr>
-            <w:r>
-              <w:rPr>
-                <w:sz w:val="16"/>
-                <w:szCs w:val="16"/>
-              </w:rPr>
-              <w:t>Java und Eclipse verwenden</w:t>
-            </w:r>
-          </w:p>
-        </w:tc>
-        <w:tc>
-          <w:tcPr>
-            <w:tcW w:w="2835" w:type="dxa"/>
-            <w:tcBorders>
-              <w:top w:val="single" w:sz="8" w:space="0" w:color="D9E2F3"/>
-              <w:left w:val="single" w:sz="8" w:space="0" w:color="D9E2F3"/>
-              <w:bottom w:val="single" w:sz="8" w:space="0" w:color="D9E2F3"/>
-              <w:right w:val="single" w:sz="8" w:space="0" w:color="D9E2F3"/>
-            </w:tcBorders>
-            <w:shd w:val="clear" w:color="auto" w:fill="F7FBFF"/>
-          </w:tcPr>
-          <w:p>
-            <w:pPr>
-              <w:rPr>
-                <w:sz w:val="16"/>
-                <w:szCs w:val="16"/>
                 <w:lang w:val="de-DE"/>
               </w:rPr>
             </w:pPr>
@@ -13519,7 +13312,7 @@
         </w:tc>
         <w:tc>
           <w:tcPr>
-            <w:tcW w:w="2551" w:type="dxa"/>
+            <w:tcW w:w="3846" w:type="dxa"/>
             <w:tcBorders>
               <w:top w:val="single" w:sz="8" w:space="0" w:color="D9E2F3"/>
               <w:left w:val="single" w:sz="8" w:space="0" w:color="D9E2F3"/>
@@ -13553,7 +13346,7 @@
         </w:trPr>
         <w:tc>
           <w:tcPr>
-            <w:tcW w:w="1417" w:type="dxa"/>
+            <w:tcW w:w="2381" w:type="dxa"/>
             <w:tcBorders>
               <w:top w:val="single" w:sz="8" w:space="0" w:color="D9E2F3"/>
               <w:left w:val="single" w:sz="8" w:space="0" w:color="D9E2F3"/>
@@ -13567,20 +13360,22 @@
               <w:rPr>
                 <w:sz w:val="16"/>
                 <w:szCs w:val="16"/>
-              </w:rPr>
-            </w:pPr>
-            <w:r>
-              <w:rPr>
-                <w:sz w:val="16"/>
-                <w:szCs w:val="16"/>
-              </w:rPr>
-              <w:t>05.06.2026</w:t>
-            </w:r>
-          </w:p>
-        </w:tc>
-        <w:tc>
-          <w:tcPr>
-            <w:tcW w:w="2381" w:type="dxa"/>
+                <w:lang w:val="de-DE"/>
+              </w:rPr>
+            </w:pPr>
+            <w:r>
+              <w:rPr>
+                <w:sz w:val="16"/>
+                <w:szCs w:val="16"/>
+                <w:lang w:val="de-DE"/>
+              </w:rPr>
+              <w:t>Keine echte Datenbank in Iteration 1</w:t>
+            </w:r>
+          </w:p>
+        </w:tc>
+        <w:tc>
+          <w:tcPr>
+            <w:tcW w:w="2835" w:type="dxa"/>
             <w:tcBorders>
               <w:top w:val="single" w:sz="8" w:space="0" w:color="D9E2F3"/>
               <w:left w:val="single" w:sz="8" w:space="0" w:color="D9E2F3"/>
@@ -13603,42 +13398,13 @@
                 <w:szCs w:val="16"/>
                 <w:lang w:val="de-DE"/>
               </w:rPr>
-              <w:t>Keine echte Datenbank in Iteration 1</w:t>
-            </w:r>
-          </w:p>
-        </w:tc>
-        <w:tc>
-          <w:tcPr>
-            <w:tcW w:w="2835" w:type="dxa"/>
-            <w:tcBorders>
-              <w:top w:val="single" w:sz="8" w:space="0" w:color="D9E2F3"/>
-              <w:left w:val="single" w:sz="8" w:space="0" w:color="D9E2F3"/>
-              <w:bottom w:val="single" w:sz="8" w:space="0" w:color="D9E2F3"/>
-              <w:right w:val="single" w:sz="8" w:space="0" w:color="D9E2F3"/>
-            </w:tcBorders>
-            <w:shd w:val="clear" w:color="auto" w:fill="FFFFFF"/>
-          </w:tcPr>
-          <w:p>
-            <w:pPr>
-              <w:rPr>
-                <w:sz w:val="16"/>
-                <w:szCs w:val="16"/>
-                <w:lang w:val="de-DE"/>
-              </w:rPr>
-            </w:pPr>
-            <w:r>
-              <w:rPr>
-                <w:sz w:val="16"/>
-                <w:szCs w:val="16"/>
-                <w:lang w:val="de-DE"/>
-              </w:rPr>
               <w:t>Der Prototyp soll einfach und testbar bleiben.</w:t>
             </w:r>
           </w:p>
         </w:tc>
         <w:tc>
           <w:tcPr>
-            <w:tcW w:w="2551" w:type="dxa"/>
+            <w:tcW w:w="3846" w:type="dxa"/>
             <w:tcBorders>
               <w:top w:val="single" w:sz="8" w:space="0" w:color="D9E2F3"/>
               <w:left w:val="single" w:sz="8" w:space="0" w:color="D9E2F3"/>
@@ -13672,7 +13438,7 @@
         </w:trPr>
         <w:tc>
           <w:tcPr>
-            <w:tcW w:w="1417" w:type="dxa"/>
+            <w:tcW w:w="2381" w:type="dxa"/>
             <w:tcBorders>
               <w:top w:val="single" w:sz="8" w:space="0" w:color="D9E2F3"/>
               <w:left w:val="single" w:sz="8" w:space="0" w:color="D9E2F3"/>
@@ -13686,20 +13452,22 @@
               <w:rPr>
                 <w:sz w:val="16"/>
                 <w:szCs w:val="16"/>
-              </w:rPr>
-            </w:pPr>
-            <w:r>
-              <w:rPr>
-                <w:sz w:val="16"/>
-                <w:szCs w:val="16"/>
-              </w:rPr>
-              <w:t>05.06.2026</w:t>
-            </w:r>
-          </w:p>
-        </w:tc>
-        <w:tc>
-          <w:tcPr>
-            <w:tcW w:w="2381" w:type="dxa"/>
+                <w:lang w:val="de-DE"/>
+              </w:rPr>
+            </w:pPr>
+            <w:r>
+              <w:rPr>
+                <w:sz w:val="16"/>
+                <w:szCs w:val="16"/>
+                <w:lang w:val="de-DE"/>
+              </w:rPr>
+              <w:t>Einfache Java-Tests ohne externe Bibliothek</w:t>
+            </w:r>
+          </w:p>
+        </w:tc>
+        <w:tc>
+          <w:tcPr>
+            <w:tcW w:w="2835" w:type="dxa"/>
             <w:tcBorders>
               <w:top w:val="single" w:sz="8" w:space="0" w:color="D9E2F3"/>
               <w:left w:val="single" w:sz="8" w:space="0" w:color="D9E2F3"/>
@@ -13722,42 +13490,13 @@
                 <w:szCs w:val="16"/>
                 <w:lang w:val="de-DE"/>
               </w:rPr>
-              <w:t>Einfache Java-Tests ohne externe Bibliothek</w:t>
-            </w:r>
-          </w:p>
-        </w:tc>
-        <w:tc>
-          <w:tcPr>
-            <w:tcW w:w="2835" w:type="dxa"/>
-            <w:tcBorders>
-              <w:top w:val="single" w:sz="8" w:space="0" w:color="D9E2F3"/>
-              <w:left w:val="single" w:sz="8" w:space="0" w:color="D9E2F3"/>
-              <w:bottom w:val="single" w:sz="8" w:space="0" w:color="D9E2F3"/>
-              <w:right w:val="single" w:sz="8" w:space="0" w:color="D9E2F3"/>
-            </w:tcBorders>
-            <w:shd w:val="clear" w:color="auto" w:fill="F7FBFF"/>
-          </w:tcPr>
-          <w:p>
-            <w:pPr>
-              <w:rPr>
-                <w:sz w:val="16"/>
-                <w:szCs w:val="16"/>
-                <w:lang w:val="de-DE"/>
-              </w:rPr>
-            </w:pPr>
-            <w:r>
-              <w:rPr>
-                <w:sz w:val="16"/>
-                <w:szCs w:val="16"/>
-                <w:lang w:val="de-DE"/>
-              </w:rPr>
               <w:t>Basic Java bleibt nachvollziehbar und passend zum Umfang.</w:t>
             </w:r>
           </w:p>
         </w:tc>
         <w:tc>
           <w:tcPr>
-            <w:tcW w:w="2551" w:type="dxa"/>
+            <w:tcW w:w="3846" w:type="dxa"/>
             <w:tcBorders>
               <w:top w:val="single" w:sz="8" w:space="0" w:color="D9E2F3"/>
               <w:left w:val="single" w:sz="8" w:space="0" w:color="D9E2F3"/>
@@ -13809,7 +13548,7 @@
         </w:trPr>
         <w:tc>
           <w:tcPr>
-            <w:tcW w:w="1417" w:type="dxa"/>
+            <w:tcW w:w="2381" w:type="dxa"/>
             <w:tcBorders>
               <w:top w:val="single" w:sz="8" w:space="0" w:color="D9E2F3"/>
               <w:left w:val="single" w:sz="8" w:space="0" w:color="D9E2F3"/>
@@ -13830,13 +13569,13 @@
                 <w:sz w:val="16"/>
                 <w:szCs w:val="16"/>
               </w:rPr>
-              <w:t>05.06.2026</w:t>
-            </w:r>
-          </w:p>
-        </w:tc>
-        <w:tc>
-          <w:tcPr>
-            <w:tcW w:w="2381" w:type="dxa"/>
+              <w:t>Visual Paradigm für UML</w:t>
+            </w:r>
+          </w:p>
+        </w:tc>
+        <w:tc>
+          <w:tcPr>
+            <w:tcW w:w="2835" w:type="dxa"/>
             <w:tcBorders>
               <w:top w:val="single" w:sz="8" w:space="0" w:color="D9E2F3"/>
               <w:left w:val="single" w:sz="8" w:space="0" w:color="D9E2F3"/>
@@ -13850,33 +13589,6 @@
               <w:rPr>
                 <w:sz w:val="16"/>
                 <w:szCs w:val="16"/>
-              </w:rPr>
-            </w:pPr>
-            <w:r>
-              <w:rPr>
-                <w:sz w:val="16"/>
-                <w:szCs w:val="16"/>
-              </w:rPr>
-              <w:t>Visual Paradigm für UML</w:t>
-            </w:r>
-          </w:p>
-        </w:tc>
-        <w:tc>
-          <w:tcPr>
-            <w:tcW w:w="2835" w:type="dxa"/>
-            <w:tcBorders>
-              <w:top w:val="single" w:sz="8" w:space="0" w:color="D9E2F3"/>
-              <w:left w:val="single" w:sz="8" w:space="0" w:color="D9E2F3"/>
-              <w:bottom w:val="single" w:sz="8" w:space="0" w:color="D9E2F3"/>
-              <w:right w:val="single" w:sz="8" w:space="0" w:color="D9E2F3"/>
-            </w:tcBorders>
-            <w:shd w:val="clear" w:color="auto" w:fill="FFFFFF"/>
-          </w:tcPr>
-          <w:p>
-            <w:pPr>
-              <w:rPr>
-                <w:sz w:val="16"/>
-                <w:szCs w:val="16"/>
                 <w:lang w:val="de-DE"/>
               </w:rPr>
             </w:pPr>
@@ -13892,7 +13604,7 @@
         </w:tc>
         <w:tc>
           <w:tcPr>
-            <w:tcW w:w="2551" w:type="dxa"/>
+            <w:tcW w:w="3846" w:type="dxa"/>
             <w:tcBorders>
               <w:top w:val="single" w:sz="8" w:space="0" w:color="D9E2F3"/>
               <w:left w:val="single" w:sz="8" w:space="0" w:color="D9E2F3"/>
@@ -13926,7 +13638,7 @@
         </w:trPr>
         <w:tc>
           <w:tcPr>
-            <w:tcW w:w="1417" w:type="dxa"/>
+            <w:tcW w:w="2381" w:type="dxa"/>
             <w:tcBorders>
               <w:top w:val="single" w:sz="8" w:space="0" w:color="D9E2F3"/>
               <w:left w:val="single" w:sz="8" w:space="0" w:color="D9E2F3"/>
@@ -13947,13 +13659,22 @@
                 <w:sz w:val="16"/>
                 <w:szCs w:val="16"/>
               </w:rPr>
-              <w:t>10.06.2026</w:t>
-            </w:r>
-          </w:p>
-        </w:tc>
-        <w:tc>
-          <w:tcPr>
-            <w:tcW w:w="2381" w:type="dxa"/>
+              <w:t>Finaler Code-</w:t>
+            </w:r>
+            <w:proofErr w:type="spellStart"/>
+            <w:r>
+              <w:rPr>
+                <w:sz w:val="16"/>
+                <w:szCs w:val="16"/>
+              </w:rPr>
+              <w:t>Abgleich</w:t>
+            </w:r>
+            <w:proofErr w:type="spellEnd"/>
+          </w:p>
+        </w:tc>
+        <w:tc>
+          <w:tcPr>
+            <w:tcW w:w="2835" w:type="dxa"/>
             <w:tcBorders>
               <w:top w:val="single" w:sz="8" w:space="0" w:color="D9E2F3"/>
               <w:left w:val="single" w:sz="8" w:space="0" w:color="D9E2F3"/>
@@ -13967,33 +13688,6 @@
               <w:rPr>
                 <w:sz w:val="16"/>
                 <w:szCs w:val="16"/>
-              </w:rPr>
-            </w:pPr>
-            <w:r>
-              <w:rPr>
-                <w:sz w:val="16"/>
-                <w:szCs w:val="16"/>
-              </w:rPr>
-              <w:t>Finaler Code-Abgleich</w:t>
-            </w:r>
-          </w:p>
-        </w:tc>
-        <w:tc>
-          <w:tcPr>
-            <w:tcW w:w="2835" w:type="dxa"/>
-            <w:tcBorders>
-              <w:top w:val="single" w:sz="8" w:space="0" w:color="D9E2F3"/>
-              <w:left w:val="single" w:sz="8" w:space="0" w:color="D9E2F3"/>
-              <w:bottom w:val="single" w:sz="8" w:space="0" w:color="D9E2F3"/>
-              <w:right w:val="single" w:sz="8" w:space="0" w:color="D9E2F3"/>
-            </w:tcBorders>
-            <w:shd w:val="clear" w:color="auto" w:fill="F7FBFF"/>
-          </w:tcPr>
-          <w:p>
-            <w:pPr>
-              <w:rPr>
-                <w:sz w:val="16"/>
-                <w:szCs w:val="16"/>
                 <w:lang w:val="de-DE"/>
               </w:rPr>
             </w:pPr>
@@ -14009,7 +13703,7 @@
         </w:tc>
         <w:tc>
           <w:tcPr>
-            <w:tcW w:w="2551" w:type="dxa"/>
+            <w:tcW w:w="3846" w:type="dxa"/>
             <w:tcBorders>
               <w:top w:val="single" w:sz="8" w:space="0" w:color="D9E2F3"/>
               <w:left w:val="single" w:sz="8" w:space="0" w:color="D9E2F3"/>
@@ -14047,10 +13741,24 @@
     </w:p>
     <w:p>
       <w:pPr>
+        <w:rPr>
+          <w:lang w:val="de-DE"/>
+        </w:rPr>
+      </w:pPr>
+      <w:r>
+        <w:rPr>
+          <w:lang w:val="de-DE"/>
+        </w:rPr>
+        <w:br w:type="page"/>
+      </w:r>
+    </w:p>
+    <w:p>
+      <w:pPr>
         <w:pStyle w:val="berschrift2"/>
         <w:spacing w:before="160" w:after="80"/>
       </w:pPr>
       <w:r>
+        <w:lastRenderedPageBreak/>
         <w:t xml:space="preserve">2.10 </w:t>
       </w:r>
       <w:proofErr w:type="spellStart"/>
@@ -15764,7 +15472,6 @@
         <w:spacing w:before="160" w:after="80"/>
       </w:pPr>
       <w:r>
-        <w:lastRenderedPageBreak/>
         <w:t xml:space="preserve">2.11 </w:t>
       </w:r>
       <w:proofErr w:type="spellStart"/>
@@ -21116,25 +20823,7 @@
                 <w:szCs w:val="16"/>
                 <w:lang w:val="de-DE"/>
               </w:rPr>
-              <w:t xml:space="preserve">Der Auftrag wurde abgebrochen und wird nicht </w:t>
-            </w:r>
-            <w:proofErr w:type="gramStart"/>
-            <w:r>
-              <w:rPr>
-                <w:sz w:val="16"/>
-                <w:szCs w:val="16"/>
-                <w:lang w:val="de-DE"/>
-              </w:rPr>
-              <w:t>weiter bearbeitet</w:t>
-            </w:r>
-            <w:proofErr w:type="gramEnd"/>
-            <w:r>
-              <w:rPr>
-                <w:sz w:val="16"/>
-                <w:szCs w:val="16"/>
-                <w:lang w:val="de-DE"/>
-              </w:rPr>
-              <w:t>.</w:t>
+              <w:t>Der Auftrag wurde abgebrochen und wird nicht weiter bearbeitet.</w:t>
             </w:r>
           </w:p>
         </w:tc>
@@ -22470,7 +22159,7 @@
         <w:gridCol w:w="1701"/>
         <w:gridCol w:w="2835"/>
         <w:gridCol w:w="3402"/>
-        <w:gridCol w:w="1134"/>
+        <w:gridCol w:w="1284"/>
       </w:tblGrid>
       <w:tr>
         <w:trPr>
@@ -22584,6 +22273,167 @@
             <w:r>
               <w:rPr>
                 <w:sz w:val="16"/>
+                <w:szCs w:val="16"/>
+              </w:rPr>
+              <w:t xml:space="preserve">Di, </w:t>
+            </w:r>
+            <w:r>
+              <w:rPr>
+                <w:sz w:val="16"/>
+                <w:szCs w:val="16"/>
+              </w:rPr>
+              <w:t>17.03.2026</w:t>
+            </w:r>
+          </w:p>
+        </w:tc>
+        <w:tc>
+          <w:tcPr>
+            <w:tcW w:w="2835" w:type="dxa"/>
+            <w:tcBorders>
+              <w:top w:val="single" w:sz="8" w:space="0" w:color="D9E2F3"/>
+              <w:left w:val="single" w:sz="8" w:space="0" w:color="D9E2F3"/>
+              <w:bottom w:val="single" w:sz="8" w:space="0" w:color="D9E2F3"/>
+              <w:right w:val="single" w:sz="8" w:space="0" w:color="D9E2F3"/>
+            </w:tcBorders>
+            <w:shd w:val="clear" w:color="auto" w:fill="FFFFFF"/>
+          </w:tcPr>
+          <w:p>
+            <w:pPr>
+              <w:rPr>
+                <w:lang w:val="de-DE"/>
+              </w:rPr>
+            </w:pPr>
+            <w:r>
+              <w:rPr>
+                <w:sz w:val="16"/>
+                <w:szCs w:val="16"/>
+              </w:rPr>
+              <w:t xml:space="preserve">Keine </w:t>
+            </w:r>
+            <w:proofErr w:type="spellStart"/>
+            <w:r>
+              <w:rPr>
+                <w:sz w:val="16"/>
+                <w:szCs w:val="16"/>
+              </w:rPr>
+              <w:t>Rückmeldung</w:t>
+            </w:r>
+            <w:proofErr w:type="spellEnd"/>
+            <w:r>
+              <w:rPr>
+                <w:sz w:val="16"/>
+                <w:szCs w:val="16"/>
+              </w:rPr>
+              <w:t xml:space="preserve"> </w:t>
+            </w:r>
+            <w:proofErr w:type="spellStart"/>
+            <w:r>
+              <w:rPr>
+                <w:sz w:val="16"/>
+                <w:szCs w:val="16"/>
+              </w:rPr>
+              <w:t>zu</w:t>
+            </w:r>
+            <w:proofErr w:type="spellEnd"/>
+            <w:r>
+              <w:rPr>
+                <w:sz w:val="16"/>
+                <w:szCs w:val="16"/>
+              </w:rPr>
+              <w:t xml:space="preserve"> Aufgabe 2</w:t>
+            </w:r>
+          </w:p>
+        </w:tc>
+        <w:tc>
+          <w:tcPr>
+            <w:tcW w:w="3402" w:type="dxa"/>
+            <w:tcBorders>
+              <w:top w:val="single" w:sz="8" w:space="0" w:color="D9E2F3"/>
+              <w:left w:val="single" w:sz="8" w:space="0" w:color="D9E2F3"/>
+              <w:bottom w:val="single" w:sz="8" w:space="0" w:color="D9E2F3"/>
+              <w:right w:val="single" w:sz="8" w:space="0" w:color="D9E2F3"/>
+            </w:tcBorders>
+            <w:shd w:val="clear" w:color="auto" w:fill="FFFFFF"/>
+          </w:tcPr>
+          <w:p>
+            <w:pPr>
+              <w:rPr>
+                <w:lang w:val="de-DE"/>
+              </w:rPr>
+            </w:pPr>
+            <w:r>
+              <w:rPr>
+                <w:sz w:val="16"/>
+                <w:szCs w:val="16"/>
+              </w:rPr>
+              <w:t xml:space="preserve">Keine Anpassung </w:t>
+            </w:r>
+            <w:proofErr w:type="spellStart"/>
+            <w:r>
+              <w:rPr>
+                <w:sz w:val="16"/>
+                <w:szCs w:val="16"/>
+              </w:rPr>
+              <w:t>notwendig</w:t>
+            </w:r>
+            <w:proofErr w:type="spellEnd"/>
+            <w:r>
+              <w:rPr>
+                <w:sz w:val="16"/>
+                <w:szCs w:val="16"/>
+              </w:rPr>
+              <w:t>.</w:t>
+            </w:r>
+          </w:p>
+        </w:tc>
+        <w:tc>
+          <w:tcPr>
+            <w:tcW w:w="1134" w:type="dxa"/>
+            <w:tcBorders>
+              <w:top w:val="single" w:sz="8" w:space="0" w:color="D9E2F3"/>
+              <w:left w:val="single" w:sz="8" w:space="0" w:color="D9E2F3"/>
+              <w:bottom w:val="single" w:sz="8" w:space="0" w:color="D9E2F3"/>
+              <w:right w:val="single" w:sz="8" w:space="0" w:color="D9E2F3"/>
+            </w:tcBorders>
+            <w:shd w:val="clear" w:color="auto" w:fill="FFFFFF"/>
+          </w:tcPr>
+          <w:p>
+            <w:proofErr w:type="spellStart"/>
+            <w:r>
+              <w:rPr>
+                <w:sz w:val="16"/>
+                <w:szCs w:val="16"/>
+              </w:rPr>
+              <w:t>abgeschlossen</w:t>
+            </w:r>
+            <w:proofErr w:type="spellEnd"/>
+          </w:p>
+        </w:tc>
+      </w:tr>
+      <w:tr>
+        <w:trPr>
+          <w:jc w:val="center"/>
+        </w:trPr>
+        <w:tc>
+          <w:tcPr>
+            <w:tcW w:w="1701" w:type="dxa"/>
+            <w:tcBorders>
+              <w:top w:val="single" w:sz="8" w:space="0" w:color="D9E2F3"/>
+              <w:left w:val="single" w:sz="8" w:space="0" w:color="D9E2F3"/>
+              <w:bottom w:val="single" w:sz="8" w:space="0" w:color="D9E2F3"/>
+              <w:right w:val="single" w:sz="8" w:space="0" w:color="D9E2F3"/>
+            </w:tcBorders>
+            <w:shd w:val="clear" w:color="auto" w:fill="FFFFFF"/>
+          </w:tcPr>
+          <w:p>
+            <w:pPr>
+              <w:rPr>
+                <w:sz w:val="16"/>
+              </w:rPr>
+            </w:pPr>
+            <w:r>
+              <w:rPr>
+                <w:sz w:val="16"/>
               </w:rPr>
               <w:t>Di, 21.04.2026</w:t>
             </w:r>
@@ -22603,6 +22453,7 @@
           <w:p>
             <w:pPr>
               <w:rPr>
+                <w:sz w:val="16"/>
                 <w:lang w:val="de-DE"/>
               </w:rPr>
             </w:pPr>
@@ -22629,6 +22480,7 @@
           <w:p>
             <w:pPr>
               <w:rPr>
+                <w:sz w:val="16"/>
                 <w:lang w:val="de-DE"/>
               </w:rPr>
             </w:pPr>
@@ -22653,6 +22505,11 @@
             <w:shd w:val="clear" w:color="auto" w:fill="FFFFFF"/>
           </w:tcPr>
           <w:p>
+            <w:pPr>
+              <w:rPr>
+                <w:sz w:val="16"/>
+              </w:rPr>
+            </w:pPr>
             <w:proofErr w:type="spellStart"/>
             <w:r>
               <w:rPr>
@@ -24240,21 +24097,12 @@
                 <w:lang w:val="de-DE"/>
               </w:rPr>
             </w:pPr>
-            <w:proofErr w:type="gramStart"/>
-            <w:r>
-              <w:rPr>
-                <w:sz w:val="16"/>
-                <w:lang w:val="de-DE"/>
-              </w:rPr>
-              <w:t>Liefert</w:t>
-            </w:r>
-            <w:proofErr w:type="gramEnd"/>
-            <w:r>
-              <w:rPr>
-                <w:sz w:val="16"/>
-                <w:lang w:val="de-DE"/>
-              </w:rPr>
-              <w:t xml:space="preserve"> die fachlichen Klassen, Beziehungen und das Zustandsmodell des Auftrags.</w:t>
+            <w:r>
+              <w:rPr>
+                <w:sz w:val="16"/>
+                <w:lang w:val="de-DE"/>
+              </w:rPr>
+              <w:t>Liefert die fachlichen Klassen, Beziehungen und das Zustandsmodell des Auftrags.</w:t>
             </w:r>
           </w:p>
         </w:tc>
@@ -25387,23 +25235,13 @@
               <w:t xml:space="preserve">: </w:t>
             </w:r>
             <w:proofErr w:type="spellStart"/>
-            <w:proofErr w:type="gramStart"/>
-            <w:r>
-              <w:rPr>
-                <w:sz w:val="16"/>
-                <w:szCs w:val="16"/>
-                <w:lang w:val="de-DE"/>
-              </w:rPr>
-              <w:t>ch.werkstattteam</w:t>
-            </w:r>
-            <w:proofErr w:type="gramEnd"/>
-            <w:r>
-              <w:rPr>
-                <w:sz w:val="16"/>
-                <w:szCs w:val="16"/>
-                <w:lang w:val="de-DE"/>
-              </w:rPr>
-              <w:t>.werkstattpilot</w:t>
+            <w:r>
+              <w:rPr>
+                <w:sz w:val="16"/>
+                <w:szCs w:val="16"/>
+                <w:lang w:val="de-DE"/>
+              </w:rPr>
+              <w:t>ch.werkstattteam.werkstattpilot</w:t>
             </w:r>
             <w:proofErr w:type="spellEnd"/>
           </w:p>
@@ -27358,27 +27196,7 @@
           <w:sz w:val="18"/>
           <w:lang w:val="de-DE"/>
         </w:rPr>
-        <w:t xml:space="preserve">Abbildung 4: </w:t>
-      </w:r>
-      <w:proofErr w:type="gramStart"/>
-      <w:r>
-        <w:rPr>
-          <w:i/>
-          <w:color w:val="666666"/>
-          <w:sz w:val="18"/>
-          <w:lang w:val="de-DE"/>
-        </w:rPr>
-        <w:t>UML Klassendiagramm</w:t>
-      </w:r>
-      <w:proofErr w:type="gramEnd"/>
-      <w:r>
-        <w:rPr>
-          <w:i/>
-          <w:color w:val="666666"/>
-          <w:sz w:val="18"/>
-          <w:lang w:val="de-DE"/>
-        </w:rPr>
-        <w:t xml:space="preserve"> der Business-Schicht</w:t>
+        <w:t>Abbildung 4: UML Klassendiagramm der Business-Schicht</w:t>
       </w:r>
     </w:p>
     <w:p>
@@ -28456,27 +28274,7 @@
           <w:sz w:val="18"/>
           <w:lang w:val="de-DE"/>
         </w:rPr>
-        <w:t xml:space="preserve">Abbildung 5: </w:t>
-      </w:r>
-      <w:proofErr w:type="gramStart"/>
-      <w:r>
-        <w:rPr>
-          <w:i/>
-          <w:color w:val="666666"/>
-          <w:sz w:val="18"/>
-          <w:lang w:val="de-DE"/>
-        </w:rPr>
-        <w:t>UML Klassendiagramm</w:t>
-      </w:r>
-      <w:proofErr w:type="gramEnd"/>
-      <w:r>
-        <w:rPr>
-          <w:i/>
-          <w:color w:val="666666"/>
-          <w:sz w:val="18"/>
-          <w:lang w:val="de-DE"/>
-        </w:rPr>
-        <w:t xml:space="preserve"> der </w:t>
+        <w:t xml:space="preserve">Abbildung 5: UML Klassendiagramm der </w:t>
       </w:r>
       <w:proofErr w:type="spellStart"/>
       <w:r>
@@ -28915,21 +28713,7 @@
         <w:rPr>
           <w:lang w:val="de-DE"/>
         </w:rPr>
-        <w:t xml:space="preserve">4.7.2 </w:t>
-      </w:r>
-      <w:proofErr w:type="gramStart"/>
-      <w:r>
-        <w:rPr>
-          <w:lang w:val="de-DE"/>
-        </w:rPr>
-        <w:t>UML Klassendiagramm</w:t>
-      </w:r>
-      <w:proofErr w:type="gramEnd"/>
-      <w:r>
-        <w:rPr>
-          <w:lang w:val="de-DE"/>
-        </w:rPr>
-        <w:t xml:space="preserve"> integriert</w:t>
+        <w:t>4.7.2 UML Klassendiagramm integriert</w:t>
       </w:r>
     </w:p>
     <w:p>
@@ -29334,7 +29118,6 @@
           </w:tcPr>
           <w:p>
             <w:proofErr w:type="spellStart"/>
-            <w:proofErr w:type="gramStart"/>
             <w:r>
               <w:rPr>
                 <w:sz w:val="16"/>
@@ -29346,14 +29129,7 @@
               <w:rPr>
                 <w:sz w:val="16"/>
               </w:rPr>
-              <w:t xml:space="preserve"> die</w:t>
-            </w:r>
-            <w:proofErr w:type="gramEnd"/>
-            <w:r>
-              <w:rPr>
-                <w:sz w:val="16"/>
-              </w:rPr>
-              <w:t xml:space="preserve"> </w:t>
+              <w:t xml:space="preserve"> die </w:t>
             </w:r>
             <w:proofErr w:type="spellStart"/>
             <w:r>
@@ -31443,7 +31219,7 @@
         <w:gridCol w:w="1452"/>
         <w:gridCol w:w="3084"/>
         <w:gridCol w:w="3402"/>
-        <w:gridCol w:w="1195"/>
+        <w:gridCol w:w="1284"/>
       </w:tblGrid>
       <w:tr>
         <w:trPr>
@@ -31536,6 +31312,184 @@
               </w:rPr>
               <w:t>Status</w:t>
             </w:r>
+          </w:p>
+        </w:tc>
+      </w:tr>
+      <w:tr>
+        <w:trPr>
+          <w:trHeight w:val="270"/>
+          <w:jc w:val="center"/>
+        </w:trPr>
+        <w:tc>
+          <w:tcPr>
+            <w:tcW w:w="1452" w:type="dxa"/>
+            <w:tcBorders>
+              <w:top w:val="single" w:sz="8" w:space="0" w:color="D9E2F3"/>
+              <w:left w:val="single" w:sz="8" w:space="0" w:color="D9E2F3"/>
+              <w:bottom w:val="single" w:sz="8" w:space="0" w:color="D9E2F3"/>
+              <w:right w:val="single" w:sz="8" w:space="0" w:color="D9E2F3"/>
+            </w:tcBorders>
+            <w:shd w:val="clear" w:color="auto" w:fill="FFFFFF"/>
+          </w:tcPr>
+          <w:p>
+            <w:pPr>
+              <w:rPr>
+                <w:sz w:val="16"/>
+                <w:szCs w:val="16"/>
+              </w:rPr>
+            </w:pPr>
+            <w:r>
+              <w:rPr>
+                <w:sz w:val="16"/>
+                <w:szCs w:val="16"/>
+              </w:rPr>
+              <w:t>Di</w:t>
+            </w:r>
+            <w:r>
+              <w:rPr>
+                <w:sz w:val="16"/>
+                <w:szCs w:val="16"/>
+              </w:rPr>
+              <w:t xml:space="preserve">, </w:t>
+            </w:r>
+            <w:r>
+              <w:rPr>
+                <w:sz w:val="16"/>
+                <w:szCs w:val="16"/>
+              </w:rPr>
+              <w:t>17.03.2026</w:t>
+            </w:r>
+          </w:p>
+        </w:tc>
+        <w:tc>
+          <w:tcPr>
+            <w:tcW w:w="3084" w:type="dxa"/>
+            <w:tcBorders>
+              <w:top w:val="single" w:sz="8" w:space="0" w:color="D9E2F3"/>
+              <w:left w:val="single" w:sz="8" w:space="0" w:color="D9E2F3"/>
+              <w:bottom w:val="single" w:sz="8" w:space="0" w:color="D9E2F3"/>
+              <w:right w:val="single" w:sz="8" w:space="0" w:color="D9E2F3"/>
+            </w:tcBorders>
+            <w:shd w:val="clear" w:color="auto" w:fill="FFFFFF"/>
+          </w:tcPr>
+          <w:p>
+            <w:pPr>
+              <w:rPr>
+                <w:sz w:val="16"/>
+                <w:szCs w:val="16"/>
+              </w:rPr>
+            </w:pPr>
+            <w:r>
+              <w:rPr>
+                <w:sz w:val="16"/>
+                <w:szCs w:val="16"/>
+              </w:rPr>
+              <w:t xml:space="preserve">Keine </w:t>
+            </w:r>
+            <w:proofErr w:type="spellStart"/>
+            <w:r>
+              <w:rPr>
+                <w:sz w:val="16"/>
+                <w:szCs w:val="16"/>
+              </w:rPr>
+              <w:t>Rückmeldung</w:t>
+            </w:r>
+            <w:proofErr w:type="spellEnd"/>
+            <w:r>
+              <w:rPr>
+                <w:sz w:val="16"/>
+                <w:szCs w:val="16"/>
+              </w:rPr>
+              <w:t xml:space="preserve"> </w:t>
+            </w:r>
+            <w:proofErr w:type="spellStart"/>
+            <w:r>
+              <w:rPr>
+                <w:sz w:val="16"/>
+                <w:szCs w:val="16"/>
+              </w:rPr>
+              <w:t>zu</w:t>
+            </w:r>
+            <w:proofErr w:type="spellEnd"/>
+            <w:r>
+              <w:rPr>
+                <w:sz w:val="16"/>
+                <w:szCs w:val="16"/>
+              </w:rPr>
+              <w:t xml:space="preserve"> Aufgabe 2</w:t>
+            </w:r>
+          </w:p>
+        </w:tc>
+        <w:tc>
+          <w:tcPr>
+            <w:tcW w:w="3402" w:type="dxa"/>
+            <w:tcBorders>
+              <w:top w:val="single" w:sz="8" w:space="0" w:color="D9E2F3"/>
+              <w:left w:val="single" w:sz="8" w:space="0" w:color="D9E2F3"/>
+              <w:bottom w:val="single" w:sz="8" w:space="0" w:color="D9E2F3"/>
+              <w:right w:val="single" w:sz="8" w:space="0" w:color="D9E2F3"/>
+            </w:tcBorders>
+            <w:shd w:val="clear" w:color="auto" w:fill="FFFFFF"/>
+          </w:tcPr>
+          <w:p>
+            <w:pPr>
+              <w:rPr>
+                <w:sz w:val="16"/>
+                <w:szCs w:val="16"/>
+              </w:rPr>
+            </w:pPr>
+            <w:r>
+              <w:rPr>
+                <w:sz w:val="16"/>
+                <w:szCs w:val="16"/>
+              </w:rPr>
+              <w:t xml:space="preserve">Keine Anpassung </w:t>
+            </w:r>
+            <w:proofErr w:type="spellStart"/>
+            <w:r>
+              <w:rPr>
+                <w:sz w:val="16"/>
+                <w:szCs w:val="16"/>
+              </w:rPr>
+              <w:t>notwendig</w:t>
+            </w:r>
+            <w:proofErr w:type="spellEnd"/>
+            <w:r>
+              <w:rPr>
+                <w:sz w:val="16"/>
+                <w:szCs w:val="16"/>
+              </w:rPr>
+              <w:t>.</w:t>
+            </w:r>
+          </w:p>
+        </w:tc>
+        <w:tc>
+          <w:tcPr>
+            <w:tcW w:w="1195" w:type="dxa"/>
+            <w:tcBorders>
+              <w:top w:val="single" w:sz="8" w:space="0" w:color="D9E2F3"/>
+              <w:left w:val="single" w:sz="8" w:space="0" w:color="D9E2F3"/>
+              <w:bottom w:val="single" w:sz="8" w:space="0" w:color="D9E2F3"/>
+              <w:right w:val="single" w:sz="8" w:space="0" w:color="D9E2F3"/>
+            </w:tcBorders>
+            <w:shd w:val="clear" w:color="auto" w:fill="FFFFFF"/>
+          </w:tcPr>
+          <w:p>
+            <w:pPr>
+              <w:rPr>
+                <w:sz w:val="16"/>
+                <w:szCs w:val="16"/>
+              </w:rPr>
+            </w:pPr>
+            <w:proofErr w:type="spellStart"/>
+            <w:r>
+              <w:rPr>
+                <w:sz w:val="16"/>
+                <w:szCs w:val="16"/>
+              </w:rPr>
+              <w:t>abgeschlossen</w:t>
+            </w:r>
+            <w:proofErr w:type="spellEnd"/>
           </w:p>
         </w:tc>
       </w:tr>
@@ -32227,19 +32181,6 @@
           <w:lang w:val="de-DE"/>
         </w:rPr>
       </w:pPr>
-    </w:p>
-    <w:p>
-      <w:pPr>
-        <w:rPr>
-          <w:lang w:val="de-DE"/>
-        </w:rPr>
-      </w:pPr>
-      <w:r>
-        <w:rPr>
-          <w:lang w:val="de-DE"/>
-        </w:rPr>
-        <w:br w:type="page"/>
-      </w:r>
     </w:p>
     <w:p>
       <w:pPr>
@@ -36607,7 +36548,6 @@
           </w:tcPr>
           <w:p>
             <w:proofErr w:type="spellStart"/>
-            <w:proofErr w:type="gramStart"/>
             <w:r>
               <w:rPr>
                 <w:sz w:val="16"/>
@@ -36622,7 +36562,6 @@
               <w:t>(</w:t>
             </w:r>
             <w:proofErr w:type="spellStart"/>
-            <w:proofErr w:type="gramEnd"/>
             <w:r>
               <w:rPr>
                 <w:sz w:val="16"/>
@@ -36696,7 +36635,6 @@
           </w:tcPr>
           <w:p>
             <w:proofErr w:type="spellStart"/>
-            <w:proofErr w:type="gramStart"/>
             <w:r>
               <w:rPr>
                 <w:sz w:val="16"/>
@@ -36708,14 +36646,7 @@
               <w:rPr>
                 <w:sz w:val="16"/>
               </w:rPr>
-              <w:t>(</w:t>
-            </w:r>
-            <w:proofErr w:type="gramEnd"/>
-            <w:r>
-              <w:rPr>
-                <w:sz w:val="16"/>
-              </w:rPr>
-              <w:t xml:space="preserve">int </w:t>
+              <w:t xml:space="preserve">(int </w:t>
             </w:r>
             <w:proofErr w:type="spellStart"/>
             <w:r>
@@ -36777,7 +36708,6 @@
           </w:tcPr>
           <w:p>
             <w:proofErr w:type="spellStart"/>
-            <w:proofErr w:type="gramStart"/>
             <w:r>
               <w:rPr>
                 <w:sz w:val="16"/>
@@ -36789,14 +36719,7 @@
               <w:rPr>
                 <w:sz w:val="16"/>
               </w:rPr>
-              <w:t>(</w:t>
-            </w:r>
-            <w:proofErr w:type="gramEnd"/>
-            <w:r>
-              <w:rPr>
-                <w:sz w:val="16"/>
-              </w:rPr>
-              <w:t>)</w:t>
+              <w:t>()</w:t>
             </w:r>
           </w:p>
         </w:tc>
@@ -36844,7 +36767,6 @@
           </w:tcPr>
           <w:p>
             <w:proofErr w:type="spellStart"/>
-            <w:proofErr w:type="gramStart"/>
             <w:r>
               <w:rPr>
                 <w:sz w:val="16"/>
@@ -36859,7 +36781,6 @@
               <w:t>(</w:t>
             </w:r>
             <w:proofErr w:type="spellStart"/>
-            <w:proofErr w:type="gramEnd"/>
             <w:r>
               <w:rPr>
                 <w:sz w:val="16"/>
@@ -39079,19 +39000,11 @@
               <w:t xml:space="preserve"> </w:t>
             </w:r>
             <w:proofErr w:type="spellStart"/>
-            <w:proofErr w:type="gramStart"/>
-            <w:r>
-              <w:rPr>
-                <w:lang w:val="de-DE"/>
-              </w:rPr>
-              <w:t>ch.werkstattteam</w:t>
-            </w:r>
-            <w:proofErr w:type="gramEnd"/>
-            <w:r>
-              <w:rPr>
-                <w:lang w:val="de-DE"/>
-              </w:rPr>
-              <w:t>.werkstattpilot</w:t>
+            <w:r>
+              <w:rPr>
+                <w:lang w:val="de-DE"/>
+              </w:rPr>
+              <w:t>ch.werkstattteam.werkstattpilot</w:t>
             </w:r>
             <w:proofErr w:type="spellEnd"/>
           </w:p>
@@ -39627,6 +39540,184 @@
                 <w:sz w:val="16"/>
                 <w:szCs w:val="16"/>
               </w:rPr>
+              <w:t>Di</w:t>
+            </w:r>
+            <w:r>
+              <w:rPr>
+                <w:sz w:val="16"/>
+                <w:szCs w:val="16"/>
+              </w:rPr>
+              <w:t xml:space="preserve">, </w:t>
+            </w:r>
+            <w:r>
+              <w:rPr>
+                <w:sz w:val="16"/>
+                <w:szCs w:val="16"/>
+              </w:rPr>
+              <w:t>17.03.2026</w:t>
+            </w:r>
+          </w:p>
+        </w:tc>
+        <w:tc>
+          <w:tcPr>
+            <w:tcW w:w="2835" w:type="dxa"/>
+            <w:tcBorders>
+              <w:top w:val="single" w:sz="8" w:space="0" w:color="D9E2F3"/>
+              <w:left w:val="single" w:sz="8" w:space="0" w:color="D9E2F3"/>
+              <w:bottom w:val="single" w:sz="8" w:space="0" w:color="D9E2F3"/>
+              <w:right w:val="single" w:sz="8" w:space="0" w:color="D9E2F3"/>
+            </w:tcBorders>
+            <w:shd w:val="clear" w:color="auto" w:fill="FFFFFF"/>
+          </w:tcPr>
+          <w:p>
+            <w:pPr>
+              <w:rPr>
+                <w:sz w:val="16"/>
+                <w:szCs w:val="16"/>
+                <w:lang w:val="de-DE"/>
+              </w:rPr>
+            </w:pPr>
+            <w:r>
+              <w:rPr>
+                <w:sz w:val="16"/>
+                <w:szCs w:val="16"/>
+              </w:rPr>
+              <w:t xml:space="preserve">Keine </w:t>
+            </w:r>
+            <w:proofErr w:type="spellStart"/>
+            <w:r>
+              <w:rPr>
+                <w:sz w:val="16"/>
+                <w:szCs w:val="16"/>
+              </w:rPr>
+              <w:t>Rückmeldung</w:t>
+            </w:r>
+            <w:proofErr w:type="spellEnd"/>
+            <w:r>
+              <w:rPr>
+                <w:sz w:val="16"/>
+                <w:szCs w:val="16"/>
+              </w:rPr>
+              <w:t xml:space="preserve"> </w:t>
+            </w:r>
+            <w:proofErr w:type="spellStart"/>
+            <w:r>
+              <w:rPr>
+                <w:sz w:val="16"/>
+                <w:szCs w:val="16"/>
+              </w:rPr>
+              <w:t>zu</w:t>
+            </w:r>
+            <w:proofErr w:type="spellEnd"/>
+            <w:r>
+              <w:rPr>
+                <w:sz w:val="16"/>
+                <w:szCs w:val="16"/>
+              </w:rPr>
+              <w:t xml:space="preserve"> Aufgabe 2</w:t>
+            </w:r>
+          </w:p>
+        </w:tc>
+        <w:tc>
+          <w:tcPr>
+            <w:tcW w:w="3402" w:type="dxa"/>
+            <w:tcBorders>
+              <w:top w:val="single" w:sz="8" w:space="0" w:color="D9E2F3"/>
+              <w:left w:val="single" w:sz="8" w:space="0" w:color="D9E2F3"/>
+              <w:bottom w:val="single" w:sz="8" w:space="0" w:color="D9E2F3"/>
+              <w:right w:val="single" w:sz="8" w:space="0" w:color="D9E2F3"/>
+            </w:tcBorders>
+            <w:shd w:val="clear" w:color="auto" w:fill="FFFFFF"/>
+          </w:tcPr>
+          <w:p>
+            <w:pPr>
+              <w:rPr>
+                <w:sz w:val="16"/>
+                <w:szCs w:val="16"/>
+              </w:rPr>
+            </w:pPr>
+            <w:r>
+              <w:rPr>
+                <w:sz w:val="16"/>
+                <w:szCs w:val="16"/>
+              </w:rPr>
+              <w:t xml:space="preserve">Keine Anpassung </w:t>
+            </w:r>
+            <w:proofErr w:type="spellStart"/>
+            <w:r>
+              <w:rPr>
+                <w:sz w:val="16"/>
+                <w:szCs w:val="16"/>
+              </w:rPr>
+              <w:t>notwendig</w:t>
+            </w:r>
+            <w:proofErr w:type="spellEnd"/>
+            <w:r>
+              <w:rPr>
+                <w:sz w:val="16"/>
+                <w:szCs w:val="16"/>
+              </w:rPr>
+              <w:t>.</w:t>
+            </w:r>
+          </w:p>
+        </w:tc>
+        <w:tc>
+          <w:tcPr>
+            <w:tcW w:w="1284" w:type="dxa"/>
+            <w:tcBorders>
+              <w:top w:val="single" w:sz="8" w:space="0" w:color="D9E2F3"/>
+              <w:left w:val="single" w:sz="8" w:space="0" w:color="D9E2F3"/>
+              <w:bottom w:val="single" w:sz="8" w:space="0" w:color="D9E2F3"/>
+              <w:right w:val="single" w:sz="8" w:space="0" w:color="D9E2F3"/>
+            </w:tcBorders>
+            <w:shd w:val="clear" w:color="auto" w:fill="FFFFFF"/>
+          </w:tcPr>
+          <w:p>
+            <w:pPr>
+              <w:rPr>
+                <w:sz w:val="16"/>
+                <w:szCs w:val="16"/>
+              </w:rPr>
+            </w:pPr>
+            <w:proofErr w:type="spellStart"/>
+            <w:r>
+              <w:rPr>
+                <w:sz w:val="16"/>
+                <w:szCs w:val="16"/>
+              </w:rPr>
+              <w:t>abgeschlossen</w:t>
+            </w:r>
+            <w:proofErr w:type="spellEnd"/>
+          </w:p>
+        </w:tc>
+      </w:tr>
+      <w:tr>
+        <w:trPr>
+          <w:jc w:val="center"/>
+        </w:trPr>
+        <w:tc>
+          <w:tcPr>
+            <w:tcW w:w="1701" w:type="dxa"/>
+            <w:tcBorders>
+              <w:top w:val="single" w:sz="8" w:space="0" w:color="D9E2F3"/>
+              <w:left w:val="single" w:sz="8" w:space="0" w:color="D9E2F3"/>
+              <w:bottom w:val="single" w:sz="8" w:space="0" w:color="D9E2F3"/>
+              <w:right w:val="single" w:sz="8" w:space="0" w:color="D9E2F3"/>
+            </w:tcBorders>
+            <w:shd w:val="clear" w:color="auto" w:fill="FFFFFF"/>
+          </w:tcPr>
+          <w:p>
+            <w:pPr>
+              <w:rPr>
+                <w:sz w:val="16"/>
+                <w:szCs w:val="16"/>
+              </w:rPr>
+            </w:pPr>
+            <w:r>
+              <w:rPr>
+                <w:sz w:val="16"/>
+                <w:szCs w:val="16"/>
+              </w:rPr>
               <w:t>Di, 21.04.2026</w:t>
             </w:r>
           </w:p>
@@ -39746,6 +39837,7 @@
                 <w:szCs w:val="16"/>
               </w:rPr>
             </w:pPr>
+            <w:proofErr w:type="spellStart"/>
             <w:r>
               <w:rPr>
                 <w:sz w:val="16"/>
@@ -39753,6 +39845,7 @@
               </w:rPr>
               <w:t>berücksichtigt</w:t>
             </w:r>
+            <w:proofErr w:type="spellEnd"/>
           </w:p>
         </w:tc>
       </w:tr>
@@ -40795,16 +40888,8 @@
         <w:rPr>
           <w:lang w:val="de-CH"/>
         </w:rPr>
-        <w:t xml:space="preserve">Die vollständige Programmierung </w:t>
+        <w:t>Die vollständige Programmierung des Java</w:t>
       </w:r>
-      <w:proofErr w:type="gramStart"/>
-      <w:r>
-        <w:rPr>
-          <w:lang w:val="de-CH"/>
-        </w:rPr>
-        <w:t>des Java</w:t>
-      </w:r>
-      <w:proofErr w:type="gramEnd"/>
       <w:r>
         <w:rPr>
           <w:lang w:val="de-CH"/>
